--- a/templates/docs/Agricultural Management.docx
+++ b/templates/docs/Agricultural Management.docx
@@ -1,15 +1,15 @@
 
 <file path=word/document.xml><?xml version="1.0" encoding="utf-8"?>
-<w:document xmlns:wpc="http://schemas.microsoft.com/office/word/2010/wordprocessingCanvas" xmlns:cx="http://schemas.microsoft.com/office/drawing/2014/chartex" xmlns:cx1="http://schemas.microsoft.com/office/drawing/2015/9/8/chartex" xmlns:cx2="http://schemas.microsoft.com/office/drawing/2015/10/21/chartex" xmlns:cx3="http://schemas.microsoft.com/office/drawing/2016/5/9/chartex" xmlns:cx4="http://schemas.microsoft.com/office/drawing/2016/5/10/chartex" xmlns:cx5="http://schemas.microsoft.com/office/drawing/2016/5/11/chartex" xmlns:cx6="http://schemas.microsoft.com/office/drawing/2016/5/12/chartex" xmlns:cx7="http://schemas.microsoft.com/office/drawing/2016/5/13/chartex" xmlns:cx8="http://schemas.microsoft.com/office/drawing/2016/5/14/chartex" xmlns:mc="http://schemas.openxmlformats.org/markup-compatibility/2006" xmlns:aink="http://schemas.microsoft.com/office/drawing/2016/ink" xmlns:am3d="http://schemas.microsoft.com/office/drawing/2017/model3d" xmlns:o="urn:schemas-microsoft-com:office:office" xmlns:oel="http://schemas.microsoft.com/office/2019/extlst" xmlns:r="http://schemas.openxmlformats.org/officeDocument/2006/relationships" xmlns:m="http://schemas.openxmlformats.org/officeDocument/2006/math" xmlns:v="urn:schemas-microsoft-com:vml" xmlns:wp14="http://schemas.microsoft.com/office/word/2010/wordprocessingDrawing" xmlns:wp="http://schemas.openxmlformats.org/drawingml/2006/wordprocessingDrawing" xmlns:w10="urn:schemas-microsoft-com:office:word" xmlns:w="http://schemas.openxmlformats.org/wordprocessingml/2006/main" xmlns:w14="http://schemas.microsoft.com/office/word/2010/wordml" xmlns:w15="http://schemas.microsoft.com/office/word/2012/wordml" xmlns:w16cex="http://schemas.microsoft.com/office/word/2018/wordml/cex" xmlns:w16cid="http://schemas.microsoft.com/office/word/2016/wordml/cid" xmlns:w16="http://schemas.microsoft.com/office/word/2018/wordml" xmlns:w16du="http://schemas.microsoft.com/office/word/2023/wordml/word16du" xmlns:w16sdtdh="http://schemas.microsoft.com/office/word/2020/wordml/sdtdatahash" xmlns:w16sdtfl="http://schemas.microsoft.com/office/word/2024/wordml/sdtformatlock" xmlns:w16se="http://schemas.microsoft.com/office/word/2015/wordml/symex" xmlns:wpg="http://schemas.microsoft.com/office/word/2010/wordprocessingGroup" xmlns:wpi="http://schemas.microsoft.com/office/word/2010/wordprocessingInk" xmlns:wne="http://schemas.microsoft.com/office/word/2006/wordml" xmlns:wps="http://schemas.microsoft.com/office/word/2010/wordprocessingShape" mc:Ignorable="w14 w15 w16se w16cid w16 w16cex w16sdtdh w16sdtfl w16du wp14">
+<w:document xmlns:o="urn:schemas-microsoft-com:office:office" xmlns:r="http://schemas.openxmlformats.org/officeDocument/2006/relationships" xmlns:v="urn:schemas-microsoft-com:vml" xmlns:w="http://schemas.openxmlformats.org/wordprocessingml/2006/main" xmlns:w10="urn:schemas-microsoft-com:office:word" xmlns:wp="http://schemas.openxmlformats.org/drawingml/2006/wordprocessingDrawing" xmlns:pic="http://schemas.openxmlformats.org/drawingml/2006/picture" xmlns:wps="http://schemas.microsoft.com/office/word/2010/wordprocessingShape" xmlns:wpg="http://schemas.microsoft.com/office/word/2010/wordprocessingGroup" xmlns:mc="http://schemas.openxmlformats.org/markup-compatibility/2006" xmlns:wp14="http://schemas.microsoft.com/office/word/2010/wordprocessingDrawing" xmlns:w14="http://schemas.microsoft.com/office/word/2010/wordml" xmlns:w15="http://schemas.microsoft.com/office/word/2012/wordml" mc:Ignorable="w14 wp14 w15">
   <w:body>
     <w:p>
       <w:pPr>
-        <w:spacing w:before="162" w:line="199" w:lineRule="exact"/>
-        <w:ind w:right="380" w:firstLine="1"/>
-        <w:jc w:val="right"/>
-        <w:rPr>
-          <w:rFonts w:ascii="Arial" w:eastAsia="Arial" w:hAnsi="Arial" w:cs="Arial"/>
-          <w:noProof/>
+        <w:pStyle w:val="Normal"/>
+        <w:spacing w:lineRule="exact" w:line="199" w:before="162" w:after="0"/>
+        <w:ind w:firstLine="1" w:end="380"/>
+        <w:jc w:val="end"/>
+        <w:rPr>
+          <w:rFonts w:ascii="Arial" w:hAnsi="Arial" w:eastAsia="Arial" w:cs="Arial"/>
           <w:color w:val="000000"/>
           <w:sz w:val="20"/>
           <w:szCs w:val="20"/>
@@ -19,8 +19,7 @@
       <w:bookmarkEnd w:id="0"/>
       <w:r>
         <w:rPr>
-          <w:rFonts w:ascii="Arial" w:eastAsia="Arial" w:hAnsi="Arial" w:cs="Arial"/>
-          <w:noProof/>
+          <w:rFonts w:eastAsia="Arial" w:cs="Arial" w:ascii="Arial" w:hAnsi="Arial"/>
           <w:color w:val="000000"/>
           <w:spacing w:val="-1"/>
           <w:sz w:val="20"/>
@@ -31,14 +30,15 @@
     </w:p>
     <w:p>
       <w:pPr>
+        <w:pStyle w:val="Normal"/>
         <w:tabs>
-          <w:tab w:val="left" w:pos="1133"/>
+          <w:tab w:val="clear" w:pos="720"/>
+          <w:tab w:val="left" w:pos="1133" w:leader="none"/>
         </w:tabs>
-        <w:spacing w:before="307" w:line="200" w:lineRule="exact"/>
-        <w:ind w:left="413" w:firstLine="1"/>
-        <w:rPr>
-          <w:rFonts w:ascii="Arial" w:eastAsia="Arial" w:hAnsi="Arial" w:cs="Arial"/>
-          <w:noProof/>
+        <w:spacing w:lineRule="exact" w:line="200" w:before="307" w:after="0"/>
+        <w:ind w:firstLine="1" w:start="413"/>
+        <w:rPr>
+          <w:rFonts w:ascii="Arial" w:hAnsi="Arial" w:eastAsia="Arial" w:cs="Arial"/>
           <w:color w:val="000000"/>
           <w:spacing w:val="-2"/>
           <w:sz w:val="20"/>
@@ -47,8 +47,7 @@
       </w:pPr>
       <w:r>
         <w:rPr>
-          <w:rFonts w:ascii="Arial" w:eastAsia="Arial" w:hAnsi="Arial" w:cs="Arial"/>
-          <w:noProof/>
+          <w:rFonts w:eastAsia="Arial" w:cs="Arial" w:ascii="Arial" w:hAnsi="Arial"/>
           <w:color w:val="000000"/>
           <w:spacing w:val="-1"/>
           <w:sz w:val="20"/>
@@ -58,8 +57,7 @@
       </w:r>
       <w:r>
         <w:rPr>
-          <w:rFonts w:ascii="Arial" w:eastAsia="Arial" w:hAnsi="Arial" w:cs="Arial"/>
-          <w:noProof/>
+          <w:rFonts w:eastAsia="Arial" w:cs="Arial" w:ascii="Arial" w:hAnsi="Arial"/>
           <w:color w:val="000000"/>
           <w:spacing w:val="-2"/>
           <w:sz w:val="20"/>
@@ -69,8 +67,7 @@
       </w:r>
       <w:r>
         <w:rPr>
-          <w:rFonts w:ascii="Arial" w:eastAsia="Arial" w:hAnsi="Arial" w:cs="Arial"/>
-          <w:noProof/>
+          <w:rFonts w:eastAsia="Arial" w:cs="Arial" w:ascii="Arial" w:hAnsi="Arial"/>
           <w:color w:val="000000"/>
           <w:sz w:val="20"/>
           <w:szCs w:val="20"/>
@@ -79,8 +76,7 @@
       </w:r>
       <w:r>
         <w:rPr>
-          <w:rFonts w:ascii="Arial" w:eastAsia="Arial" w:hAnsi="Arial" w:cs="Arial"/>
-          <w:noProof/>
+          <w:rFonts w:eastAsia="Arial" w:cs="Arial" w:ascii="Arial" w:hAnsi="Arial"/>
           <w:color w:val="000000"/>
           <w:spacing w:val="1"/>
           <w:sz w:val="20"/>
@@ -90,8 +86,7 @@
       </w:r>
       <w:r>
         <w:rPr>
-          <w:rFonts w:ascii="Arial" w:eastAsia="Arial" w:hAnsi="Arial" w:cs="Arial"/>
-          <w:noProof/>
+          <w:rFonts w:eastAsia="Arial" w:cs="Arial" w:ascii="Arial" w:hAnsi="Arial"/>
           <w:color w:val="000000"/>
           <w:sz w:val="20"/>
           <w:szCs w:val="20"/>
@@ -100,8 +95,7 @@
       </w:r>
       <w:r>
         <w:rPr>
-          <w:rFonts w:ascii="Arial" w:eastAsia="Arial" w:hAnsi="Arial" w:cs="Arial"/>
-          <w:noProof/>
+          <w:rFonts w:eastAsia="Arial" w:cs="Arial" w:ascii="Arial" w:hAnsi="Arial"/>
           <w:color w:val="000000"/>
           <w:spacing w:val="-2"/>
           <w:sz w:val="20"/>
@@ -111,8 +105,7 @@
       </w:r>
       <w:r>
         <w:rPr>
-          <w:rFonts w:ascii="Arial" w:eastAsia="Arial" w:hAnsi="Arial" w:cs="Arial"/>
-          <w:noProof/>
+          <w:rFonts w:eastAsia="Arial" w:cs="Arial" w:ascii="Arial" w:hAnsi="Arial"/>
           <w:color w:val="000000"/>
           <w:sz w:val="20"/>
           <w:szCs w:val="20"/>
@@ -121,8 +114,7 @@
       </w:r>
       <w:r>
         <w:rPr>
-          <w:rFonts w:ascii="Arial" w:eastAsia="Arial" w:hAnsi="Arial" w:cs="Arial"/>
-          <w:noProof/>
+          <w:rFonts w:eastAsia="Arial" w:cs="Arial" w:ascii="Arial" w:hAnsi="Arial"/>
           <w:color w:val="000000"/>
           <w:spacing w:val="-1"/>
           <w:sz w:val="20"/>
@@ -133,14 +125,14 @@
     </w:p>
     <w:p>
       <w:pPr>
-        <w:spacing w:line="329" w:lineRule="exact"/>
-        <w:ind w:left="-5460" w:firstLine="1"/>
+        <w:pStyle w:val="Normal"/>
+        <w:spacing w:lineRule="exact" w:line="329"/>
+        <w:ind w:firstLine="1" w:start="-5460"/>
         <w:jc w:val="center"/>
         <w:rPr>
-          <w:rFonts w:ascii="Arial" w:eastAsia="Arial" w:hAnsi="Arial" w:cs="Arial"/>
+          <w:rFonts w:ascii="Arial" w:hAnsi="Arial" w:eastAsia="Arial" w:cs="Arial"/>
           <w:b/>
           <w:bCs/>
-          <w:noProof/>
           <w:color w:val="000000"/>
           <w:spacing w:val="1"/>
           <w:sz w:val="24"/>
@@ -149,14 +141,16 @@
       </w:pPr>
       <w:r>
         <w:rPr>
-          <w:rFonts w:ascii="Times New Roman" w:eastAsia="Times New Roman" w:hAnsi="Times New Roman" w:cs="Times New Roman"/>
-          <w:noProof/>
-          <w:color w:val="000000"/>
+          <w:rFonts w:eastAsia="Arial" w:cs="Arial" w:ascii="Arial" w:hAnsi="Arial"/>
+          <w:b/>
+          <w:bCs/>
+          <w:color w:val="000000"/>
+          <w:spacing w:val="1"/>
           <w:sz w:val="24"/>
           <w:szCs w:val="24"/>
         </w:rPr>
         <w:drawing>
-          <wp:anchor distT="0" distB="0" distL="114300" distR="114300" simplePos="0" relativeHeight="251665920" behindDoc="0" locked="0" layoutInCell="1" allowOverlap="1" wp14:anchorId="602B4F76" wp14:editId="23F4761A">
+          <wp:anchor distT="0" distB="0" distL="0" distR="0" simplePos="0" relativeHeight="2" behindDoc="0" locked="0" layoutInCell="0" allowOverlap="1">
             <wp:simplePos x="0" y="0"/>
             <wp:positionH relativeFrom="page">
               <wp:posOffset>723900</wp:posOffset>
@@ -167,7 +161,7 @@
             <wp:extent cx="1219200" cy="838200"/>
             <wp:effectExtent l="0" t="0" r="0" b="0"/>
             <wp:wrapNone/>
-            <wp:docPr id="18" name="Picture 1"/>
+            <wp:docPr id="1" name="Picture 1"/>
             <wp:cNvGraphicFramePr>
               <a:graphicFrameLocks xmlns:a="http://schemas.openxmlformats.org/drawingml/2006/main" noChangeAspect="1"/>
             </wp:cNvGraphicFramePr>
@@ -175,20 +169,13 @@
               <a:graphicData uri="http://schemas.openxmlformats.org/drawingml/2006/picture">
                 <pic:pic xmlns:pic="http://schemas.openxmlformats.org/drawingml/2006/picture">
                   <pic:nvPicPr>
-                    <pic:cNvPr id="0" name="Picture 18"/>
+                    <pic:cNvPr id="1" name="Picture 1"/>
                     <pic:cNvPicPr>
                       <a:picLocks noChangeAspect="1" noChangeArrowheads="1"/>
                     </pic:cNvPicPr>
                   </pic:nvPicPr>
                   <pic:blipFill>
-                    <a:blip r:embed="rId4">
-                      <a:extLst>
-                        <a:ext uri="{28A0092B-C50C-407E-A947-70E740481C1C}">
-                          <a14:useLocalDpi xmlns:a14="http://schemas.microsoft.com/office/drawing/2010/main" val="0"/>
-                        </a:ext>
-                      </a:extLst>
-                    </a:blip>
-                    <a:srcRect/>
+                    <a:blip r:embed="rId2"/>
                     <a:stretch>
                       <a:fillRect/>
                     </a:stretch>
@@ -206,26 +193,20 @@
                 </pic:pic>
               </a:graphicData>
             </a:graphic>
-            <wp14:sizeRelH relativeFrom="page">
-              <wp14:pctWidth>0</wp14:pctWidth>
-            </wp14:sizeRelH>
-            <wp14:sizeRelV relativeFrom="page">
-              <wp14:pctHeight>0</wp14:pctHeight>
-            </wp14:sizeRelV>
           </wp:anchor>
         </w:drawing>
       </w:r>
     </w:p>
     <w:p>
       <w:pPr>
-        <w:spacing w:before="63" w:line="415" w:lineRule="exact"/>
-        <w:ind w:left="3469" w:right="1241" w:firstLine="1"/>
+        <w:pStyle w:val="Normal"/>
+        <w:spacing w:lineRule="exact" w:line="415" w:before="63" w:after="0"/>
+        <w:ind w:firstLine="1" w:start="3469" w:end="1241"/>
         <w:jc w:val="center"/>
         <w:rPr>
-          <w:rFonts w:ascii="Arial" w:eastAsia="Arial" w:hAnsi="Arial" w:cs="Arial"/>
+          <w:rFonts w:ascii="Arial" w:hAnsi="Arial" w:eastAsia="Arial" w:cs="Arial"/>
           <w:b/>
           <w:bCs/>
-          <w:noProof/>
           <w:color w:val="000000"/>
           <w:spacing w:val="1"/>
           <w:sz w:val="24"/>
@@ -234,10 +215,9 @@
       </w:pPr>
       <w:r>
         <w:rPr>
-          <w:rFonts w:ascii="Arial" w:eastAsia="Arial" w:hAnsi="Arial" w:cs="Arial"/>
+          <w:rFonts w:eastAsia="Arial" w:cs="Arial" w:ascii="Arial" w:hAnsi="Arial"/>
           <w:b/>
           <w:bCs/>
-          <w:noProof/>
           <w:color w:val="000000"/>
           <w:sz w:val="24"/>
           <w:szCs w:val="24"/>
@@ -246,10 +226,9 @@
       </w:r>
       <w:r>
         <w:rPr>
-          <w:rFonts w:ascii="Arial" w:eastAsia="Arial" w:hAnsi="Arial" w:cs="Arial"/>
+          <w:rFonts w:eastAsia="Arial" w:cs="Arial" w:ascii="Arial" w:hAnsi="Arial"/>
           <w:b/>
           <w:bCs/>
-          <w:noProof/>
           <w:color w:val="000000"/>
           <w:spacing w:val="-1"/>
           <w:sz w:val="24"/>
@@ -259,10 +238,9 @@
       </w:r>
       <w:r>
         <w:rPr>
-          <w:rFonts w:ascii="Arial" w:eastAsia="Arial" w:hAnsi="Arial" w:cs="Arial"/>
+          <w:rFonts w:eastAsia="Arial" w:cs="Arial" w:ascii="Arial" w:hAnsi="Arial"/>
           <w:b/>
           <w:bCs/>
-          <w:noProof/>
           <w:color w:val="000000"/>
           <w:sz w:val="24"/>
           <w:szCs w:val="24"/>
@@ -271,10 +249,9 @@
       </w:r>
       <w:r>
         <w:rPr>
-          <w:rFonts w:ascii="Arial" w:eastAsia="Arial" w:hAnsi="Arial" w:cs="Arial"/>
+          <w:rFonts w:eastAsia="Arial" w:cs="Arial" w:ascii="Arial" w:hAnsi="Arial"/>
           <w:b/>
           <w:bCs/>
-          <w:noProof/>
           <w:color w:val="000000"/>
           <w:spacing w:val="-2"/>
           <w:sz w:val="24"/>
@@ -284,10 +261,9 @@
       </w:r>
       <w:r>
         <w:rPr>
-          <w:rFonts w:ascii="Arial" w:eastAsia="Arial" w:hAnsi="Arial" w:cs="Arial"/>
+          <w:rFonts w:eastAsia="Arial" w:cs="Arial" w:ascii="Arial" w:hAnsi="Arial"/>
           <w:b/>
           <w:bCs/>
-          <w:noProof/>
           <w:color w:val="000000"/>
           <w:spacing w:val="-1"/>
           <w:sz w:val="24"/>
@@ -297,10 +273,9 @@
       </w:r>
       <w:r>
         <w:rPr>
-          <w:rFonts w:ascii="Arial" w:eastAsia="Arial" w:hAnsi="Arial" w:cs="Arial"/>
+          <w:rFonts w:eastAsia="Arial" w:cs="Arial" w:ascii="Arial" w:hAnsi="Arial"/>
           <w:b/>
           <w:bCs/>
-          <w:noProof/>
           <w:color w:val="000000"/>
           <w:sz w:val="24"/>
           <w:szCs w:val="24"/>
@@ -309,10 +284,9 @@
       </w:r>
       <w:r>
         <w:rPr>
-          <w:rFonts w:ascii="Arial" w:eastAsia="Arial" w:hAnsi="Arial" w:cs="Arial"/>
+          <w:rFonts w:eastAsia="Arial" w:cs="Arial" w:ascii="Arial" w:hAnsi="Arial"/>
           <w:b/>
           <w:bCs/>
-          <w:noProof/>
           <w:color w:val="000000"/>
           <w:spacing w:val="1"/>
           <w:sz w:val="24"/>
@@ -322,10 +296,9 @@
       </w:r>
       <w:r>
         <w:rPr>
-          <w:rFonts w:ascii="Arial" w:eastAsia="Arial" w:hAnsi="Arial" w:cs="Arial"/>
+          <w:rFonts w:eastAsia="Arial" w:cs="Arial" w:ascii="Arial" w:hAnsi="Arial"/>
           <w:b/>
           <w:bCs/>
-          <w:noProof/>
           <w:color w:val="000000"/>
           <w:spacing w:val="11"/>
           <w:sz w:val="24"/>
@@ -335,10 +308,9 @@
       </w:r>
       <w:r>
         <w:rPr>
-          <w:rFonts w:ascii="Arial" w:eastAsia="Arial" w:hAnsi="Arial" w:cs="Arial"/>
+          <w:rFonts w:eastAsia="Arial" w:cs="Arial" w:ascii="Arial" w:hAnsi="Arial"/>
           <w:b/>
           <w:bCs/>
-          <w:noProof/>
           <w:color w:val="000000"/>
           <w:spacing w:val="2"/>
           <w:sz w:val="24"/>
@@ -348,10 +320,9 @@
       </w:r>
       <w:r>
         <w:rPr>
-          <w:rFonts w:ascii="Arial" w:eastAsia="Arial" w:hAnsi="Arial" w:cs="Arial"/>
+          <w:rFonts w:eastAsia="Arial" w:cs="Arial" w:ascii="Arial" w:hAnsi="Arial"/>
           <w:b/>
           <w:bCs/>
-          <w:noProof/>
           <w:color w:val="000000"/>
           <w:spacing w:val="13"/>
           <w:sz w:val="24"/>
@@ -361,10 +332,9 @@
       </w:r>
       <w:r>
         <w:rPr>
-          <w:rFonts w:ascii="Arial" w:eastAsia="Arial" w:hAnsi="Arial" w:cs="Arial"/>
+          <w:rFonts w:eastAsia="Arial" w:cs="Arial" w:ascii="Arial" w:hAnsi="Arial"/>
           <w:b/>
           <w:bCs/>
-          <w:noProof/>
           <w:color w:val="000000"/>
           <w:spacing w:val="1"/>
           <w:sz w:val="24"/>
@@ -374,10 +344,9 @@
       </w:r>
       <w:r>
         <w:rPr>
-          <w:rFonts w:ascii="Arial" w:eastAsia="Arial" w:hAnsi="Arial" w:cs="Arial"/>
+          <w:rFonts w:eastAsia="Arial" w:cs="Arial" w:ascii="Arial" w:hAnsi="Arial"/>
           <w:b/>
           <w:bCs/>
-          <w:noProof/>
           <w:color w:val="000000"/>
           <w:spacing w:val="5"/>
           <w:sz w:val="24"/>
@@ -387,10 +356,9 @@
       </w:r>
       <w:r>
         <w:rPr>
-          <w:rFonts w:ascii="Arial" w:eastAsia="Arial" w:hAnsi="Arial" w:cs="Arial"/>
+          <w:rFonts w:eastAsia="Arial" w:cs="Arial" w:ascii="Arial" w:hAnsi="Arial"/>
           <w:b/>
           <w:bCs/>
-          <w:noProof/>
           <w:color w:val="000000"/>
           <w:spacing w:val="1"/>
           <w:sz w:val="24"/>
@@ -400,10 +368,9 @@
       </w:r>
       <w:r>
         <w:rPr>
-          <w:rFonts w:ascii="Arial" w:eastAsia="Arial" w:hAnsi="Arial" w:cs="Arial"/>
+          <w:rFonts w:eastAsia="Arial" w:cs="Arial" w:ascii="Arial" w:hAnsi="Arial"/>
           <w:b/>
           <w:bCs/>
-          <w:noProof/>
           <w:color w:val="000000"/>
           <w:spacing w:val="6"/>
           <w:sz w:val="24"/>
@@ -413,10 +380,9 @@
       </w:r>
       <w:r>
         <w:rPr>
-          <w:rFonts w:ascii="Arial" w:eastAsia="Arial" w:hAnsi="Arial" w:cs="Arial"/>
+          <w:rFonts w:eastAsia="Arial" w:cs="Arial" w:ascii="Arial" w:hAnsi="Arial"/>
           <w:b/>
           <w:bCs/>
-          <w:noProof/>
           <w:color w:val="000000"/>
           <w:spacing w:val="2"/>
           <w:sz w:val="24"/>
@@ -426,10 +392,9 @@
       </w:r>
       <w:r>
         <w:rPr>
-          <w:rFonts w:ascii="Arial" w:eastAsia="Arial" w:hAnsi="Arial" w:cs="Arial"/>
+          <w:rFonts w:eastAsia="Arial" w:cs="Arial" w:ascii="Arial" w:hAnsi="Arial"/>
           <w:b/>
           <w:bCs/>
-          <w:noProof/>
           <w:color w:val="000000"/>
           <w:spacing w:val="4"/>
           <w:sz w:val="24"/>
@@ -439,10 +404,9 @@
       </w:r>
       <w:r>
         <w:rPr>
-          <w:rFonts w:ascii="Arial" w:eastAsia="Arial" w:hAnsi="Arial" w:cs="Arial"/>
+          <w:rFonts w:eastAsia="Arial" w:cs="Arial" w:ascii="Arial" w:hAnsi="Arial"/>
           <w:b/>
           <w:bCs/>
-          <w:noProof/>
           <w:color w:val="000000"/>
           <w:spacing w:val="1"/>
           <w:sz w:val="24"/>
@@ -452,10 +416,9 @@
       </w:r>
       <w:r>
         <w:rPr>
-          <w:rFonts w:ascii="Arial" w:eastAsia="Arial" w:hAnsi="Arial" w:cs="Arial"/>
+          <w:rFonts w:eastAsia="Arial" w:cs="Arial" w:ascii="Arial" w:hAnsi="Arial"/>
           <w:b/>
           <w:bCs/>
-          <w:noProof/>
           <w:color w:val="000000"/>
           <w:spacing w:val="6"/>
           <w:sz w:val="24"/>
@@ -465,10 +428,9 @@
       </w:r>
       <w:r>
         <w:rPr>
-          <w:rFonts w:ascii="Arial" w:eastAsia="Arial" w:hAnsi="Arial" w:cs="Arial"/>
+          <w:rFonts w:eastAsia="Arial" w:cs="Arial" w:ascii="Arial" w:hAnsi="Arial"/>
           <w:b/>
           <w:bCs/>
-          <w:noProof/>
           <w:color w:val="000000"/>
           <w:spacing w:val="2"/>
           <w:sz w:val="24"/>
@@ -478,10 +440,9 @@
       </w:r>
       <w:r>
         <w:rPr>
-          <w:rFonts w:ascii="Arial" w:eastAsia="Arial" w:hAnsi="Arial" w:cs="Arial"/>
+          <w:rFonts w:eastAsia="Arial" w:cs="Arial" w:ascii="Arial" w:hAnsi="Arial"/>
           <w:b/>
           <w:bCs/>
-          <w:noProof/>
           <w:color w:val="000000"/>
           <w:spacing w:val="5"/>
           <w:sz w:val="24"/>
@@ -491,10 +452,9 @@
       </w:r>
       <w:r>
         <w:rPr>
-          <w:rFonts w:ascii="Arial" w:eastAsia="Arial" w:hAnsi="Arial" w:cs="Arial"/>
+          <w:rFonts w:eastAsia="Arial" w:cs="Arial" w:ascii="Arial" w:hAnsi="Arial"/>
           <w:b/>
           <w:bCs/>
-          <w:noProof/>
           <w:color w:val="000000"/>
           <w:spacing w:val="1"/>
           <w:sz w:val="24"/>
@@ -505,12 +465,12 @@
     </w:p>
     <w:p>
       <w:pPr>
-        <w:spacing w:before="303" w:line="199" w:lineRule="exact"/>
-        <w:ind w:left="-20" w:firstLine="1"/>
+        <w:pStyle w:val="Normal"/>
+        <w:spacing w:lineRule="exact" w:line="199" w:before="303" w:after="0"/>
+        <w:ind w:firstLine="1" w:start="-20"/>
         <w:jc w:val="center"/>
         <w:rPr>
-          <w:rFonts w:ascii="Arial" w:eastAsia="Arial" w:hAnsi="Arial" w:cs="Arial"/>
-          <w:noProof/>
+          <w:rFonts w:ascii="Arial" w:hAnsi="Arial" w:eastAsia="Arial" w:cs="Arial"/>
           <w:color w:val="000000"/>
           <w:sz w:val="20"/>
           <w:szCs w:val="20"/>
@@ -518,8 +478,7 @@
       </w:pPr>
       <w:r>
         <w:rPr>
-          <w:rFonts w:ascii="Arial" w:eastAsia="Arial" w:hAnsi="Arial" w:cs="Arial"/>
-          <w:noProof/>
+          <w:rFonts w:eastAsia="Arial" w:cs="Arial" w:ascii="Arial" w:hAnsi="Arial"/>
           <w:color w:val="000000"/>
           <w:spacing w:val="-1"/>
           <w:sz w:val="20"/>
@@ -529,42 +488,157 @@
       </w:r>
       <w:r>
         <w:rPr>
-          <w:rFonts w:ascii="Arial" w:eastAsia="Arial" w:hAnsi="Arial" w:cs="Arial"/>
-          <w:noProof/>
+          <w:rFonts w:eastAsia="Arial" w:cs="Arial" w:ascii="Arial" w:hAnsi="Arial"/>
           <w:color w:val="000000"/>
           <w:spacing w:val="-1"/>
           <w:sz w:val="20"/>
           <w:szCs w:val="20"/>
         </w:rPr>
         <w:tab/>
-      </w:r>
-      <w:r>
-        <w:rPr>
-          <w:rFonts w:ascii="Arial" w:eastAsia="Arial" w:hAnsi="Arial" w:cs="Arial"/>
-          <w:noProof/>
+        <w:tab/>
+        <w:tab/>
+        <w:t>(To</w:t>
+      </w:r>
+      <w:r>
+        <w:rPr>
+          <w:rFonts w:eastAsia="Arial" w:cs="Arial" w:ascii="Arial" w:hAnsi="Arial"/>
+          <w:color w:val="000000"/>
+          <w:spacing w:val="-2"/>
+          <w:sz w:val="20"/>
+          <w:szCs w:val="20"/>
+        </w:rPr>
+        <w:t xml:space="preserve"> </w:t>
+      </w:r>
+      <w:r>
+        <w:rPr>
+          <w:rFonts w:eastAsia="Arial" w:cs="Arial" w:ascii="Arial" w:hAnsi="Arial"/>
           <w:color w:val="000000"/>
           <w:spacing w:val="-1"/>
           <w:sz w:val="20"/>
           <w:szCs w:val="20"/>
         </w:rPr>
-        <w:tab/>
-      </w:r>
-      <w:r>
-        <w:rPr>
-          <w:rFonts w:ascii="Arial" w:eastAsia="Arial" w:hAnsi="Arial" w:cs="Arial"/>
-          <w:noProof/>
+        <w:t>be</w:t>
+      </w:r>
+      <w:r>
+        <w:rPr>
+          <w:rFonts w:eastAsia="Arial" w:cs="Arial" w:ascii="Arial" w:hAnsi="Arial"/>
+          <w:color w:val="000000"/>
+          <w:spacing w:val="-2"/>
+          <w:sz w:val="20"/>
+          <w:szCs w:val="20"/>
+        </w:rPr>
+        <w:t xml:space="preserve"> </w:t>
+      </w:r>
+      <w:r>
+        <w:rPr>
+          <w:rFonts w:eastAsia="Arial" w:cs="Arial" w:ascii="Arial" w:hAnsi="Arial"/>
+          <w:color w:val="000000"/>
+          <w:sz w:val="20"/>
+          <w:szCs w:val="20"/>
+        </w:rPr>
+        <w:t>filled</w:t>
+      </w:r>
+      <w:r>
+        <w:rPr>
+          <w:rFonts w:eastAsia="Arial" w:cs="Arial" w:ascii="Arial" w:hAnsi="Arial"/>
+          <w:color w:val="000000"/>
+          <w:spacing w:val="1"/>
+          <w:sz w:val="20"/>
+          <w:szCs w:val="20"/>
+        </w:rPr>
+        <w:t xml:space="preserve"> </w:t>
+      </w:r>
+      <w:r>
+        <w:rPr>
+          <w:rFonts w:eastAsia="Arial" w:cs="Arial" w:ascii="Arial" w:hAnsi="Arial"/>
           <w:color w:val="000000"/>
           <w:spacing w:val="-1"/>
           <w:sz w:val="20"/>
           <w:szCs w:val="20"/>
         </w:rPr>
-        <w:tab/>
-        <w:t>(To</w:t>
-      </w:r>
-      <w:r>
-        <w:rPr>
-          <w:rFonts w:ascii="Arial" w:eastAsia="Arial" w:hAnsi="Arial" w:cs="Arial"/>
-          <w:noProof/>
+        <w:t>in</w:t>
+      </w:r>
+      <w:r>
+        <w:rPr>
+          <w:rFonts w:eastAsia="Arial" w:cs="Arial" w:ascii="Arial" w:hAnsi="Arial"/>
+          <w:color w:val="000000"/>
+          <w:spacing w:val="1"/>
+          <w:sz w:val="20"/>
+          <w:szCs w:val="20"/>
+        </w:rPr>
+        <w:t xml:space="preserve"> </w:t>
+      </w:r>
+      <w:r>
+        <w:rPr>
+          <w:rFonts w:eastAsia="Arial" w:cs="Arial" w:ascii="Arial" w:hAnsi="Arial"/>
+          <w:color w:val="000000"/>
+          <w:spacing w:val="-1"/>
+          <w:sz w:val="20"/>
+          <w:szCs w:val="20"/>
+        </w:rPr>
+        <w:t xml:space="preserve">by </w:t>
+      </w:r>
+      <w:r>
+        <w:rPr>
+          <w:rFonts w:eastAsia="Arial" w:cs="Arial" w:ascii="Arial" w:hAnsi="Arial"/>
+          <w:color w:val="000000"/>
+          <w:sz w:val="20"/>
+          <w:szCs w:val="20"/>
+        </w:rPr>
+        <w:t>the</w:t>
+      </w:r>
+      <w:r>
+        <w:rPr>
+          <w:rFonts w:eastAsia="Arial" w:cs="Arial" w:ascii="Arial" w:hAnsi="Arial"/>
+          <w:color w:val="000000"/>
+          <w:spacing w:val="-1"/>
+          <w:sz w:val="20"/>
+          <w:szCs w:val="20"/>
+        </w:rPr>
+        <w:t xml:space="preserve"> candidate</w:t>
+      </w:r>
+      <w:r>
+        <w:rPr>
+          <w:rFonts w:eastAsia="Arial" w:cs="Arial" w:ascii="Arial" w:hAnsi="Arial"/>
+          <w:color w:val="000000"/>
+          <w:spacing w:val="1"/>
+          <w:sz w:val="20"/>
+          <w:szCs w:val="20"/>
+        </w:rPr>
+        <w:t xml:space="preserve"> </w:t>
+      </w:r>
+      <w:r>
+        <w:rPr>
+          <w:rFonts w:eastAsia="Arial" w:cs="Arial" w:ascii="Arial" w:hAnsi="Arial"/>
+          <w:color w:val="000000"/>
+          <w:spacing w:val="-1"/>
+          <w:sz w:val="20"/>
+          <w:szCs w:val="20"/>
+        </w:rPr>
+        <w:t>and</w:t>
+      </w:r>
+      <w:r>
+        <w:rPr>
+          <w:rFonts w:eastAsia="Arial" w:cs="Arial" w:ascii="Arial" w:hAnsi="Arial"/>
+          <w:color w:val="000000"/>
+          <w:spacing w:val="5"/>
+          <w:sz w:val="20"/>
+          <w:szCs w:val="20"/>
+        </w:rPr>
+        <w:t xml:space="preserve"> </w:t>
+      </w:r>
+      <w:r>
+        <w:rPr>
+          <w:rFonts w:eastAsia="Arial" w:cs="Arial" w:ascii="Arial" w:hAnsi="Arial"/>
+          <w:color w:val="000000"/>
+          <w:sz w:val="20"/>
+          <w:szCs w:val="20"/>
+        </w:rPr>
+        <w:t>controlled</w:t>
+      </w:r>
+      <w:r>
+        <w:rPr>
+          <w:rFonts w:eastAsia="Arial" w:cs="Arial" w:ascii="Arial" w:hAnsi="Arial"/>
           <w:color w:val="000000"/>
           <w:spacing w:val="-2"/>
           <w:sz w:val="20"/>
@@ -574,19 +648,26 @@
       </w:r>
       <w:r>
         <w:rPr>
-          <w:rFonts w:ascii="Arial" w:eastAsia="Arial" w:hAnsi="Arial" w:cs="Arial"/>
-          <w:noProof/>
+          <w:rFonts w:eastAsia="Arial" w:cs="Arial" w:ascii="Arial" w:hAnsi="Arial"/>
           <w:color w:val="000000"/>
           <w:spacing w:val="-1"/>
           <w:sz w:val="20"/>
           <w:szCs w:val="20"/>
         </w:rPr>
-        <w:t>be</w:t>
-      </w:r>
-      <w:r>
-        <w:rPr>
-          <w:rFonts w:ascii="Arial" w:eastAsia="Arial" w:hAnsi="Arial" w:cs="Arial"/>
-          <w:noProof/>
+        <w:t xml:space="preserve">by </w:t>
+      </w:r>
+      <w:r>
+        <w:rPr>
+          <w:rFonts w:eastAsia="Arial" w:cs="Arial" w:ascii="Arial" w:hAnsi="Arial"/>
+          <w:color w:val="000000"/>
+          <w:sz w:val="20"/>
+          <w:szCs w:val="20"/>
+        </w:rPr>
+        <w:t>the</w:t>
+      </w:r>
+      <w:r>
+        <w:rPr>
+          <w:rFonts w:eastAsia="Arial" w:cs="Arial" w:ascii="Arial" w:hAnsi="Arial"/>
           <w:color w:val="000000"/>
           <w:spacing w:val="-2"/>
           <w:sz w:val="20"/>
@@ -596,169 +677,7 @@
       </w:r>
       <w:r>
         <w:rPr>
-          <w:rFonts w:ascii="Arial" w:eastAsia="Arial" w:hAnsi="Arial" w:cs="Arial"/>
-          <w:noProof/>
-          <w:color w:val="000000"/>
-          <w:sz w:val="20"/>
-          <w:szCs w:val="20"/>
-        </w:rPr>
-        <w:t>filled</w:t>
-      </w:r>
-      <w:r>
-        <w:rPr>
-          <w:rFonts w:ascii="Arial" w:eastAsia="Arial" w:hAnsi="Arial" w:cs="Arial"/>
-          <w:noProof/>
-          <w:color w:val="000000"/>
-          <w:spacing w:val="1"/>
-          <w:sz w:val="20"/>
-          <w:szCs w:val="20"/>
-        </w:rPr>
-        <w:t xml:space="preserve"> </w:t>
-      </w:r>
-      <w:r>
-        <w:rPr>
-          <w:rFonts w:ascii="Arial" w:eastAsia="Arial" w:hAnsi="Arial" w:cs="Arial"/>
-          <w:noProof/>
-          <w:color w:val="000000"/>
-          <w:spacing w:val="-1"/>
-          <w:sz w:val="20"/>
-          <w:szCs w:val="20"/>
-        </w:rPr>
-        <w:t>in</w:t>
-      </w:r>
-      <w:r>
-        <w:rPr>
-          <w:rFonts w:ascii="Arial" w:eastAsia="Arial" w:hAnsi="Arial" w:cs="Arial"/>
-          <w:noProof/>
-          <w:color w:val="000000"/>
-          <w:spacing w:val="1"/>
-          <w:sz w:val="20"/>
-          <w:szCs w:val="20"/>
-        </w:rPr>
-        <w:t xml:space="preserve"> </w:t>
-      </w:r>
-      <w:r>
-        <w:rPr>
-          <w:rFonts w:ascii="Arial" w:eastAsia="Arial" w:hAnsi="Arial" w:cs="Arial"/>
-          <w:noProof/>
-          <w:color w:val="000000"/>
-          <w:spacing w:val="-1"/>
-          <w:sz w:val="20"/>
-          <w:szCs w:val="20"/>
-        </w:rPr>
-        <w:t xml:space="preserve">by </w:t>
-      </w:r>
-      <w:r>
-        <w:rPr>
-          <w:rFonts w:ascii="Arial" w:eastAsia="Arial" w:hAnsi="Arial" w:cs="Arial"/>
-          <w:noProof/>
-          <w:color w:val="000000"/>
-          <w:sz w:val="20"/>
-          <w:szCs w:val="20"/>
-        </w:rPr>
-        <w:t>the</w:t>
-      </w:r>
-      <w:r>
-        <w:rPr>
-          <w:rFonts w:ascii="Arial" w:eastAsia="Arial" w:hAnsi="Arial" w:cs="Arial"/>
-          <w:noProof/>
-          <w:color w:val="000000"/>
-          <w:spacing w:val="-1"/>
-          <w:sz w:val="20"/>
-          <w:szCs w:val="20"/>
-        </w:rPr>
-        <w:t xml:space="preserve"> candidate</w:t>
-      </w:r>
-      <w:r>
-        <w:rPr>
-          <w:rFonts w:ascii="Arial" w:eastAsia="Arial" w:hAnsi="Arial" w:cs="Arial"/>
-          <w:noProof/>
-          <w:color w:val="000000"/>
-          <w:spacing w:val="1"/>
-          <w:sz w:val="20"/>
-          <w:szCs w:val="20"/>
-        </w:rPr>
-        <w:t xml:space="preserve"> </w:t>
-      </w:r>
-      <w:r>
-        <w:rPr>
-          <w:rFonts w:ascii="Arial" w:eastAsia="Arial" w:hAnsi="Arial" w:cs="Arial"/>
-          <w:noProof/>
-          <w:color w:val="000000"/>
-          <w:spacing w:val="-1"/>
-          <w:sz w:val="20"/>
-          <w:szCs w:val="20"/>
-        </w:rPr>
-        <w:t>and</w:t>
-      </w:r>
-      <w:r>
-        <w:rPr>
-          <w:rFonts w:ascii="Arial" w:eastAsia="Arial" w:hAnsi="Arial" w:cs="Arial"/>
-          <w:noProof/>
-          <w:color w:val="000000"/>
-          <w:spacing w:val="5"/>
-          <w:sz w:val="20"/>
-          <w:szCs w:val="20"/>
-        </w:rPr>
-        <w:t xml:space="preserve"> </w:t>
-      </w:r>
-      <w:r>
-        <w:rPr>
-          <w:rFonts w:ascii="Arial" w:eastAsia="Arial" w:hAnsi="Arial" w:cs="Arial"/>
-          <w:noProof/>
-          <w:color w:val="000000"/>
-          <w:sz w:val="20"/>
-          <w:szCs w:val="20"/>
-        </w:rPr>
-        <w:t>controlled</w:t>
-      </w:r>
-      <w:r>
-        <w:rPr>
-          <w:rFonts w:ascii="Arial" w:eastAsia="Arial" w:hAnsi="Arial" w:cs="Arial"/>
-          <w:noProof/>
-          <w:color w:val="000000"/>
-          <w:spacing w:val="-2"/>
-          <w:sz w:val="20"/>
-          <w:szCs w:val="20"/>
-        </w:rPr>
-        <w:t xml:space="preserve"> </w:t>
-      </w:r>
-      <w:r>
-        <w:rPr>
-          <w:rFonts w:ascii="Arial" w:eastAsia="Arial" w:hAnsi="Arial" w:cs="Arial"/>
-          <w:noProof/>
-          <w:color w:val="000000"/>
-          <w:spacing w:val="-1"/>
-          <w:sz w:val="20"/>
-          <w:szCs w:val="20"/>
-        </w:rPr>
-        <w:t xml:space="preserve">by </w:t>
-      </w:r>
-      <w:r>
-        <w:rPr>
-          <w:rFonts w:ascii="Arial" w:eastAsia="Arial" w:hAnsi="Arial" w:cs="Arial"/>
-          <w:noProof/>
-          <w:color w:val="000000"/>
-          <w:sz w:val="20"/>
-          <w:szCs w:val="20"/>
-        </w:rPr>
-        <w:t>the</w:t>
-      </w:r>
-      <w:r>
-        <w:rPr>
-          <w:rFonts w:ascii="Arial" w:eastAsia="Arial" w:hAnsi="Arial" w:cs="Arial"/>
-          <w:noProof/>
-          <w:color w:val="000000"/>
-          <w:spacing w:val="-2"/>
-          <w:sz w:val="20"/>
-          <w:szCs w:val="20"/>
-        </w:rPr>
-        <w:t xml:space="preserve"> </w:t>
-      </w:r>
-      <w:r>
-        <w:rPr>
-          <w:rFonts w:ascii="Arial" w:eastAsia="Arial" w:hAnsi="Arial" w:cs="Arial"/>
-          <w:noProof/>
+          <w:rFonts w:eastAsia="Arial" w:cs="Arial" w:ascii="Arial" w:hAnsi="Arial"/>
           <w:color w:val="000000"/>
           <w:sz w:val="20"/>
           <w:szCs w:val="20"/>
@@ -768,48 +687,67 @@
     </w:p>
     <w:p>
       <w:pPr>
-        <w:spacing w:before="303" w:line="199" w:lineRule="exact"/>
-        <w:ind w:left="-20" w:firstLine="1"/>
+        <w:pStyle w:val="Normal"/>
+        <w:spacing w:lineRule="exact" w:line="199" w:before="303" w:after="0"/>
+        <w:ind w:firstLine="1" w:start="-20"/>
         <w:jc w:val="center"/>
         <w:rPr>
-          <w:rFonts w:ascii="Arial" w:eastAsia="Arial" w:hAnsi="Arial" w:cs="Arial"/>
-          <w:noProof/>
+          <w:rFonts w:ascii="Arial" w:hAnsi="Arial" w:eastAsia="Arial" w:cs="Arial"/>
           <w:color w:val="000000"/>
           <w:sz w:val="24"/>
           <w:szCs w:val="24"/>
         </w:rPr>
       </w:pPr>
+      <w:r>
+        <w:rPr>
+          <w:rFonts w:eastAsia="Arial" w:cs="Arial" w:ascii="Arial" w:hAnsi="Arial"/>
+          <w:color w:val="000000"/>
+          <w:sz w:val="24"/>
+          <w:szCs w:val="24"/>
+        </w:rPr>
+      </w:r>
     </w:p>
     <w:tbl>
       <w:tblPr>
         <w:tblStyle w:val="TableGrid"/>
-        <w:tblW w:w="0" w:type="auto"/>
-        <w:tblInd w:w="521" w:type="dxa"/>
-        <w:tblLook w:val="04A0" w:firstRow="1" w:lastRow="0" w:firstColumn="1" w:lastColumn="0" w:noHBand="0" w:noVBand="1"/>
+        <w:tblW w:w="9941" w:type="dxa"/>
+        <w:jc w:val="start"/>
+        <w:tblInd w:w="629" w:type="dxa"/>
+        <w:tblLayout w:type="fixed"/>
+        <w:tblCellMar>
+          <w:top w:w="0" w:type="dxa"/>
+          <w:start w:w="108" w:type="dxa"/>
+          <w:bottom w:w="0" w:type="dxa"/>
+          <w:end w:w="108" w:type="dxa"/>
+        </w:tblCellMar>
+        <w:tblLook w:val="04a0" w:firstRow="1" w:noVBand="1" w:lastRow="0" w:firstColumn="1" w:lastColumn="0" w:noHBand="0"/>
       </w:tblPr>
       <w:tblGrid>
         <w:gridCol w:w="2008"/>
         <w:gridCol w:w="2056"/>
         <w:gridCol w:w="3050"/>
-        <w:gridCol w:w="2826"/>
+        <w:gridCol w:w="2827"/>
       </w:tblGrid>
       <w:tr>
-        <w:tc>
-          <w:tcPr>
-            <w:tcW w:w="2139" w:type="dxa"/>
+        <w:trPr/>
+        <w:tc>
+          <w:tcPr>
+            <w:tcW w:w="2008" w:type="dxa"/>
             <w:tcBorders>
               <w:top w:val="nil"/>
-              <w:left w:val="nil"/>
+              <w:start w:val="nil"/>
               <w:bottom w:val="nil"/>
             </w:tcBorders>
             <w:vAlign w:val="center"/>
           </w:tcPr>
           <w:p>
             <w:pPr>
-              <w:spacing w:line="376" w:lineRule="exact"/>
-              <w:rPr>
-                <w:rFonts w:ascii="Arial" w:eastAsia="Arial" w:hAnsi="Arial" w:cs="Arial"/>
-                <w:noProof/>
+              <w:pStyle w:val="Normal"/>
+              <w:widowControl w:val="false"/>
+              <w:spacing w:lineRule="exact" w:line="376" w:before="0" w:after="0"/>
+              <w:jc w:val="start"/>
+              <w:rPr>
+                <w:rFonts w:ascii="Arial" w:hAnsi="Arial" w:eastAsia="Arial" w:cs="Arial"/>
                 <w:color w:val="000000"/>
                 <w:spacing w:val="1"/>
                 <w:sz w:val="24"/>
@@ -818,12 +756,13 @@
             </w:pPr>
             <w:r>
               <w:rPr>
-                <w:rFonts w:ascii="Arial" w:eastAsia="Arial" w:hAnsi="Arial" w:cs="Arial"/>
-                <w:noProof/>
+                <w:rFonts w:eastAsia="Arial" w:cs="Arial" w:ascii="Arial" w:hAnsi="Arial"/>
                 <w:color w:val="000000"/>
                 <w:spacing w:val="1"/>
-                <w:sz w:val="24"/>
-                <w:szCs w:val="24"/>
+                <w:kern w:val="0"/>
+                <w:sz w:val="24"/>
+                <w:szCs w:val="24"/>
+                <w:lang w:val="en-US" w:eastAsia="en-US" w:bidi="ar-SA"/>
               </w:rPr>
               <w:t>Center Number</w:t>
             </w:r>
@@ -831,16 +770,18 @@
         </w:tc>
         <w:tc>
           <w:tcPr>
-            <w:tcW w:w="1276" w:type="dxa"/>
+            <w:tcW w:w="2056" w:type="dxa"/>
+            <w:tcBorders/>
             <w:vAlign w:val="center"/>
           </w:tcPr>
           <w:p>
             <w:pPr>
-              <w:spacing w:line="376" w:lineRule="exact"/>
+              <w:pStyle w:val="Normal"/>
+              <w:widowControl w:val="false"/>
+              <w:spacing w:lineRule="exact" w:line="376" w:before="0" w:after="0"/>
               <w:jc w:val="center"/>
               <w:rPr>
-                <w:rFonts w:ascii="Arial" w:eastAsia="Arial" w:hAnsi="Arial" w:cs="Arial"/>
-                <w:noProof/>
+                <w:rFonts w:ascii="Arial" w:hAnsi="Arial" w:eastAsia="Arial" w:cs="Arial"/>
                 <w:color w:val="000000"/>
                 <w:spacing w:val="1"/>
                 <w:sz w:val="24"/>
@@ -849,12 +790,13 @@
             </w:pPr>
             <w:r>
               <w:rPr>
-                <w:rFonts w:ascii="Arial" w:eastAsia="Arial" w:hAnsi="Arial" w:cs="Arial"/>
-                <w:noProof/>
+                <w:rFonts w:eastAsia="Arial" w:cs="Arial" w:ascii="Arial" w:hAnsi="Arial"/>
                 <w:color w:val="000000"/>
                 <w:spacing w:val="1"/>
-                <w:sz w:val="24"/>
-                <w:szCs w:val="24"/>
+                <w:kern w:val="0"/>
+                <w:sz w:val="24"/>
+                <w:szCs w:val="24"/>
+                <w:lang w:val="en-US" w:eastAsia="en-US" w:bidi="ar-SA"/>
               </w:rPr>
               <w:t>{CENTER_NUM}</w:t>
             </w:r>
@@ -862,7 +804,7 @@
         </w:tc>
         <w:tc>
           <w:tcPr>
-            <w:tcW w:w="3260" w:type="dxa"/>
+            <w:tcW w:w="3050" w:type="dxa"/>
             <w:tcBorders>
               <w:top w:val="nil"/>
               <w:bottom w:val="nil"/>
@@ -870,10 +812,12 @@
           </w:tcPr>
           <w:p>
             <w:pPr>
-              <w:spacing w:line="376" w:lineRule="exact"/>
-              <w:rPr>
-                <w:rFonts w:ascii="Arial" w:eastAsia="Arial" w:hAnsi="Arial" w:cs="Arial"/>
-                <w:noProof/>
+              <w:pStyle w:val="Normal"/>
+              <w:widowControl w:val="false"/>
+              <w:spacing w:lineRule="exact" w:line="376" w:before="0" w:after="0"/>
+              <w:jc w:val="start"/>
+              <w:rPr>
+                <w:rFonts w:ascii="Arial" w:hAnsi="Arial" w:eastAsia="Arial" w:cs="Arial"/>
                 <w:color w:val="000000"/>
                 <w:spacing w:val="1"/>
                 <w:sz w:val="24"/>
@@ -882,12 +826,13 @@
             </w:pPr>
             <w:r>
               <w:rPr>
-                <w:rFonts w:ascii="Arial" w:eastAsia="Arial" w:hAnsi="Arial" w:cs="Arial"/>
-                <w:noProof/>
+                <w:rFonts w:eastAsia="Arial" w:cs="Arial" w:ascii="Arial" w:hAnsi="Arial"/>
                 <w:color w:val="000000"/>
                 <w:spacing w:val="1"/>
-                <w:sz w:val="24"/>
-                <w:szCs w:val="24"/>
+                <w:kern w:val="0"/>
+                <w:sz w:val="24"/>
+                <w:szCs w:val="24"/>
+                <w:lang w:val="en-US" w:eastAsia="en-US" w:bidi="ar-SA"/>
               </w:rPr>
               <w:t>Candidate’s Examination number</w:t>
             </w:r>
@@ -895,16 +840,18 @@
         </w:tc>
         <w:tc>
           <w:tcPr>
-            <w:tcW w:w="2977" w:type="dxa"/>
+            <w:tcW w:w="2827" w:type="dxa"/>
+            <w:tcBorders/>
             <w:vAlign w:val="center"/>
           </w:tcPr>
           <w:p>
             <w:pPr>
-              <w:spacing w:line="376" w:lineRule="exact"/>
+              <w:pStyle w:val="Normal"/>
+              <w:widowControl w:val="false"/>
+              <w:spacing w:lineRule="exact" w:line="376" w:before="0" w:after="0"/>
               <w:jc w:val="center"/>
               <w:rPr>
-                <w:rFonts w:ascii="Arial" w:eastAsia="Arial" w:hAnsi="Arial" w:cs="Arial"/>
-                <w:noProof/>
+                <w:rFonts w:ascii="Arial" w:hAnsi="Arial" w:eastAsia="Arial" w:cs="Arial"/>
                 <w:color w:val="000000"/>
                 <w:spacing w:val="1"/>
                 <w:sz w:val="24"/>
@@ -913,12 +860,13 @@
             </w:pPr>
             <w:r>
               <w:rPr>
-                <w:rFonts w:ascii="Arial" w:eastAsia="Arial" w:hAnsi="Arial" w:cs="Arial"/>
-                <w:noProof/>
+                <w:rFonts w:eastAsia="Arial" w:cs="Arial" w:ascii="Arial" w:hAnsi="Arial"/>
                 <w:color w:val="000000"/>
                 <w:spacing w:val="1"/>
-                <w:sz w:val="24"/>
-                <w:szCs w:val="24"/>
+                <w:kern w:val="0"/>
+                <w:sz w:val="24"/>
+                <w:szCs w:val="24"/>
+                <w:lang w:val="en-US" w:eastAsia="en-US" w:bidi="ar-SA"/>
               </w:rPr>
               <w:t>{EXAM_NUM}</w:t>
             </w:r>
@@ -928,13 +876,13 @@
     </w:tbl>
     <w:p>
       <w:pPr>
-        <w:spacing w:before="303" w:line="199" w:lineRule="exact"/>
-        <w:ind w:left="-20" w:firstLine="1"/>
+        <w:pStyle w:val="Normal"/>
+        <w:spacing w:lineRule="exact" w:line="199" w:before="303" w:after="0"/>
+        <w:ind w:firstLine="1" w:start="-20"/>
         <w:jc w:val="center"/>
         <w:rPr>
-          <w:rFonts w:ascii="Arial" w:eastAsia="Arial" w:hAnsi="Arial" w:cs="Arial"/>
-          <w:i/>
-          <w:noProof/>
+          <w:rFonts w:ascii="Arial" w:hAnsi="Arial" w:eastAsia="Arial" w:cs="Arial"/>
+          <w:i/>
           <w:color w:val="000000"/>
           <w:sz w:val="12"/>
           <w:szCs w:val="12"/>
@@ -942,9 +890,8 @@
       </w:pPr>
       <w:r>
         <w:rPr>
-          <w:rFonts w:ascii="Arial" w:eastAsia="Arial" w:hAnsi="Arial" w:cs="Arial"/>
-          <w:i/>
-          <w:noProof/>
+          <w:rFonts w:eastAsia="Arial" w:cs="Arial" w:ascii="Arial" w:hAnsi="Arial"/>
+          <w:i/>
           <w:color w:val="000000"/>
           <w:sz w:val="12"/>
           <w:szCs w:val="12"/>
@@ -954,89 +901,112 @@
     </w:p>
     <w:p>
       <w:pPr>
-        <w:spacing w:line="140" w:lineRule="exact"/>
+        <w:pStyle w:val="Normal"/>
+        <w:spacing w:lineRule="exact" w:line="140"/>
         <w:ind w:firstLine="1"/>
         <w:jc w:val="center"/>
         <w:rPr>
-          <w:rFonts w:ascii="Arial" w:eastAsia="Arial" w:hAnsi="Arial" w:cs="Arial"/>
-          <w:i/>
-          <w:noProof/>
+          <w:rFonts w:ascii="Arial" w:hAnsi="Arial" w:eastAsia="Arial" w:cs="Arial"/>
+          <w:i/>
           <w:color w:val="000000"/>
           <w:sz w:val="12"/>
           <w:szCs w:val="12"/>
         </w:rPr>
       </w:pPr>
+      <w:r>
+        <w:rPr>
+          <w:rFonts w:eastAsia="Arial" w:cs="Arial" w:ascii="Arial" w:hAnsi="Arial"/>
+          <w:i/>
+          <w:color w:val="000000"/>
+          <w:sz w:val="12"/>
+          <w:szCs w:val="12"/>
+        </w:rPr>
+      </w:r>
     </w:p>
     <w:p>
       <w:pPr>
-        <w:spacing w:line="163" w:lineRule="exact"/>
+        <w:pStyle w:val="Normal"/>
+        <w:spacing w:lineRule="exact" w:line="163"/>
         <w:ind w:firstLine="1"/>
         <w:jc w:val="center"/>
         <w:rPr>
-          <w:rFonts w:ascii="Arial" w:eastAsia="Arial" w:hAnsi="Arial" w:cs="Arial"/>
-          <w:i/>
-          <w:noProof/>
+          <w:rFonts w:ascii="Arial" w:hAnsi="Arial" w:eastAsia="Arial" w:cs="Arial"/>
+          <w:i/>
           <w:color w:val="000000"/>
           <w:sz w:val="12"/>
           <w:szCs w:val="12"/>
         </w:rPr>
       </w:pPr>
+      <w:r>
+        <w:rPr>
+          <w:rFonts w:eastAsia="Arial" w:cs="Arial" w:ascii="Arial" w:hAnsi="Arial"/>
+          <w:i/>
+          <w:color w:val="000000"/>
+          <w:sz w:val="12"/>
+          <w:szCs w:val="12"/>
+        </w:rPr>
+      </w:r>
     </w:p>
     <w:tbl>
       <w:tblPr>
-        <w:tblW w:w="0" w:type="auto"/>
+        <w:tblW w:w="9640" w:type="dxa"/>
+        <w:jc w:val="start"/>
         <w:tblInd w:w="413" w:type="dxa"/>
-        <w:tblBorders>
-          <w:top w:val="nil"/>
-          <w:left w:val="nil"/>
-          <w:bottom w:val="single" w:sz="6" w:space="0" w:color="000000"/>
-          <w:right w:val="single" w:sz="6" w:space="0" w:color="000000"/>
-          <w:insideH w:val="single" w:sz="6" w:space="0" w:color="000000"/>
-          <w:insideV w:val="single" w:sz="6" w:space="0" w:color="000000"/>
-        </w:tblBorders>
         <w:tblLayout w:type="fixed"/>
         <w:tblCellMar>
-          <w:left w:w="0" w:type="dxa"/>
-          <w:right w:w="0" w:type="dxa"/>
+          <w:top w:w="0" w:type="dxa"/>
+          <w:start w:w="0" w:type="dxa"/>
+          <w:bottom w:w="0" w:type="dxa"/>
+          <w:end w:w="7" w:type="dxa"/>
         </w:tblCellMar>
-        <w:tblLook w:val="01E0" w:firstRow="1" w:lastRow="1" w:firstColumn="1" w:lastColumn="1" w:noHBand="0" w:noVBand="0"/>
+        <w:tblLook w:val="01e0" w:firstRow="1" w:noVBand="0" w:lastRow="1" w:firstColumn="1" w:lastColumn="1" w:noHBand="0"/>
       </w:tblPr>
       <w:tblGrid>
-        <w:gridCol w:w="1714"/>
+        <w:gridCol w:w="1713"/>
         <w:gridCol w:w="378"/>
         <w:gridCol w:w="3702"/>
         <w:gridCol w:w="1277"/>
-        <w:gridCol w:w="1280"/>
+        <w:gridCol w:w="1281"/>
         <w:gridCol w:w="1289"/>
       </w:tblGrid>
       <w:tr>
         <w:trPr>
-          <w:trHeight w:val="739"/>
+          <w:trHeight w:val="739" w:hRule="atLeast"/>
         </w:trPr>
         <w:tc>
           <w:tcPr>
-            <w:tcW w:w="2092" w:type="dxa"/>
+            <w:tcW w:w="2091" w:type="dxa"/>
             <w:gridSpan w:val="2"/>
             <w:tcBorders>
               <w:bottom w:val="single" w:sz="6" w:space="0" w:color="000000"/>
-              <w:right w:val="single" w:sz="6" w:space="0" w:color="000000"/>
-            </w:tcBorders>
-          </w:tcPr>
-          <w:p>
-            <w:pPr>
-              <w:spacing w:line="240" w:lineRule="exact"/>
+              <w:end w:val="single" w:sz="6" w:space="0" w:color="000000"/>
+            </w:tcBorders>
+          </w:tcPr>
+          <w:p>
+            <w:pPr>
+              <w:pStyle w:val="Normal"/>
+              <w:spacing w:lineRule="exact" w:line="240"/>
               <w:ind w:firstLine="1"/>
               <w:jc w:val="center"/>
               <w:rPr>
-                <w:rFonts w:ascii="Arial" w:eastAsia="Arial" w:hAnsi="Arial" w:cs="Arial"/>
+                <w:rFonts w:ascii="Arial" w:hAnsi="Arial" w:eastAsia="Arial" w:cs="Arial"/>
                 <w:b/>
                 <w:bCs/>
-                <w:noProof/>
-                <w:color w:val="000000"/>
-                <w:sz w:val="24"/>
-                <w:szCs w:val="24"/>
-              </w:rPr>
-            </w:pPr>
+                <w:color w:val="000000"/>
+                <w:sz w:val="24"/>
+                <w:szCs w:val="24"/>
+              </w:rPr>
+            </w:pPr>
+            <w:r>
+              <w:rPr>
+                <w:rFonts w:eastAsia="Arial" w:cs="Arial" w:ascii="Arial" w:hAnsi="Arial"/>
+                <w:b/>
+                <w:bCs/>
+                <w:color w:val="000000"/>
+                <w:sz w:val="24"/>
+                <w:szCs w:val="24"/>
+              </w:rPr>
+            </w:r>
           </w:p>
         </w:tc>
         <w:tc>
@@ -1044,22 +1014,22 @@
             <w:tcW w:w="3702" w:type="dxa"/>
             <w:tcBorders>
               <w:top w:val="single" w:sz="6" w:space="0" w:color="000000"/>
-              <w:left w:val="single" w:sz="6" w:space="0" w:color="000000"/>
-              <w:bottom w:val="single" w:sz="6" w:space="0" w:color="000000"/>
-              <w:right w:val="single" w:sz="6" w:space="0" w:color="000000"/>
+              <w:start w:val="single" w:sz="6" w:space="0" w:color="000000"/>
+              <w:bottom w:val="single" w:sz="6" w:space="0" w:color="000000"/>
+              <w:end w:val="single" w:sz="6" w:space="0" w:color="000000"/>
             </w:tcBorders>
             <w:vAlign w:val="center"/>
           </w:tcPr>
           <w:p>
             <w:pPr>
-              <w:spacing w:line="240" w:lineRule="exact"/>
+              <w:pStyle w:val="Normal"/>
+              <w:spacing w:lineRule="exact" w:line="240"/>
               <w:ind w:firstLine="1"/>
               <w:jc w:val="center"/>
               <w:rPr>
-                <w:rFonts w:ascii="Arial" w:eastAsia="Arial" w:hAnsi="Arial" w:cs="Arial"/>
+                <w:rFonts w:ascii="Arial" w:hAnsi="Arial" w:eastAsia="Arial" w:cs="Arial"/>
                 <w:b/>
                 <w:bCs/>
-                <w:noProof/>
                 <w:color w:val="000000"/>
                 <w:spacing w:val="1"/>
                 <w:sz w:val="24"/>
@@ -1068,10 +1038,9 @@
             </w:pPr>
             <w:r>
               <w:rPr>
-                <w:rFonts w:ascii="Arial" w:eastAsia="Arial" w:hAnsi="Arial" w:cs="Arial"/>
+                <w:rFonts w:eastAsia="Arial" w:cs="Arial" w:ascii="Arial" w:hAnsi="Arial"/>
                 <w:b/>
                 <w:bCs/>
-                <w:noProof/>
                 <w:color w:val="000000"/>
                 <w:sz w:val="24"/>
                 <w:szCs w:val="24"/>
@@ -1085,22 +1054,22 @@
             <w:tcW w:w="1277" w:type="dxa"/>
             <w:tcBorders>
               <w:top w:val="single" w:sz="6" w:space="0" w:color="000000"/>
-              <w:left w:val="single" w:sz="6" w:space="0" w:color="000000"/>
-              <w:bottom w:val="single" w:sz="6" w:space="0" w:color="000000"/>
-              <w:right w:val="single" w:sz="6" w:space="0" w:color="000000"/>
+              <w:start w:val="single" w:sz="6" w:space="0" w:color="000000"/>
+              <w:bottom w:val="single" w:sz="6" w:space="0" w:color="000000"/>
+              <w:end w:val="single" w:sz="6" w:space="0" w:color="000000"/>
             </w:tcBorders>
             <w:vAlign w:val="center"/>
           </w:tcPr>
           <w:p>
             <w:pPr>
-              <w:spacing w:line="240" w:lineRule="exact"/>
+              <w:pStyle w:val="Normal"/>
+              <w:spacing w:lineRule="exact" w:line="240"/>
               <w:ind w:firstLine="1"/>
               <w:jc w:val="center"/>
               <w:rPr>
-                <w:rFonts w:ascii="Arial" w:eastAsia="Arial" w:hAnsi="Arial" w:cs="Arial"/>
+                <w:rFonts w:ascii="Arial" w:hAnsi="Arial" w:eastAsia="Arial" w:cs="Arial"/>
                 <w:b/>
                 <w:bCs/>
-                <w:noProof/>
                 <w:color w:val="000000"/>
                 <w:spacing w:val="1"/>
                 <w:sz w:val="24"/>
@@ -1109,10 +1078,9 @@
             </w:pPr>
             <w:r>
               <w:rPr>
-                <w:rFonts w:ascii="Arial" w:eastAsia="Arial" w:hAnsi="Arial" w:cs="Arial"/>
+                <w:rFonts w:eastAsia="Arial" w:cs="Arial" w:ascii="Arial" w:hAnsi="Arial"/>
                 <w:b/>
                 <w:bCs/>
-                <w:noProof/>
                 <w:color w:val="000000"/>
                 <w:sz w:val="24"/>
                 <w:szCs w:val="24"/>
@@ -1123,24 +1091,25 @@
         </w:tc>
         <w:tc>
           <w:tcPr>
-            <w:tcW w:w="1280" w:type="dxa"/>
-            <w:tcBorders>
-              <w:top w:val="single" w:sz="6" w:space="0" w:color="000000"/>
-              <w:left w:val="single" w:sz="6" w:space="0" w:color="000000"/>
-              <w:bottom w:val="single" w:sz="6" w:space="0" w:color="000000"/>
+            <w:tcW w:w="1281" w:type="dxa"/>
+            <w:tcBorders>
+              <w:top w:val="single" w:sz="6" w:space="0" w:color="000000"/>
+              <w:start w:val="single" w:sz="6" w:space="0" w:color="000000"/>
+              <w:bottom w:val="single" w:sz="6" w:space="0" w:color="000000"/>
+              <w:end w:val="single" w:sz="6" w:space="0" w:color="000000"/>
             </w:tcBorders>
             <w:vAlign w:val="center"/>
           </w:tcPr>
           <w:p>
             <w:pPr>
-              <w:spacing w:before="14" w:after="36" w:line="260" w:lineRule="exact"/>
-              <w:ind w:left="292" w:right="229" w:firstLine="1"/>
+              <w:pStyle w:val="Normal"/>
+              <w:spacing w:lineRule="exact" w:line="260" w:before="14" w:after="36"/>
+              <w:ind w:firstLine="1" w:start="292" w:end="229"/>
               <w:jc w:val="center"/>
               <w:rPr>
-                <w:rFonts w:ascii="Arial" w:eastAsia="Arial" w:hAnsi="Arial" w:cs="Arial"/>
+                <w:rFonts w:ascii="Arial" w:hAnsi="Arial" w:eastAsia="Arial" w:cs="Arial"/>
                 <w:b/>
                 <w:bCs/>
-                <w:noProof/>
                 <w:color w:val="000000"/>
                 <w:spacing w:val="-1"/>
                 <w:sz w:val="24"/>
@@ -1149,10 +1118,9 @@
             </w:pPr>
             <w:r>
               <w:rPr>
-                <w:rFonts w:ascii="Arial" w:eastAsia="Arial" w:hAnsi="Arial" w:cs="Arial"/>
+                <w:rFonts w:eastAsia="Arial" w:cs="Arial" w:ascii="Arial" w:hAnsi="Arial"/>
                 <w:b/>
                 <w:bCs/>
-                <w:noProof/>
                 <w:color w:val="000000"/>
                 <w:spacing w:val="-6"/>
                 <w:sz w:val="24"/>
@@ -1162,10 +1130,9 @@
             </w:r>
             <w:r>
               <w:rPr>
-                <w:rFonts w:ascii="Arial" w:eastAsia="Arial" w:hAnsi="Arial" w:cs="Arial"/>
+                <w:rFonts w:eastAsia="Arial" w:cs="Arial" w:ascii="Arial" w:hAnsi="Arial"/>
                 <w:b/>
                 <w:bCs/>
-                <w:noProof/>
                 <w:color w:val="000000"/>
                 <w:sz w:val="24"/>
                 <w:szCs w:val="24"/>
@@ -1179,20 +1146,22 @@
             <w:tcW w:w="1289" w:type="dxa"/>
             <w:tcBorders>
               <w:top w:val="single" w:sz="6" w:space="0" w:color="000000"/>
-              <w:bottom w:val="single" w:sz="6" w:space="0" w:color="000000"/>
+              <w:start w:val="single" w:sz="6" w:space="0" w:color="000000"/>
+              <w:bottom w:val="single" w:sz="6" w:space="0" w:color="000000"/>
+              <w:end w:val="single" w:sz="6" w:space="0" w:color="000000"/>
             </w:tcBorders>
             <w:vAlign w:val="center"/>
           </w:tcPr>
           <w:p>
             <w:pPr>
-              <w:spacing w:before="14" w:after="36" w:line="260" w:lineRule="exact"/>
-              <w:ind w:left="93" w:firstLine="1"/>
+              <w:pStyle w:val="Normal"/>
+              <w:spacing w:lineRule="exact" w:line="260" w:before="14" w:after="36"/>
+              <w:ind w:firstLine="1" w:start="93"/>
               <w:jc w:val="center"/>
               <w:rPr>
-                <w:rFonts w:ascii="Arial" w:eastAsia="Arial" w:hAnsi="Arial" w:cs="Arial"/>
+                <w:rFonts w:ascii="Arial" w:hAnsi="Arial" w:eastAsia="Arial" w:cs="Arial"/>
                 <w:b/>
                 <w:bCs/>
-                <w:noProof/>
                 <w:color w:val="000000"/>
                 <w:spacing w:val="-3"/>
                 <w:sz w:val="24"/>
@@ -1201,10 +1170,9 @@
             </w:pPr>
             <w:r>
               <w:rPr>
-                <w:rFonts w:ascii="Arial" w:eastAsia="Arial" w:hAnsi="Arial" w:cs="Arial"/>
+                <w:rFonts w:eastAsia="Arial" w:cs="Arial" w:ascii="Arial" w:hAnsi="Arial"/>
                 <w:b/>
                 <w:bCs/>
-                <w:noProof/>
                 <w:color w:val="000000"/>
                 <w:spacing w:val="-1"/>
                 <w:sz w:val="24"/>
@@ -1214,10 +1182,9 @@
             </w:r>
             <w:r>
               <w:rPr>
-                <w:rFonts w:ascii="Arial" w:eastAsia="Arial" w:hAnsi="Arial" w:cs="Arial"/>
+                <w:rFonts w:eastAsia="Arial" w:cs="Arial" w:ascii="Arial" w:hAnsi="Arial"/>
                 <w:b/>
                 <w:bCs/>
-                <w:noProof/>
                 <w:color w:val="000000"/>
                 <w:spacing w:val="4"/>
                 <w:sz w:val="24"/>
@@ -1230,29 +1197,29 @@
       </w:tr>
       <w:tr>
         <w:trPr>
-          <w:trHeight w:hRule="exact" w:val="746"/>
+          <w:trHeight w:val="746" w:hRule="exact"/>
         </w:trPr>
         <w:tc>
           <w:tcPr>
-            <w:tcW w:w="1714" w:type="dxa"/>
+            <w:tcW w:w="1713" w:type="dxa"/>
             <w:vMerge w:val="restart"/>
             <w:tcBorders>
               <w:top w:val="single" w:sz="6" w:space="0" w:color="000000"/>
-              <w:left w:val="single" w:sz="6" w:space="0" w:color="000000"/>
-              <w:bottom w:val="single" w:sz="6" w:space="0" w:color="000000"/>
-              <w:right w:val="single" w:sz="6" w:space="0" w:color="000000"/>
+              <w:start w:val="single" w:sz="6" w:space="0" w:color="000000"/>
+              <w:bottom w:val="single" w:sz="6" w:space="0" w:color="000000"/>
+              <w:end w:val="single" w:sz="6" w:space="0" w:color="000000"/>
             </w:tcBorders>
             <w:vAlign w:val="center"/>
           </w:tcPr>
           <w:p>
             <w:pPr>
-              <w:spacing w:before="14" w:after="36" w:line="260" w:lineRule="exact"/>
-              <w:ind w:left="95" w:right="100" w:firstLine="1"/>
-              <w:rPr>
-                <w:rFonts w:ascii="Arial" w:eastAsia="Arial" w:hAnsi="Arial" w:cs="Arial"/>
+              <w:pStyle w:val="Normal"/>
+              <w:spacing w:lineRule="exact" w:line="260" w:before="14" w:after="36"/>
+              <w:ind w:firstLine="1" w:start="95" w:end="100"/>
+              <w:rPr>
+                <w:rFonts w:ascii="Arial" w:hAnsi="Arial" w:eastAsia="Arial" w:cs="Arial"/>
                 <w:b/>
                 <w:bCs/>
-                <w:noProof/>
                 <w:color w:val="000000"/>
                 <w:spacing w:val="4"/>
                 <w:sz w:val="24"/>
@@ -1261,10 +1228,9 @@
             </w:pPr>
             <w:r>
               <w:rPr>
-                <w:rFonts w:ascii="Arial" w:eastAsia="Arial" w:hAnsi="Arial" w:cs="Arial"/>
+                <w:rFonts w:eastAsia="Arial" w:cs="Arial" w:ascii="Arial" w:hAnsi="Arial"/>
                 <w:b/>
                 <w:bCs/>
-                <w:noProof/>
                 <w:color w:val="000000"/>
                 <w:spacing w:val="1"/>
                 <w:sz w:val="24"/>
@@ -1274,10 +1240,9 @@
             </w:r>
             <w:r>
               <w:rPr>
-                <w:rFonts w:ascii="Arial" w:eastAsia="Arial" w:hAnsi="Arial" w:cs="Arial"/>
+                <w:rFonts w:eastAsia="Arial" w:cs="Arial" w:ascii="Arial" w:hAnsi="Arial"/>
                 <w:b/>
                 <w:bCs/>
-                <w:noProof/>
                 <w:color w:val="000000"/>
                 <w:sz w:val="24"/>
                 <w:szCs w:val="24"/>
@@ -1292,26 +1257,36 @@
             <w:vMerge w:val="restart"/>
             <w:tcBorders>
               <w:top w:val="single" w:sz="6" w:space="0" w:color="000000"/>
-              <w:left w:val="single" w:sz="6" w:space="0" w:color="000000"/>
-              <w:bottom w:val="single" w:sz="6" w:space="0" w:color="000000"/>
-              <w:right w:val="single" w:sz="6" w:space="0" w:color="000000"/>
+              <w:start w:val="single" w:sz="6" w:space="0" w:color="000000"/>
+              <w:bottom w:val="single" w:sz="6" w:space="0" w:color="000000"/>
+              <w:end w:val="single" w:sz="6" w:space="0" w:color="000000"/>
             </w:tcBorders>
             <w:vAlign w:val="center"/>
           </w:tcPr>
           <w:p>
             <w:pPr>
-              <w:spacing w:before="14" w:after="36" w:line="260" w:lineRule="exact"/>
-              <w:ind w:left="95" w:right="100" w:firstLine="1"/>
-              <w:rPr>
-                <w:rFonts w:ascii="Arial" w:eastAsia="Arial" w:hAnsi="Arial" w:cs="Arial"/>
+              <w:pStyle w:val="Normal"/>
+              <w:spacing w:lineRule="exact" w:line="260" w:before="14" w:after="36"/>
+              <w:ind w:firstLine="1" w:start="95" w:end="100"/>
+              <w:rPr>
+                <w:rFonts w:ascii="Arial" w:hAnsi="Arial" w:eastAsia="Arial" w:cs="Arial"/>
                 <w:b/>
                 <w:bCs/>
-                <w:noProof/>
-                <w:color w:val="000000"/>
-                <w:sz w:val="24"/>
-                <w:szCs w:val="24"/>
-              </w:rPr>
-            </w:pPr>
+                <w:color w:val="000000"/>
+                <w:sz w:val="24"/>
+                <w:szCs w:val="24"/>
+              </w:rPr>
+            </w:pPr>
+            <w:r>
+              <w:rPr>
+                <w:rFonts w:eastAsia="Arial" w:cs="Arial" w:ascii="Arial" w:hAnsi="Arial"/>
+                <w:b/>
+                <w:bCs/>
+                <w:color w:val="000000"/>
+                <w:sz w:val="24"/>
+                <w:szCs w:val="24"/>
+              </w:rPr>
+            </w:r>
           </w:p>
         </w:tc>
         <w:tc>
@@ -1319,19 +1294,19 @@
             <w:tcW w:w="3702" w:type="dxa"/>
             <w:tcBorders>
               <w:top w:val="single" w:sz="6" w:space="0" w:color="000000"/>
-              <w:left w:val="single" w:sz="6" w:space="0" w:color="000000"/>
-              <w:bottom w:val="single" w:sz="6" w:space="0" w:color="000000"/>
-              <w:right w:val="single" w:sz="6" w:space="0" w:color="000000"/>
+              <w:start w:val="single" w:sz="6" w:space="0" w:color="000000"/>
+              <w:bottom w:val="single" w:sz="6" w:space="0" w:color="000000"/>
+              <w:end w:val="single" w:sz="6" w:space="0" w:color="000000"/>
             </w:tcBorders>
             <w:vAlign w:val="center"/>
           </w:tcPr>
           <w:p>
             <w:pPr>
-              <w:spacing w:line="240" w:lineRule="exact"/>
-              <w:ind w:left="93" w:firstLine="1"/>
-              <w:rPr>
-                <w:rFonts w:ascii="Arial" w:eastAsia="Arial" w:hAnsi="Arial" w:cs="Arial"/>
-                <w:noProof/>
+              <w:pStyle w:val="Normal"/>
+              <w:spacing w:lineRule="exact" w:line="240"/>
+              <w:ind w:firstLine="1" w:start="93"/>
+              <w:rPr>
+                <w:rFonts w:ascii="Arial" w:hAnsi="Arial" w:eastAsia="Arial" w:cs="Arial"/>
                 <w:color w:val="000000"/>
                 <w:spacing w:val="-1"/>
                 <w:sz w:val="24"/>
@@ -1340,8 +1315,7 @@
             </w:pPr>
             <w:r>
               <w:rPr>
-                <w:rFonts w:ascii="Arial" w:eastAsia="Arial" w:hAnsi="Arial" w:cs="Arial"/>
-                <w:noProof/>
+                <w:rFonts w:eastAsia="Arial" w:cs="Arial" w:ascii="Arial" w:hAnsi="Arial"/>
                 <w:color w:val="000000"/>
                 <w:spacing w:val="1"/>
                 <w:sz w:val="24"/>
@@ -1351,8 +1325,7 @@
             </w:r>
             <w:r>
               <w:rPr>
-                <w:rFonts w:ascii="Arial" w:eastAsia="Arial" w:hAnsi="Arial" w:cs="Arial"/>
-                <w:noProof/>
+                <w:rFonts w:eastAsia="Arial" w:cs="Arial" w:ascii="Arial" w:hAnsi="Arial"/>
                 <w:color w:val="000000"/>
                 <w:spacing w:val="-3"/>
                 <w:sz w:val="24"/>
@@ -1362,8 +1335,7 @@
             </w:r>
             <w:r>
               <w:rPr>
-                <w:rFonts w:ascii="Arial" w:eastAsia="Arial" w:hAnsi="Arial" w:cs="Arial"/>
-                <w:noProof/>
+                <w:rFonts w:eastAsia="Arial" w:cs="Arial" w:ascii="Arial" w:hAnsi="Arial"/>
                 <w:color w:val="000000"/>
                 <w:spacing w:val="-1"/>
                 <w:sz w:val="24"/>
@@ -1378,109 +1350,68 @@
             <w:tcW w:w="1277" w:type="dxa"/>
             <w:tcBorders>
               <w:top w:val="single" w:sz="6" w:space="0" w:color="000000"/>
-              <w:left w:val="single" w:sz="6" w:space="0" w:color="000000"/>
-              <w:bottom w:val="single" w:sz="6" w:space="0" w:color="000000"/>
-              <w:right w:val="single" w:sz="6" w:space="0" w:color="000000"/>
+              <w:start w:val="single" w:sz="6" w:space="0" w:color="000000"/>
+              <w:bottom w:val="single" w:sz="6" w:space="0" w:color="000000"/>
+              <w:end w:val="single" w:sz="6" w:space="0" w:color="000000"/>
             </w:tcBorders>
             <w:vAlign w:val="center"/>
           </w:tcPr>
           <w:p>
             <w:pPr>
-              <w:spacing w:before="14" w:after="36" w:line="260" w:lineRule="exact"/>
+              <w:pStyle w:val="Normal"/>
+              <w:spacing w:lineRule="exact" w:line="260" w:before="14" w:after="36"/>
               <w:ind w:firstLine="96"/>
-              <w:jc w:val="right"/>
-              <w:rPr>
-                <w:rFonts w:ascii="Arial" w:eastAsia="Arial" w:hAnsi="Arial" w:cs="Arial"/>
-                <w:noProof/>
-                <w:color w:val="000000"/>
-                <w:sz w:val="24"/>
-                <w:szCs w:val="24"/>
-              </w:rPr>
-            </w:pPr>
-            <w:r>
-              <w:rPr>
-                <w:rFonts w:ascii="Arial" w:eastAsia="Arial" w:hAnsi="Arial" w:cs="Arial"/>
-                <w:noProof/>
-                <w:color w:val="000000"/>
-                <w:sz w:val="24"/>
-                <w:szCs w:val="24"/>
-              </w:rPr>
-              <w:t>{</w:t>
-            </w:r>
-            <w:r>
-              <w:rPr>
-                <w:rFonts w:ascii="Arial" w:eastAsia="Arial" w:hAnsi="Arial" w:cs="Arial"/>
-                <w:noProof/>
-                <w:color w:val="000000"/>
-                <w:sz w:val="24"/>
-                <w:szCs w:val="24"/>
-              </w:rPr>
-              <w:t>prelim_date</w:t>
-            </w:r>
-            <w:r>
-              <w:rPr>
-                <w:rFonts w:ascii="Arial" w:eastAsia="Arial" w:hAnsi="Arial" w:cs="Arial"/>
-                <w:noProof/>
-                <w:color w:val="000000"/>
-                <w:sz w:val="24"/>
-                <w:szCs w:val="24"/>
-              </w:rPr>
-              <w:t>}</w:t>
-            </w:r>
-          </w:p>
-        </w:tc>
-        <w:tc>
-          <w:tcPr>
-            <w:tcW w:w="1280" w:type="dxa"/>
-            <w:tcBorders>
-              <w:top w:val="single" w:sz="6" w:space="0" w:color="000000"/>
-              <w:left w:val="single" w:sz="6" w:space="0" w:color="000000"/>
-              <w:bottom w:val="single" w:sz="6" w:space="0" w:color="000000"/>
+              <w:jc w:val="end"/>
+              <w:rPr>
+                <w:rFonts w:ascii="Arial" w:hAnsi="Arial" w:eastAsia="Arial" w:cs="Arial"/>
+                <w:color w:val="000000"/>
+                <w:sz w:val="24"/>
+                <w:szCs w:val="24"/>
+              </w:rPr>
+            </w:pPr>
+            <w:r>
+              <w:rPr>
+                <w:rFonts w:eastAsia="Arial" w:cs="Arial" w:ascii="Arial" w:hAnsi="Arial"/>
+                <w:color w:val="000000"/>
+                <w:sz w:val="24"/>
+                <w:szCs w:val="24"/>
+              </w:rPr>
+              <w:t>{prelim_date}</w:t>
+            </w:r>
+          </w:p>
+        </w:tc>
+        <w:tc>
+          <w:tcPr>
+            <w:tcW w:w="1281" w:type="dxa"/>
+            <w:tcBorders>
+              <w:top w:val="single" w:sz="6" w:space="0" w:color="000000"/>
+              <w:start w:val="single" w:sz="6" w:space="0" w:color="000000"/>
+              <w:bottom w:val="single" w:sz="6" w:space="0" w:color="000000"/>
+              <w:end w:val="single" w:sz="6" w:space="0" w:color="000000"/>
             </w:tcBorders>
             <w:vAlign w:val="center"/>
           </w:tcPr>
           <w:p>
             <w:pPr>
-              <w:spacing w:before="14" w:after="36" w:line="260" w:lineRule="exact"/>
+              <w:pStyle w:val="Normal"/>
+              <w:spacing w:lineRule="exact" w:line="260" w:before="14" w:after="36"/>
               <w:ind w:firstLine="1"/>
-              <w:jc w:val="right"/>
-              <w:rPr>
-                <w:rFonts w:ascii="Arial" w:eastAsia="Arial" w:hAnsi="Arial" w:cs="Arial"/>
-                <w:noProof/>
-                <w:color w:val="000000"/>
-                <w:sz w:val="24"/>
-                <w:szCs w:val="24"/>
-              </w:rPr>
-            </w:pPr>
-            <w:r>
-              <w:rPr>
-                <w:rFonts w:ascii="Arial" w:eastAsia="Arial" w:hAnsi="Arial" w:cs="Arial"/>
-                <w:noProof/>
-                <w:color w:val="000000"/>
-                <w:sz w:val="24"/>
-                <w:szCs w:val="24"/>
-              </w:rPr>
-              <w:t>{</w:t>
-            </w:r>
-            <w:r>
-              <w:rPr>
-                <w:rFonts w:ascii="Arial" w:eastAsia="Arial" w:hAnsi="Arial" w:cs="Arial"/>
-                <w:noProof/>
-                <w:color w:val="000000"/>
-                <w:sz w:val="24"/>
-                <w:szCs w:val="24"/>
-              </w:rPr>
-              <w:t>prelim_mark</w:t>
-            </w:r>
-            <w:r>
-              <w:rPr>
-                <w:rFonts w:ascii="Arial" w:eastAsia="Arial" w:hAnsi="Arial" w:cs="Arial"/>
-                <w:noProof/>
-                <w:color w:val="000000"/>
-                <w:sz w:val="24"/>
-                <w:szCs w:val="24"/>
-              </w:rPr>
-              <w:t>}</w:t>
+              <w:jc w:val="end"/>
+              <w:rPr>
+                <w:rFonts w:ascii="Arial" w:hAnsi="Arial" w:eastAsia="Arial" w:cs="Arial"/>
+                <w:color w:val="000000"/>
+                <w:sz w:val="24"/>
+                <w:szCs w:val="24"/>
+              </w:rPr>
+            </w:pPr>
+            <w:r>
+              <w:rPr>
+                <w:rFonts w:eastAsia="Arial" w:cs="Arial" w:ascii="Arial" w:hAnsi="Arial"/>
+                <w:color w:val="000000"/>
+                <w:sz w:val="24"/>
+                <w:szCs w:val="24"/>
+              </w:rPr>
+              <w:t>{prelim_mark}</w:t>
             </w:r>
           </w:p>
         </w:tc>
@@ -1489,77 +1420,101 @@
             <w:tcW w:w="1289" w:type="dxa"/>
             <w:tcBorders>
               <w:top w:val="single" w:sz="6" w:space="0" w:color="000000"/>
-              <w:bottom w:val="single" w:sz="6" w:space="0" w:color="000000"/>
-            </w:tcBorders>
-            <w:shd w:val="clear" w:color="000000" w:fill="BFBFBF"/>
+              <w:start w:val="single" w:sz="6" w:space="0" w:color="000000"/>
+              <w:bottom w:val="single" w:sz="6" w:space="0" w:color="000000"/>
+              <w:end w:val="single" w:sz="6" w:space="0" w:color="000000"/>
+            </w:tcBorders>
+            <w:shd w:color="000000" w:fill="BFBFBF" w:val="clear"/>
             <w:vAlign w:val="center"/>
           </w:tcPr>
           <w:p>
             <w:pPr>
-              <w:spacing w:before="14" w:after="36" w:line="260" w:lineRule="exact"/>
-              <w:ind w:left="95" w:right="100" w:firstLine="1"/>
-              <w:rPr>
-                <w:rFonts w:ascii="Arial" w:eastAsia="Arial" w:hAnsi="Arial" w:cs="Arial"/>
-                <w:noProof/>
-                <w:color w:val="000000"/>
-                <w:sz w:val="24"/>
-                <w:szCs w:val="24"/>
-              </w:rPr>
-            </w:pPr>
+              <w:pStyle w:val="Normal"/>
+              <w:spacing w:lineRule="exact" w:line="260" w:before="14" w:after="36"/>
+              <w:ind w:firstLine="1" w:start="95" w:end="100"/>
+              <w:rPr>
+                <w:rFonts w:ascii="Arial" w:hAnsi="Arial" w:eastAsia="Arial" w:cs="Arial"/>
+                <w:color w:val="000000"/>
+                <w:sz w:val="24"/>
+                <w:szCs w:val="24"/>
+              </w:rPr>
+            </w:pPr>
+            <w:r>
+              <w:rPr>
+                <w:rFonts w:eastAsia="Arial" w:cs="Arial" w:ascii="Arial" w:hAnsi="Arial"/>
+                <w:color w:val="000000"/>
+                <w:sz w:val="24"/>
+                <w:szCs w:val="24"/>
+              </w:rPr>
+            </w:r>
           </w:p>
         </w:tc>
       </w:tr>
       <w:tr>
         <w:trPr>
-          <w:trHeight w:val="744"/>
+          <w:trHeight w:val="744" w:hRule="atLeast"/>
         </w:trPr>
         <w:tc>
           <w:tcPr>
-            <w:tcW w:w="1714" w:type="dxa"/>
-            <w:vMerge/>
-            <w:tcBorders>
-              <w:top w:val="none" w:sz="0" w:space="0" w:color="000000"/>
-              <w:left w:val="single" w:sz="6" w:space="0" w:color="000000"/>
-              <w:bottom w:val="single" w:sz="6" w:space="0" w:color="000000"/>
-              <w:right w:val="single" w:sz="6" w:space="0" w:color="000000"/>
+            <w:tcW w:w="1713" w:type="dxa"/>
+            <w:vMerge w:val="continue"/>
+            <w:tcBorders>
+              <w:start w:val="single" w:sz="6" w:space="0" w:color="000000"/>
+              <w:bottom w:val="single" w:sz="6" w:space="0" w:color="000000"/>
+              <w:end w:val="single" w:sz="6" w:space="0" w:color="000000"/>
             </w:tcBorders>
             <w:vAlign w:val="center"/>
           </w:tcPr>
-          <w:p/>
+          <w:p>
+            <w:pPr>
+              <w:pStyle w:val="Normal"/>
+              <w:rPr/>
+            </w:pPr>
+            <w:r>
+              <w:rPr/>
+            </w:r>
+          </w:p>
         </w:tc>
         <w:tc>
           <w:tcPr>
             <w:tcW w:w="378" w:type="dxa"/>
-            <w:vMerge/>
-            <w:tcBorders>
-              <w:top w:val="none" w:sz="0" w:space="0" w:color="000000"/>
-              <w:left w:val="single" w:sz="6" w:space="0" w:color="000000"/>
-              <w:bottom w:val="single" w:sz="6" w:space="0" w:color="000000"/>
-              <w:right w:val="single" w:sz="6" w:space="0" w:color="000000"/>
-            </w:tcBorders>
-          </w:tcPr>
-          <w:p/>
+            <w:vMerge w:val="continue"/>
+            <w:tcBorders>
+              <w:start w:val="single" w:sz="6" w:space="0" w:color="000000"/>
+              <w:bottom w:val="single" w:sz="6" w:space="0" w:color="000000"/>
+              <w:end w:val="single" w:sz="6" w:space="0" w:color="000000"/>
+            </w:tcBorders>
+          </w:tcPr>
+          <w:p>
+            <w:pPr>
+              <w:pStyle w:val="Normal"/>
+              <w:rPr/>
+            </w:pPr>
+            <w:r>
+              <w:rPr/>
+            </w:r>
+          </w:p>
         </w:tc>
         <w:tc>
           <w:tcPr>
             <w:tcW w:w="3702" w:type="dxa"/>
             <w:tcBorders>
               <w:top w:val="single" w:sz="6" w:space="0" w:color="000000"/>
-              <w:left w:val="single" w:sz="6" w:space="0" w:color="000000"/>
-              <w:bottom w:val="single" w:sz="6" w:space="0" w:color="000000"/>
-              <w:right w:val="single" w:sz="6" w:space="0" w:color="000000"/>
-            </w:tcBorders>
-          </w:tcPr>
-          <w:p>
-            <w:pPr>
-              <w:spacing w:before="200" w:line="240" w:lineRule="exact"/>
-              <w:ind w:right="60" w:firstLine="1"/>
-              <w:jc w:val="right"/>
-              <w:rPr>
-                <w:rFonts w:ascii="Arial" w:eastAsia="Arial" w:hAnsi="Arial" w:cs="Arial"/>
+              <w:start w:val="single" w:sz="6" w:space="0" w:color="000000"/>
+              <w:bottom w:val="single" w:sz="6" w:space="0" w:color="000000"/>
+              <w:end w:val="single" w:sz="6" w:space="0" w:color="000000"/>
+            </w:tcBorders>
+          </w:tcPr>
+          <w:p>
+            <w:pPr>
+              <w:pStyle w:val="Normal"/>
+              <w:spacing w:lineRule="exact" w:line="240" w:before="200" w:after="0"/>
+              <w:ind w:firstLine="1" w:end="60"/>
+              <w:jc w:val="end"/>
+              <w:rPr>
+                <w:rFonts w:ascii="Arial" w:hAnsi="Arial" w:eastAsia="Arial" w:cs="Arial"/>
                 <w:b/>
                 <w:bCs/>
-                <w:noProof/>
                 <w:color w:val="000000"/>
                 <w:spacing w:val="1"/>
                 <w:sz w:val="24"/>
@@ -1568,10 +1523,9 @@
             </w:pPr>
             <w:r>
               <w:rPr>
-                <w:rFonts w:ascii="Arial" w:eastAsia="Arial" w:hAnsi="Arial" w:cs="Arial"/>
+                <w:rFonts w:eastAsia="Arial" w:cs="Arial" w:ascii="Arial" w:hAnsi="Arial"/>
                 <w:b/>
                 <w:bCs/>
-                <w:noProof/>
                 <w:color w:val="000000"/>
                 <w:sz w:val="24"/>
                 <w:szCs w:val="24"/>
@@ -1585,45 +1539,54 @@
             <w:tcW w:w="1277" w:type="dxa"/>
             <w:tcBorders>
               <w:top w:val="single" w:sz="6" w:space="0" w:color="000000"/>
-              <w:left w:val="single" w:sz="6" w:space="0" w:color="000000"/>
-              <w:bottom w:val="single" w:sz="6" w:space="0" w:color="000000"/>
-              <w:right w:val="single" w:sz="6" w:space="0" w:color="000000"/>
+              <w:start w:val="single" w:sz="6" w:space="0" w:color="000000"/>
+              <w:bottom w:val="single" w:sz="6" w:space="0" w:color="000000"/>
+              <w:end w:val="single" w:sz="6" w:space="0" w:color="000000"/>
             </w:tcBorders>
             <w:vAlign w:val="center"/>
           </w:tcPr>
           <w:p>
             <w:pPr>
-              <w:spacing w:before="14" w:after="36" w:line="260" w:lineRule="exact"/>
+              <w:pStyle w:val="Normal"/>
+              <w:spacing w:lineRule="exact" w:line="260" w:before="14" w:after="36"/>
               <w:ind w:firstLine="96"/>
-              <w:jc w:val="right"/>
-              <w:rPr>
-                <w:rFonts w:ascii="Arial" w:eastAsia="Arial" w:hAnsi="Arial" w:cs="Arial"/>
-                <w:noProof/>
-                <w:color w:val="000000"/>
-                <w:sz w:val="24"/>
-                <w:szCs w:val="24"/>
-              </w:rPr>
-            </w:pPr>
-          </w:p>
-        </w:tc>
-        <w:tc>
-          <w:tcPr>
-            <w:tcW w:w="1280" w:type="dxa"/>
-            <w:tcBorders>
-              <w:top w:val="single" w:sz="6" w:space="0" w:color="000000"/>
-              <w:left w:val="single" w:sz="6" w:space="0" w:color="000000"/>
-              <w:bottom w:val="single" w:sz="6" w:space="0" w:color="000000"/>
+              <w:jc w:val="end"/>
+              <w:rPr>
+                <w:rFonts w:ascii="Arial" w:hAnsi="Arial" w:eastAsia="Arial" w:cs="Arial"/>
+                <w:color w:val="000000"/>
+                <w:sz w:val="24"/>
+                <w:szCs w:val="24"/>
+              </w:rPr>
+            </w:pPr>
+            <w:r>
+              <w:rPr>
+                <w:rFonts w:eastAsia="Arial" w:cs="Arial" w:ascii="Arial" w:hAnsi="Arial"/>
+                <w:color w:val="000000"/>
+                <w:sz w:val="24"/>
+                <w:szCs w:val="24"/>
+              </w:rPr>
+            </w:r>
+          </w:p>
+        </w:tc>
+        <w:tc>
+          <w:tcPr>
+            <w:tcW w:w="1281" w:type="dxa"/>
+            <w:tcBorders>
+              <w:top w:val="single" w:sz="6" w:space="0" w:color="000000"/>
+              <w:start w:val="single" w:sz="6" w:space="0" w:color="000000"/>
+              <w:bottom w:val="single" w:sz="6" w:space="0" w:color="000000"/>
+              <w:end w:val="single" w:sz="6" w:space="0" w:color="000000"/>
             </w:tcBorders>
             <w:vAlign w:val="center"/>
           </w:tcPr>
           <w:p>
             <w:pPr>
-              <w:spacing w:line="240" w:lineRule="exact"/>
+              <w:pStyle w:val="Normal"/>
+              <w:spacing w:lineRule="exact" w:line="240"/>
               <w:ind w:firstLine="1"/>
-              <w:jc w:val="right"/>
-              <w:rPr>
-                <w:rFonts w:ascii="Arial" w:eastAsia="Arial" w:hAnsi="Arial" w:cs="Arial"/>
-                <w:noProof/>
+              <w:jc w:val="end"/>
+              <w:rPr>
+                <w:rFonts w:ascii="Arial" w:hAnsi="Arial" w:eastAsia="Arial" w:cs="Arial"/>
                 <w:color w:val="000000"/>
                 <w:spacing w:val="3"/>
                 <w:sz w:val="24"/>
@@ -1632,38 +1595,16 @@
             </w:pPr>
             <w:r>
               <w:rPr>
-                <w:rFonts w:ascii="Arial" w:eastAsia="Arial" w:hAnsi="Arial" w:cs="Arial"/>
-                <w:noProof/>
-                <w:color w:val="000000"/>
-                <w:sz w:val="24"/>
-                <w:szCs w:val="24"/>
-              </w:rPr>
-              <w:t>{</w:t>
-            </w:r>
-            <w:r>
-              <w:rPr>
-                <w:rFonts w:ascii="Arial" w:eastAsia="Arial" w:hAnsi="Arial" w:cs="Arial"/>
-                <w:noProof/>
-                <w:color w:val="000000"/>
-                <w:sz w:val="24"/>
-                <w:szCs w:val="24"/>
-              </w:rPr>
-              <w:t>prelim_mark</w:t>
-            </w:r>
-            <w:r>
-              <w:rPr>
-                <w:rFonts w:ascii="Arial" w:eastAsia="Arial" w:hAnsi="Arial" w:cs="Arial"/>
-                <w:noProof/>
-                <w:color w:val="000000"/>
-                <w:sz w:val="24"/>
-                <w:szCs w:val="24"/>
-              </w:rPr>
-              <w:t>}</w:t>
-            </w:r>
-            <w:r>
-              <w:rPr>
-                <w:rFonts w:ascii="Arial" w:eastAsia="Arial" w:hAnsi="Arial" w:cs="Arial"/>
-                <w:noProof/>
+                <w:rFonts w:eastAsia="Arial" w:cs="Arial" w:ascii="Arial" w:hAnsi="Arial"/>
+                <w:color w:val="000000"/>
+                <w:sz w:val="24"/>
+                <w:szCs w:val="24"/>
+              </w:rPr>
+              <w:t>{prelim_mark}</w:t>
+            </w:r>
+            <w:r>
+              <w:rPr>
+                <w:rFonts w:eastAsia="Arial" w:cs="Arial" w:ascii="Arial" w:hAnsi="Arial"/>
                 <w:color w:val="000000"/>
                 <w:spacing w:val="1"/>
                 <w:sz w:val="24"/>
@@ -1678,18 +1619,20 @@
             <w:tcW w:w="1289" w:type="dxa"/>
             <w:tcBorders>
               <w:top w:val="single" w:sz="6" w:space="0" w:color="000000"/>
-              <w:bottom w:val="single" w:sz="6" w:space="0" w:color="000000"/>
+              <w:start w:val="single" w:sz="6" w:space="0" w:color="000000"/>
+              <w:bottom w:val="single" w:sz="6" w:space="0" w:color="000000"/>
+              <w:end w:val="single" w:sz="6" w:space="0" w:color="000000"/>
             </w:tcBorders>
             <w:vAlign w:val="center"/>
           </w:tcPr>
           <w:p>
             <w:pPr>
-              <w:spacing w:line="240" w:lineRule="exact"/>
-              <w:ind w:right="60" w:firstLine="1"/>
-              <w:jc w:val="right"/>
-              <w:rPr>
-                <w:rFonts w:ascii="Arial" w:eastAsia="Arial" w:hAnsi="Arial" w:cs="Arial"/>
-                <w:noProof/>
+              <w:pStyle w:val="Normal"/>
+              <w:spacing w:lineRule="exact" w:line="240"/>
+              <w:ind w:firstLine="1" w:end="60"/>
+              <w:jc w:val="end"/>
+              <w:rPr>
+                <w:rFonts w:ascii="Arial" w:hAnsi="Arial" w:eastAsia="Arial" w:cs="Arial"/>
                 <w:color w:val="000000"/>
                 <w:spacing w:val="2"/>
                 <w:sz w:val="24"/>
@@ -1698,75 +1641,41 @@
             </w:pPr>
             <w:r>
               <w:rPr>
-                <w:rFonts w:ascii="Arial" w:eastAsia="Arial" w:hAnsi="Arial" w:cs="Arial"/>
-                <w:noProof/>
+                <w:rFonts w:eastAsia="Arial" w:cs="Arial" w:ascii="Arial" w:hAnsi="Arial"/>
                 <w:color w:val="000000"/>
                 <w:spacing w:val="1"/>
                 <w:sz w:val="24"/>
                 <w:szCs w:val="24"/>
               </w:rPr>
-              <w:t>{</w:t>
-            </w:r>
-            <w:r>
-              <w:rPr>
-                <w:rFonts w:ascii="Arial" w:eastAsia="Arial" w:hAnsi="Arial" w:cs="Arial"/>
-                <w:noProof/>
-                <w:color w:val="000000"/>
-                <w:spacing w:val="1"/>
-                <w:sz w:val="24"/>
-                <w:szCs w:val="24"/>
-              </w:rPr>
-              <w:t>prelim_weight</w:t>
-            </w:r>
-            <w:r>
-              <w:rPr>
-                <w:rFonts w:ascii="Arial" w:eastAsia="Arial" w:hAnsi="Arial" w:cs="Arial"/>
-                <w:noProof/>
-                <w:color w:val="000000"/>
-                <w:spacing w:val="1"/>
-                <w:sz w:val="24"/>
-                <w:szCs w:val="24"/>
-              </w:rPr>
-              <w:t>}</w:t>
-            </w:r>
-            <w:r>
-              <w:rPr>
-                <w:rFonts w:ascii="Arial" w:eastAsia="Arial" w:hAnsi="Arial" w:cs="Arial"/>
-                <w:noProof/>
-                <w:color w:val="000000"/>
-                <w:spacing w:val="1"/>
-                <w:sz w:val="24"/>
-                <w:szCs w:val="24"/>
-              </w:rPr>
-              <w:t>/30</w:t>
+              <w:t>{prelim_weight}/30</w:t>
             </w:r>
           </w:p>
         </w:tc>
       </w:tr>
       <w:tr>
         <w:trPr>
-          <w:trHeight w:val="736"/>
+          <w:trHeight w:val="736" w:hRule="atLeast"/>
         </w:trPr>
         <w:tc>
           <w:tcPr>
-            <w:tcW w:w="1714" w:type="dxa"/>
-            <w:tcBorders>
-              <w:top w:val="single" w:sz="6" w:space="0" w:color="000000"/>
-              <w:left w:val="single" w:sz="6" w:space="0" w:color="000000"/>
-              <w:bottom w:val="single" w:sz="6" w:space="0" w:color="000000"/>
-              <w:right w:val="single" w:sz="6" w:space="0" w:color="000000"/>
+            <w:tcW w:w="1713" w:type="dxa"/>
+            <w:tcBorders>
+              <w:top w:val="single" w:sz="6" w:space="0" w:color="000000"/>
+              <w:start w:val="single" w:sz="6" w:space="0" w:color="000000"/>
+              <w:bottom w:val="single" w:sz="6" w:space="0" w:color="000000"/>
+              <w:end w:val="single" w:sz="6" w:space="0" w:color="000000"/>
             </w:tcBorders>
             <w:vAlign w:val="center"/>
           </w:tcPr>
           <w:p>
             <w:pPr>
-              <w:spacing w:before="14" w:after="36" w:line="260" w:lineRule="exact"/>
-              <w:ind w:left="95" w:right="261" w:firstLine="1"/>
-              <w:rPr>
-                <w:rFonts w:ascii="Arial" w:eastAsia="Arial" w:hAnsi="Arial" w:cs="Arial"/>
+              <w:pStyle w:val="Normal"/>
+              <w:spacing w:lineRule="exact" w:line="260" w:before="14" w:after="36"/>
+              <w:ind w:firstLine="1" w:start="95" w:end="261"/>
+              <w:rPr>
+                <w:rFonts w:ascii="Arial" w:hAnsi="Arial" w:eastAsia="Arial" w:cs="Arial"/>
                 <w:b/>
                 <w:bCs/>
-                <w:noProof/>
                 <w:color w:val="000000"/>
                 <w:spacing w:val="-2"/>
                 <w:sz w:val="24"/>
@@ -1775,10 +1684,9 @@
             </w:pPr>
             <w:r>
               <w:rPr>
-                <w:rFonts w:ascii="Arial" w:eastAsia="Arial" w:hAnsi="Arial" w:cs="Arial"/>
+                <w:rFonts w:eastAsia="Arial" w:cs="Arial" w:ascii="Arial" w:hAnsi="Arial"/>
                 <w:b/>
                 <w:bCs/>
-                <w:noProof/>
                 <w:color w:val="000000"/>
                 <w:spacing w:val="-1"/>
                 <w:sz w:val="24"/>
@@ -1788,10 +1696,9 @@
             </w:r>
             <w:r>
               <w:rPr>
-                <w:rFonts w:ascii="Arial" w:eastAsia="Arial" w:hAnsi="Arial" w:cs="Arial"/>
+                <w:rFonts w:eastAsia="Arial" w:cs="Arial" w:ascii="Arial" w:hAnsi="Arial"/>
                 <w:b/>
                 <w:bCs/>
-                <w:noProof/>
                 <w:color w:val="000000"/>
                 <w:spacing w:val="3"/>
                 <w:sz w:val="24"/>
@@ -1801,10 +1708,9 @@
             </w:r>
             <w:r>
               <w:rPr>
-                <w:rFonts w:ascii="Arial" w:eastAsia="Arial" w:hAnsi="Arial" w:cs="Arial"/>
+                <w:rFonts w:eastAsia="Arial" w:cs="Arial" w:ascii="Arial" w:hAnsi="Arial"/>
                 <w:b/>
                 <w:bCs/>
-                <w:noProof/>
                 <w:color w:val="000000"/>
                 <w:spacing w:val="12"/>
                 <w:sz w:val="24"/>
@@ -1819,25 +1725,35 @@
             <w:tcW w:w="378" w:type="dxa"/>
             <w:tcBorders>
               <w:top w:val="single" w:sz="6" w:space="0" w:color="000000"/>
-              <w:left w:val="single" w:sz="6" w:space="0" w:color="000000"/>
-              <w:bottom w:val="single" w:sz="6" w:space="0" w:color="000000"/>
-              <w:right w:val="single" w:sz="6" w:space="0" w:color="000000"/>
-            </w:tcBorders>
-          </w:tcPr>
-          <w:p>
-            <w:pPr>
-              <w:spacing w:before="14" w:after="36" w:line="260" w:lineRule="exact"/>
-              <w:ind w:left="95" w:right="261" w:firstLine="1"/>
-              <w:rPr>
-                <w:rFonts w:ascii="Arial" w:eastAsia="Arial" w:hAnsi="Arial" w:cs="Arial"/>
+              <w:start w:val="single" w:sz="6" w:space="0" w:color="000000"/>
+              <w:bottom w:val="single" w:sz="6" w:space="0" w:color="000000"/>
+              <w:end w:val="single" w:sz="6" w:space="0" w:color="000000"/>
+            </w:tcBorders>
+          </w:tcPr>
+          <w:p>
+            <w:pPr>
+              <w:pStyle w:val="Normal"/>
+              <w:spacing w:lineRule="exact" w:line="260" w:before="14" w:after="36"/>
+              <w:ind w:firstLine="1" w:start="95" w:end="261"/>
+              <w:rPr>
+                <w:rFonts w:ascii="Arial" w:hAnsi="Arial" w:eastAsia="Arial" w:cs="Arial"/>
                 <w:b/>
                 <w:bCs/>
-                <w:noProof/>
-                <w:color w:val="000000"/>
-                <w:sz w:val="24"/>
-                <w:szCs w:val="24"/>
-              </w:rPr>
-            </w:pPr>
+                <w:color w:val="000000"/>
+                <w:sz w:val="24"/>
+                <w:szCs w:val="24"/>
+              </w:rPr>
+            </w:pPr>
+            <w:r>
+              <w:rPr>
+                <w:rFonts w:eastAsia="Arial" w:cs="Arial" w:ascii="Arial" w:hAnsi="Arial"/>
+                <w:b/>
+                <w:bCs/>
+                <w:color w:val="000000"/>
+                <w:sz w:val="24"/>
+                <w:szCs w:val="24"/>
+              </w:rPr>
+            </w:r>
           </w:p>
         </w:tc>
         <w:tc>
@@ -1845,27 +1761,123 @@
             <w:tcW w:w="3702" w:type="dxa"/>
             <w:tcBorders>
               <w:top w:val="single" w:sz="6" w:space="0" w:color="000000"/>
-              <w:left w:val="single" w:sz="6" w:space="0" w:color="000000"/>
-              <w:bottom w:val="single" w:sz="6" w:space="0" w:color="000000"/>
-              <w:right w:val="single" w:sz="6" w:space="0" w:color="000000"/>
-            </w:tcBorders>
-          </w:tcPr>
-          <w:p>
-            <w:pPr>
-              <w:spacing w:before="14" w:after="36" w:line="260" w:lineRule="exact"/>
-              <w:ind w:left="95" w:right="261" w:firstLine="1"/>
-              <w:rPr>
-                <w:rFonts w:ascii="Arial" w:eastAsia="Arial" w:hAnsi="Arial" w:cs="Arial"/>
-                <w:noProof/>
-                <w:color w:val="000000"/>
-                <w:sz w:val="24"/>
-                <w:szCs w:val="24"/>
-              </w:rPr>
-            </w:pPr>
-            <w:r>
-              <w:rPr>
-                <w:rFonts w:ascii="Arial" w:eastAsia="Arial" w:hAnsi="Arial" w:cs="Arial"/>
-                <w:noProof/>
+              <w:start w:val="single" w:sz="6" w:space="0" w:color="000000"/>
+              <w:bottom w:val="single" w:sz="6" w:space="0" w:color="000000"/>
+              <w:end w:val="single" w:sz="6" w:space="0" w:color="000000"/>
+            </w:tcBorders>
+          </w:tcPr>
+          <w:p>
+            <w:pPr>
+              <w:pStyle w:val="Normal"/>
+              <w:spacing w:lineRule="exact" w:line="260" w:before="14" w:after="36"/>
+              <w:ind w:firstLine="1" w:start="95" w:end="261"/>
+              <w:rPr>
+                <w:rFonts w:ascii="Arial" w:hAnsi="Arial" w:eastAsia="Arial" w:cs="Arial"/>
+                <w:color w:val="000000"/>
+                <w:sz w:val="24"/>
+                <w:szCs w:val="24"/>
+              </w:rPr>
+            </w:pPr>
+            <w:r>
+              <w:rPr>
+                <w:rFonts w:eastAsia="Arial" w:cs="Arial" w:ascii="Arial" w:hAnsi="Arial"/>
+                <w:color w:val="000000"/>
+                <w:sz w:val="24"/>
+                <w:szCs w:val="24"/>
+              </w:rPr>
+              <w:t>{t1_topic}</w:t>
+            </w:r>
+          </w:p>
+        </w:tc>
+        <w:tc>
+          <w:tcPr>
+            <w:tcW w:w="1277" w:type="dxa"/>
+            <w:tcBorders>
+              <w:top w:val="single" w:sz="6" w:space="0" w:color="000000"/>
+              <w:start w:val="single" w:sz="6" w:space="0" w:color="000000"/>
+              <w:bottom w:val="single" w:sz="6" w:space="0" w:color="000000"/>
+              <w:end w:val="single" w:sz="6" w:space="0" w:color="000000"/>
+            </w:tcBorders>
+            <w:vAlign w:val="center"/>
+          </w:tcPr>
+          <w:p>
+            <w:pPr>
+              <w:pStyle w:val="Normal"/>
+              <w:spacing w:lineRule="exact" w:line="260" w:before="14" w:after="36"/>
+              <w:ind w:firstLine="96"/>
+              <w:jc w:val="end"/>
+              <w:rPr>
+                <w:rFonts w:ascii="Arial" w:hAnsi="Arial" w:eastAsia="Arial" w:cs="Arial"/>
+                <w:color w:val="000000"/>
+                <w:sz w:val="24"/>
+                <w:szCs w:val="24"/>
+              </w:rPr>
+            </w:pPr>
+            <w:r>
+              <w:rPr>
+                <w:rFonts w:eastAsia="Arial" w:cs="Arial" w:ascii="Arial" w:hAnsi="Arial"/>
+                <w:color w:val="000000"/>
+                <w:sz w:val="24"/>
+                <w:szCs w:val="24"/>
+              </w:rPr>
+              <w:t>{t1_date}</w:t>
+            </w:r>
+          </w:p>
+        </w:tc>
+        <w:tc>
+          <w:tcPr>
+            <w:tcW w:w="1281" w:type="dxa"/>
+            <w:tcBorders>
+              <w:top w:val="single" w:sz="6" w:space="0" w:color="000000"/>
+              <w:start w:val="single" w:sz="6" w:space="0" w:color="000000"/>
+              <w:bottom w:val="single" w:sz="6" w:space="0" w:color="000000"/>
+              <w:end w:val="single" w:sz="6" w:space="0" w:color="000000"/>
+            </w:tcBorders>
+            <w:vAlign w:val="center"/>
+          </w:tcPr>
+          <w:p>
+            <w:pPr>
+              <w:pStyle w:val="Normal"/>
+              <w:spacing w:lineRule="exact" w:line="260" w:before="14" w:after="36"/>
+              <w:ind w:firstLine="1"/>
+              <w:jc w:val="end"/>
+              <w:rPr>
+                <w:rFonts w:ascii="Arial" w:hAnsi="Arial" w:eastAsia="Arial" w:cs="Arial"/>
+                <w:color w:val="000000"/>
+                <w:sz w:val="24"/>
+                <w:szCs w:val="24"/>
+              </w:rPr>
+            </w:pPr>
+            <w:r>
+              <w:rPr>
+                <w:rFonts w:eastAsia="Arial" w:cs="Arial" w:ascii="Arial" w:hAnsi="Arial"/>
+                <w:color w:val="000000"/>
+                <w:sz w:val="24"/>
+                <w:szCs w:val="24"/>
+              </w:rPr>
+              <w:t>{t1_mark</w:t>
+            </w:r>
+            <w:r>
+              <w:rPr>
+                <w:rFonts w:eastAsia="Arial" w:cs="Arial" w:ascii="Arial" w:hAnsi="Arial"/>
+                <w:color w:val="000000"/>
+                <w:sz w:val="24"/>
+                <w:szCs w:val="24"/>
+              </w:rPr>
+              <w:t>}</w:t>
+            </w:r>
+            <w:r>
+              <w:rPr>
+                <w:rFonts w:eastAsia="Arial" w:cs="Arial" w:ascii="Arial" w:hAnsi="Arial"/>
+                <w:color w:val="000000"/>
+                <w:sz w:val="24"/>
+                <w:szCs w:val="24"/>
+              </w:rPr>
+              <w:t>/</w:t>
+            </w:r>
+            <w:r>
+              <w:rPr>
+                <w:rFonts w:eastAsia="Arial" w:cs="Arial" w:ascii="Arial" w:hAnsi="Arial"/>
                 <w:color w:val="000000"/>
                 <w:sz w:val="24"/>
                 <w:szCs w:val="24"/>
@@ -1874,164 +1886,52 @@
             </w:r>
             <w:r>
               <w:rPr>
-                <w:rFonts w:ascii="Arial" w:eastAsia="Arial" w:hAnsi="Arial" w:cs="Arial"/>
-                <w:noProof/>
-                <w:color w:val="000000"/>
-                <w:sz w:val="24"/>
-                <w:szCs w:val="24"/>
-              </w:rPr>
-              <w:t>t1_</w:t>
-            </w:r>
-            <w:r>
-              <w:rPr>
-                <w:rFonts w:ascii="Arial" w:eastAsia="Arial" w:hAnsi="Arial" w:cs="Arial"/>
-                <w:noProof/>
-                <w:color w:val="000000"/>
-                <w:sz w:val="24"/>
-                <w:szCs w:val="24"/>
-              </w:rPr>
-              <w:t>topic</w:t>
-            </w:r>
-            <w:r>
-              <w:rPr>
-                <w:rFonts w:ascii="Arial" w:eastAsia="Arial" w:hAnsi="Arial" w:cs="Arial"/>
-                <w:noProof/>
-                <w:color w:val="000000"/>
-                <w:sz w:val="24"/>
-                <w:szCs w:val="24"/>
-              </w:rPr>
-              <w:t>}</w:t>
-            </w:r>
-          </w:p>
-        </w:tc>
-        <w:tc>
-          <w:tcPr>
-            <w:tcW w:w="1277" w:type="dxa"/>
-            <w:tcBorders>
-              <w:top w:val="single" w:sz="6" w:space="0" w:color="000000"/>
-              <w:left w:val="single" w:sz="6" w:space="0" w:color="000000"/>
-              <w:bottom w:val="single" w:sz="6" w:space="0" w:color="000000"/>
-              <w:right w:val="single" w:sz="6" w:space="0" w:color="000000"/>
+                <w:rFonts w:eastAsia="Arial" w:cs="Arial" w:ascii="Arial" w:hAnsi="Arial"/>
+                <w:color w:val="000000"/>
+                <w:sz w:val="24"/>
+                <w:szCs w:val="24"/>
+              </w:rPr>
+              <w:t>t1</w:t>
+            </w:r>
+            <w:r>
+              <w:rPr>
+                <w:rFonts w:eastAsia="Arial" w:cs="Arial" w:ascii="Arial" w:hAnsi="Arial"/>
+                <w:color w:val="000000"/>
+                <w:sz w:val="24"/>
+                <w:szCs w:val="24"/>
+              </w:rPr>
+              <w:t>_</w:t>
+            </w:r>
+            <w:r>
+              <w:rPr>
+                <w:rFonts w:eastAsia="Arial" w:cs="Arial" w:ascii="Arial" w:hAnsi="Arial"/>
+                <w:color w:val="000000"/>
+                <w:sz w:val="24"/>
+                <w:szCs w:val="24"/>
+              </w:rPr>
+              <w:t>total}</w:t>
+            </w:r>
+          </w:p>
+        </w:tc>
+        <w:tc>
+          <w:tcPr>
+            <w:tcW w:w="1289" w:type="dxa"/>
+            <w:tcBorders>
+              <w:top w:val="single" w:sz="6" w:space="0" w:color="000000"/>
+              <w:start w:val="single" w:sz="6" w:space="0" w:color="000000"/>
+              <w:bottom w:val="single" w:sz="6" w:space="0" w:color="000000"/>
+              <w:end w:val="single" w:sz="6" w:space="0" w:color="000000"/>
             </w:tcBorders>
             <w:vAlign w:val="center"/>
           </w:tcPr>
           <w:p>
             <w:pPr>
-              <w:spacing w:before="14" w:after="36" w:line="260" w:lineRule="exact"/>
-              <w:ind w:firstLine="96"/>
-              <w:jc w:val="right"/>
-              <w:rPr>
-                <w:rFonts w:ascii="Arial" w:eastAsia="Arial" w:hAnsi="Arial" w:cs="Arial"/>
-                <w:noProof/>
-                <w:color w:val="000000"/>
-                <w:sz w:val="24"/>
-                <w:szCs w:val="24"/>
-              </w:rPr>
-            </w:pPr>
-            <w:r>
-              <w:rPr>
-                <w:rFonts w:ascii="Arial" w:eastAsia="Arial" w:hAnsi="Arial" w:cs="Arial"/>
-                <w:noProof/>
-                <w:color w:val="000000"/>
-                <w:sz w:val="24"/>
-                <w:szCs w:val="24"/>
-              </w:rPr>
-              <w:t>{</w:t>
-            </w:r>
-            <w:r>
-              <w:rPr>
-                <w:rFonts w:ascii="Arial" w:eastAsia="Arial" w:hAnsi="Arial" w:cs="Arial"/>
-                <w:noProof/>
-                <w:color w:val="000000"/>
-                <w:sz w:val="24"/>
-                <w:szCs w:val="24"/>
-              </w:rPr>
-              <w:t>t1</w:t>
-            </w:r>
-            <w:r>
-              <w:rPr>
-                <w:rFonts w:ascii="Arial" w:eastAsia="Arial" w:hAnsi="Arial" w:cs="Arial"/>
-                <w:noProof/>
-                <w:color w:val="000000"/>
-                <w:sz w:val="24"/>
-                <w:szCs w:val="24"/>
-              </w:rPr>
-              <w:t>_</w:t>
-            </w:r>
-            <w:r>
-              <w:rPr>
-                <w:rFonts w:ascii="Arial" w:eastAsia="Arial" w:hAnsi="Arial" w:cs="Arial"/>
-                <w:noProof/>
-                <w:color w:val="000000"/>
-                <w:sz w:val="24"/>
-                <w:szCs w:val="24"/>
-              </w:rPr>
-              <w:t>date</w:t>
-            </w:r>
-            <w:r>
-              <w:rPr>
-                <w:rFonts w:ascii="Arial" w:eastAsia="Arial" w:hAnsi="Arial" w:cs="Arial"/>
-                <w:noProof/>
-                <w:color w:val="000000"/>
-                <w:sz w:val="24"/>
-                <w:szCs w:val="24"/>
-              </w:rPr>
-              <w:t>}</w:t>
-            </w:r>
-          </w:p>
-        </w:tc>
-        <w:tc>
-          <w:tcPr>
-            <w:tcW w:w="1280" w:type="dxa"/>
-            <w:tcBorders>
-              <w:top w:val="single" w:sz="6" w:space="0" w:color="000000"/>
-              <w:left w:val="single" w:sz="6" w:space="0" w:color="000000"/>
-              <w:bottom w:val="single" w:sz="6" w:space="0" w:color="000000"/>
-            </w:tcBorders>
-            <w:vAlign w:val="center"/>
-          </w:tcPr>
-          <w:p>
-            <w:pPr>
-              <w:spacing w:before="14" w:after="36" w:line="260" w:lineRule="exact"/>
-              <w:ind w:firstLine="1"/>
-              <w:jc w:val="right"/>
-              <w:rPr>
-                <w:rFonts w:ascii="Arial" w:eastAsia="Arial" w:hAnsi="Arial" w:cs="Arial"/>
-                <w:noProof/>
-                <w:color w:val="000000"/>
-                <w:sz w:val="24"/>
-                <w:szCs w:val="24"/>
-              </w:rPr>
-            </w:pPr>
-            <w:r>
-              <w:rPr>
-                <w:rFonts w:ascii="Arial" w:eastAsia="Arial" w:hAnsi="Arial" w:cs="Arial"/>
-                <w:noProof/>
-                <w:color w:val="000000"/>
-                <w:sz w:val="24"/>
-                <w:szCs w:val="24"/>
-              </w:rPr>
-              <w:t>{t1_mark/t1total}</w:t>
-            </w:r>
-          </w:p>
-        </w:tc>
-        <w:tc>
-          <w:tcPr>
-            <w:tcW w:w="1289" w:type="dxa"/>
-            <w:tcBorders>
-              <w:top w:val="single" w:sz="6" w:space="0" w:color="000000"/>
-              <w:bottom w:val="single" w:sz="6" w:space="0" w:color="000000"/>
-            </w:tcBorders>
-            <w:vAlign w:val="center"/>
-          </w:tcPr>
-          <w:p>
-            <w:pPr>
-              <w:spacing w:line="240" w:lineRule="exact"/>
-              <w:ind w:right="60" w:firstLine="1"/>
-              <w:jc w:val="right"/>
-              <w:rPr>
-                <w:rFonts w:ascii="Arial" w:eastAsia="Arial" w:hAnsi="Arial" w:cs="Arial"/>
-                <w:noProof/>
+              <w:pStyle w:val="Normal"/>
+              <w:spacing w:lineRule="exact" w:line="240"/>
+              <w:ind w:firstLine="1" w:end="60"/>
+              <w:jc w:val="end"/>
+              <w:rPr>
+                <w:rFonts w:ascii="Arial" w:hAnsi="Arial" w:eastAsia="Arial" w:cs="Arial"/>
                 <w:color w:val="000000"/>
                 <w:spacing w:val="2"/>
                 <w:sz w:val="24"/>
@@ -2040,52 +1940,41 @@
             </w:pPr>
             <w:r>
               <w:rPr>
-                <w:rFonts w:ascii="Arial" w:eastAsia="Arial" w:hAnsi="Arial" w:cs="Arial"/>
-                <w:noProof/>
+                <w:rFonts w:eastAsia="Arial" w:cs="Arial" w:ascii="Arial" w:hAnsi="Arial"/>
                 <w:color w:val="000000"/>
                 <w:spacing w:val="1"/>
                 <w:sz w:val="24"/>
                 <w:szCs w:val="24"/>
               </w:rPr>
-              <w:t>{test1_weight}</w:t>
-            </w:r>
-            <w:r>
-              <w:rPr>
-                <w:rFonts w:ascii="Arial" w:eastAsia="Arial" w:hAnsi="Arial" w:cs="Arial"/>
-                <w:noProof/>
-                <w:color w:val="000000"/>
-                <w:spacing w:val="1"/>
-                <w:sz w:val="24"/>
-                <w:szCs w:val="24"/>
-              </w:rPr>
-              <w:t>/15</w:t>
+              <w:t>{t1_weight}/15</w:t>
             </w:r>
           </w:p>
         </w:tc>
       </w:tr>
       <w:tr>
         <w:trPr>
-          <w:trHeight w:val="739"/>
+          <w:trHeight w:val="739" w:hRule="atLeast"/>
         </w:trPr>
         <w:tc>
           <w:tcPr>
-            <w:tcW w:w="1714" w:type="dxa"/>
-            <w:tcBorders>
-              <w:top w:val="single" w:sz="6" w:space="0" w:color="000000"/>
-              <w:left w:val="single" w:sz="6" w:space="0" w:color="000000"/>
-              <w:right w:val="single" w:sz="6" w:space="0" w:color="000000"/>
+            <w:tcW w:w="1713" w:type="dxa"/>
+            <w:tcBorders>
+              <w:top w:val="single" w:sz="6" w:space="0" w:color="000000"/>
+              <w:start w:val="single" w:sz="6" w:space="0" w:color="000000"/>
+              <w:bottom w:val="single" w:sz="6" w:space="0" w:color="000000"/>
+              <w:end w:val="single" w:sz="6" w:space="0" w:color="000000"/>
             </w:tcBorders>
             <w:vAlign w:val="center"/>
           </w:tcPr>
           <w:p>
             <w:pPr>
-              <w:spacing w:before="14" w:after="36" w:line="260" w:lineRule="exact"/>
-              <w:ind w:left="95" w:right="261" w:firstLine="1"/>
-              <w:rPr>
-                <w:rFonts w:ascii="Arial" w:eastAsia="Arial" w:hAnsi="Arial" w:cs="Arial"/>
+              <w:pStyle w:val="Normal"/>
+              <w:spacing w:lineRule="exact" w:line="260" w:before="14" w:after="36"/>
+              <w:ind w:firstLine="1" w:start="95" w:end="261"/>
+              <w:rPr>
+                <w:rFonts w:ascii="Arial" w:hAnsi="Arial" w:eastAsia="Arial" w:cs="Arial"/>
                 <w:b/>
                 <w:bCs/>
-                <w:noProof/>
                 <w:color w:val="000000"/>
                 <w:spacing w:val="-2"/>
                 <w:sz w:val="24"/>
@@ -2094,10 +1983,9 @@
             </w:pPr>
             <w:r>
               <w:rPr>
-                <w:rFonts w:ascii="Arial" w:eastAsia="Arial" w:hAnsi="Arial" w:cs="Arial"/>
+                <w:rFonts w:eastAsia="Arial" w:cs="Arial" w:ascii="Arial" w:hAnsi="Arial"/>
                 <w:b/>
                 <w:bCs/>
-                <w:noProof/>
                 <w:color w:val="000000"/>
                 <w:spacing w:val="-1"/>
                 <w:sz w:val="24"/>
@@ -2107,10 +1995,9 @@
             </w:r>
             <w:r>
               <w:rPr>
-                <w:rFonts w:ascii="Arial" w:eastAsia="Arial" w:hAnsi="Arial" w:cs="Arial"/>
+                <w:rFonts w:eastAsia="Arial" w:cs="Arial" w:ascii="Arial" w:hAnsi="Arial"/>
                 <w:b/>
                 <w:bCs/>
-                <w:noProof/>
                 <w:color w:val="000000"/>
                 <w:spacing w:val="3"/>
                 <w:sz w:val="24"/>
@@ -2120,10 +2007,9 @@
             </w:r>
             <w:r>
               <w:rPr>
-                <w:rFonts w:ascii="Arial" w:eastAsia="Arial" w:hAnsi="Arial" w:cs="Arial"/>
+                <w:rFonts w:eastAsia="Arial" w:cs="Arial" w:ascii="Arial" w:hAnsi="Arial"/>
                 <w:b/>
                 <w:bCs/>
-                <w:noProof/>
                 <w:color w:val="000000"/>
                 <w:spacing w:val="12"/>
                 <w:sz w:val="24"/>
@@ -2138,24 +2024,35 @@
             <w:tcW w:w="378" w:type="dxa"/>
             <w:tcBorders>
               <w:top w:val="single" w:sz="6" w:space="0" w:color="000000"/>
-              <w:left w:val="single" w:sz="6" w:space="0" w:color="000000"/>
-              <w:right w:val="single" w:sz="6" w:space="0" w:color="000000"/>
-            </w:tcBorders>
-          </w:tcPr>
-          <w:p>
-            <w:pPr>
-              <w:spacing w:before="14" w:after="36" w:line="260" w:lineRule="exact"/>
-              <w:ind w:left="95" w:right="261" w:firstLine="1"/>
-              <w:rPr>
-                <w:rFonts w:ascii="Arial" w:eastAsia="Arial" w:hAnsi="Arial" w:cs="Arial"/>
+              <w:start w:val="single" w:sz="6" w:space="0" w:color="000000"/>
+              <w:bottom w:val="single" w:sz="6" w:space="0" w:color="000000"/>
+              <w:end w:val="single" w:sz="6" w:space="0" w:color="000000"/>
+            </w:tcBorders>
+          </w:tcPr>
+          <w:p>
+            <w:pPr>
+              <w:pStyle w:val="Normal"/>
+              <w:spacing w:lineRule="exact" w:line="260" w:before="14" w:after="36"/>
+              <w:ind w:firstLine="1" w:start="95" w:end="261"/>
+              <w:rPr>
+                <w:rFonts w:ascii="Arial" w:hAnsi="Arial" w:eastAsia="Arial" w:cs="Arial"/>
                 <w:b/>
                 <w:bCs/>
-                <w:noProof/>
-                <w:color w:val="000000"/>
-                <w:sz w:val="24"/>
-                <w:szCs w:val="24"/>
-              </w:rPr>
-            </w:pPr>
+                <w:color w:val="000000"/>
+                <w:sz w:val="24"/>
+                <w:szCs w:val="24"/>
+              </w:rPr>
+            </w:pPr>
+            <w:r>
+              <w:rPr>
+                <w:rFonts w:eastAsia="Arial" w:cs="Arial" w:ascii="Arial" w:hAnsi="Arial"/>
+                <w:b/>
+                <w:bCs/>
+                <w:color w:val="000000"/>
+                <w:sz w:val="24"/>
+                <w:szCs w:val="24"/>
+              </w:rPr>
+            </w:r>
           </w:p>
         </w:tc>
         <w:tc>
@@ -2163,219 +2060,159 @@
             <w:tcW w:w="3702" w:type="dxa"/>
             <w:tcBorders>
               <w:top w:val="single" w:sz="6" w:space="0" w:color="000000"/>
-              <w:left w:val="single" w:sz="6" w:space="0" w:color="000000"/>
-              <w:right w:val="single" w:sz="6" w:space="0" w:color="000000"/>
-            </w:tcBorders>
-          </w:tcPr>
-          <w:p>
-            <w:pPr>
-              <w:spacing w:before="14" w:after="36" w:line="260" w:lineRule="exact"/>
-              <w:ind w:left="95" w:right="261" w:firstLine="1"/>
-              <w:rPr>
-                <w:rFonts w:ascii="Arial" w:eastAsia="Arial" w:hAnsi="Arial" w:cs="Arial"/>
-                <w:noProof/>
-                <w:color w:val="000000"/>
-                <w:sz w:val="24"/>
-                <w:szCs w:val="24"/>
-              </w:rPr>
-            </w:pPr>
-            <w:r>
-              <w:rPr>
-                <w:rFonts w:ascii="Arial" w:eastAsia="Arial" w:hAnsi="Arial" w:cs="Arial"/>
-                <w:noProof/>
-                <w:color w:val="000000"/>
-                <w:sz w:val="24"/>
-                <w:szCs w:val="24"/>
-              </w:rPr>
-              <w:t>{t</w:t>
-            </w:r>
-            <w:r>
-              <w:rPr>
-                <w:rFonts w:ascii="Arial" w:eastAsia="Arial" w:hAnsi="Arial" w:cs="Arial"/>
-                <w:noProof/>
-                <w:color w:val="000000"/>
-                <w:sz w:val="24"/>
-                <w:szCs w:val="24"/>
-              </w:rPr>
-              <w:t>2</w:t>
-            </w:r>
-            <w:r>
-              <w:rPr>
-                <w:rFonts w:ascii="Arial" w:eastAsia="Arial" w:hAnsi="Arial" w:cs="Arial"/>
-                <w:noProof/>
-                <w:color w:val="000000"/>
-                <w:sz w:val="24"/>
-                <w:szCs w:val="24"/>
-              </w:rPr>
-              <w:t>_</w:t>
-            </w:r>
-            <w:r>
-              <w:rPr>
-                <w:rFonts w:ascii="Arial" w:eastAsia="Arial" w:hAnsi="Arial" w:cs="Arial"/>
-                <w:noProof/>
-                <w:color w:val="000000"/>
-                <w:sz w:val="24"/>
-                <w:szCs w:val="24"/>
-              </w:rPr>
-              <w:t>topic</w:t>
-            </w:r>
-            <w:r>
-              <w:rPr>
-                <w:rFonts w:ascii="Arial" w:eastAsia="Arial" w:hAnsi="Arial" w:cs="Arial"/>
-                <w:noProof/>
+              <w:start w:val="single" w:sz="6" w:space="0" w:color="000000"/>
+              <w:bottom w:val="single" w:sz="6" w:space="0" w:color="000000"/>
+              <w:end w:val="single" w:sz="6" w:space="0" w:color="000000"/>
+            </w:tcBorders>
+          </w:tcPr>
+          <w:p>
+            <w:pPr>
+              <w:pStyle w:val="Normal"/>
+              <w:spacing w:lineRule="exact" w:line="260" w:before="14" w:after="36"/>
+              <w:ind w:firstLine="1" w:start="95" w:end="261"/>
+              <w:rPr>
+                <w:rFonts w:ascii="Arial" w:hAnsi="Arial" w:eastAsia="Arial" w:cs="Arial"/>
+                <w:color w:val="000000"/>
+                <w:sz w:val="24"/>
+                <w:szCs w:val="24"/>
+              </w:rPr>
+            </w:pPr>
+            <w:r>
+              <w:rPr>
+                <w:rFonts w:eastAsia="Arial" w:cs="Arial" w:ascii="Arial" w:hAnsi="Arial"/>
+                <w:color w:val="000000"/>
+                <w:sz w:val="24"/>
+                <w:szCs w:val="24"/>
+              </w:rPr>
+              <w:t>{t2_topic}</w:t>
+            </w:r>
+          </w:p>
+        </w:tc>
+        <w:tc>
+          <w:tcPr>
+            <w:tcW w:w="1277" w:type="dxa"/>
+            <w:tcBorders>
+              <w:top w:val="single" w:sz="6" w:space="0" w:color="000000"/>
+              <w:start w:val="single" w:sz="6" w:space="0" w:color="000000"/>
+              <w:bottom w:val="single" w:sz="6" w:space="0" w:color="000000"/>
+              <w:end w:val="single" w:sz="6" w:space="0" w:color="000000"/>
+            </w:tcBorders>
+            <w:vAlign w:val="center"/>
+          </w:tcPr>
+          <w:p>
+            <w:pPr>
+              <w:pStyle w:val="Normal"/>
+              <w:spacing w:lineRule="exact" w:line="260" w:before="14" w:after="36"/>
+              <w:ind w:firstLine="96"/>
+              <w:jc w:val="end"/>
+              <w:rPr>
+                <w:rFonts w:ascii="Arial" w:hAnsi="Arial" w:eastAsia="Arial" w:cs="Arial"/>
+                <w:color w:val="000000"/>
+                <w:sz w:val="24"/>
+                <w:szCs w:val="24"/>
+              </w:rPr>
+            </w:pPr>
+            <w:r>
+              <w:rPr>
+                <w:rFonts w:eastAsia="Arial" w:cs="Arial" w:ascii="Arial" w:hAnsi="Arial"/>
+                <w:color w:val="000000"/>
+                <w:sz w:val="24"/>
+                <w:szCs w:val="24"/>
+              </w:rPr>
+              <w:t>{t2_date}</w:t>
+            </w:r>
+          </w:p>
+        </w:tc>
+        <w:tc>
+          <w:tcPr>
+            <w:tcW w:w="1281" w:type="dxa"/>
+            <w:tcBorders>
+              <w:top w:val="single" w:sz="6" w:space="0" w:color="000000"/>
+              <w:start w:val="single" w:sz="6" w:space="0" w:color="000000"/>
+              <w:bottom w:val="single" w:sz="6" w:space="0" w:color="000000"/>
+              <w:end w:val="single" w:sz="6" w:space="0" w:color="000000"/>
+            </w:tcBorders>
+            <w:vAlign w:val="center"/>
+          </w:tcPr>
+          <w:p>
+            <w:pPr>
+              <w:pStyle w:val="Normal"/>
+              <w:spacing w:lineRule="exact" w:line="260" w:before="14" w:after="36"/>
+              <w:ind w:firstLine="1"/>
+              <w:jc w:val="end"/>
+              <w:rPr>
+                <w:rFonts w:ascii="Arial" w:hAnsi="Arial" w:eastAsia="Arial" w:cs="Arial"/>
+                <w:color w:val="000000"/>
+                <w:sz w:val="24"/>
+                <w:szCs w:val="24"/>
+              </w:rPr>
+            </w:pPr>
+            <w:r>
+              <w:rPr>
+                <w:rFonts w:eastAsia="Arial" w:cs="Arial" w:ascii="Arial" w:hAnsi="Arial"/>
+                <w:color w:val="000000"/>
+                <w:sz w:val="24"/>
+                <w:szCs w:val="24"/>
+              </w:rPr>
+              <w:t>{t2_mark</w:t>
+            </w:r>
+            <w:r>
+              <w:rPr>
+                <w:rFonts w:eastAsia="Arial" w:cs="Arial" w:ascii="Arial" w:hAnsi="Arial"/>
                 <w:color w:val="000000"/>
                 <w:sz w:val="24"/>
                 <w:szCs w:val="24"/>
               </w:rPr>
               <w:t>}</w:t>
             </w:r>
-          </w:p>
-        </w:tc>
-        <w:tc>
-          <w:tcPr>
-            <w:tcW w:w="1277" w:type="dxa"/>
-            <w:tcBorders>
-              <w:top w:val="single" w:sz="6" w:space="0" w:color="000000"/>
-              <w:left w:val="single" w:sz="6" w:space="0" w:color="000000"/>
-              <w:right w:val="single" w:sz="6" w:space="0" w:color="000000"/>
+            <w:r>
+              <w:rPr>
+                <w:rFonts w:eastAsia="Arial" w:cs="Arial" w:ascii="Arial" w:hAnsi="Arial"/>
+                <w:color w:val="000000"/>
+                <w:sz w:val="24"/>
+                <w:szCs w:val="24"/>
+              </w:rPr>
+              <w:t>/</w:t>
+            </w:r>
+            <w:r>
+              <w:rPr>
+                <w:rFonts w:eastAsia="Arial" w:cs="Arial" w:ascii="Arial" w:hAnsi="Arial"/>
+                <w:color w:val="000000"/>
+                <w:sz w:val="24"/>
+                <w:szCs w:val="24"/>
+              </w:rPr>
+              <w:t>{</w:t>
+            </w:r>
+            <w:r>
+              <w:rPr>
+                <w:rFonts w:eastAsia="Arial" w:cs="Arial" w:ascii="Arial" w:hAnsi="Arial"/>
+                <w:color w:val="000000"/>
+                <w:sz w:val="24"/>
+                <w:szCs w:val="24"/>
+              </w:rPr>
+              <w:t>t2_total}</w:t>
+            </w:r>
+          </w:p>
+        </w:tc>
+        <w:tc>
+          <w:tcPr>
+            <w:tcW w:w="1289" w:type="dxa"/>
+            <w:tcBorders>
+              <w:top w:val="single" w:sz="6" w:space="0" w:color="000000"/>
+              <w:start w:val="single" w:sz="6" w:space="0" w:color="000000"/>
+              <w:bottom w:val="single" w:sz="6" w:space="0" w:color="000000"/>
+              <w:end w:val="single" w:sz="6" w:space="0" w:color="000000"/>
             </w:tcBorders>
             <w:vAlign w:val="center"/>
           </w:tcPr>
           <w:p>
             <w:pPr>
-              <w:spacing w:before="14" w:after="36" w:line="260" w:lineRule="exact"/>
-              <w:ind w:firstLine="96"/>
-              <w:jc w:val="right"/>
-              <w:rPr>
-                <w:rFonts w:ascii="Arial" w:eastAsia="Arial" w:hAnsi="Arial" w:cs="Arial"/>
-                <w:noProof/>
-                <w:color w:val="000000"/>
-                <w:sz w:val="24"/>
-                <w:szCs w:val="24"/>
-              </w:rPr>
-            </w:pPr>
-            <w:r>
-              <w:rPr>
-                <w:rFonts w:ascii="Arial" w:eastAsia="Arial" w:hAnsi="Arial" w:cs="Arial"/>
-                <w:noProof/>
-                <w:color w:val="000000"/>
-                <w:sz w:val="24"/>
-                <w:szCs w:val="24"/>
-              </w:rPr>
-              <w:t>{t</w:t>
-            </w:r>
-            <w:r>
-              <w:rPr>
-                <w:rFonts w:ascii="Arial" w:eastAsia="Arial" w:hAnsi="Arial" w:cs="Arial"/>
-                <w:noProof/>
-                <w:color w:val="000000"/>
-                <w:sz w:val="24"/>
-                <w:szCs w:val="24"/>
-              </w:rPr>
-              <w:t>2</w:t>
-            </w:r>
-            <w:r>
-              <w:rPr>
-                <w:rFonts w:ascii="Arial" w:eastAsia="Arial" w:hAnsi="Arial" w:cs="Arial"/>
-                <w:noProof/>
-                <w:color w:val="000000"/>
-                <w:sz w:val="24"/>
-                <w:szCs w:val="24"/>
-              </w:rPr>
-              <w:t>_date}</w:t>
-            </w:r>
-          </w:p>
-        </w:tc>
-        <w:tc>
-          <w:tcPr>
-            <w:tcW w:w="1280" w:type="dxa"/>
-            <w:tcBorders>
-              <w:top w:val="single" w:sz="6" w:space="0" w:color="000000"/>
-              <w:left w:val="single" w:sz="6" w:space="0" w:color="000000"/>
-            </w:tcBorders>
-            <w:vAlign w:val="center"/>
-          </w:tcPr>
-          <w:p>
-            <w:pPr>
-              <w:spacing w:before="14" w:after="36" w:line="260" w:lineRule="exact"/>
-              <w:ind w:firstLine="1"/>
-              <w:jc w:val="right"/>
-              <w:rPr>
-                <w:rFonts w:ascii="Arial" w:eastAsia="Arial" w:hAnsi="Arial" w:cs="Arial"/>
-                <w:noProof/>
-                <w:color w:val="000000"/>
-                <w:sz w:val="24"/>
-                <w:szCs w:val="24"/>
-              </w:rPr>
-            </w:pPr>
-            <w:r>
-              <w:rPr>
-                <w:rFonts w:ascii="Arial" w:eastAsia="Arial" w:hAnsi="Arial" w:cs="Arial"/>
-                <w:noProof/>
-                <w:color w:val="000000"/>
-                <w:sz w:val="24"/>
-                <w:szCs w:val="24"/>
-              </w:rPr>
-              <w:t>{t</w:t>
-            </w:r>
-            <w:r>
-              <w:rPr>
-                <w:rFonts w:ascii="Arial" w:eastAsia="Arial" w:hAnsi="Arial" w:cs="Arial"/>
-                <w:noProof/>
-                <w:color w:val="000000"/>
-                <w:sz w:val="24"/>
-                <w:szCs w:val="24"/>
-              </w:rPr>
-              <w:t>2</w:t>
-            </w:r>
-            <w:r>
-              <w:rPr>
-                <w:rFonts w:ascii="Arial" w:eastAsia="Arial" w:hAnsi="Arial" w:cs="Arial"/>
-                <w:noProof/>
-                <w:color w:val="000000"/>
-                <w:sz w:val="24"/>
-                <w:szCs w:val="24"/>
-              </w:rPr>
-              <w:t>_mark/t</w:t>
-            </w:r>
-            <w:r>
-              <w:rPr>
-                <w:rFonts w:ascii="Arial" w:eastAsia="Arial" w:hAnsi="Arial" w:cs="Arial"/>
-                <w:noProof/>
-                <w:color w:val="000000"/>
-                <w:sz w:val="24"/>
-                <w:szCs w:val="24"/>
-              </w:rPr>
-              <w:t>2_t</w:t>
-            </w:r>
-            <w:r>
-              <w:rPr>
-                <w:rFonts w:ascii="Arial" w:eastAsia="Arial" w:hAnsi="Arial" w:cs="Arial"/>
-                <w:noProof/>
-                <w:color w:val="000000"/>
-                <w:sz w:val="24"/>
-                <w:szCs w:val="24"/>
-              </w:rPr>
-              <w:t>otal}</w:t>
-            </w:r>
-          </w:p>
-        </w:tc>
-        <w:tc>
-          <w:tcPr>
-            <w:tcW w:w="1289" w:type="dxa"/>
-            <w:tcBorders>
-              <w:top w:val="single" w:sz="6" w:space="0" w:color="000000"/>
-            </w:tcBorders>
-            <w:vAlign w:val="center"/>
-          </w:tcPr>
-          <w:p>
-            <w:pPr>
-              <w:spacing w:line="240" w:lineRule="exact"/>
-              <w:ind w:right="60" w:firstLine="1"/>
-              <w:jc w:val="right"/>
-              <w:rPr>
-                <w:rFonts w:ascii="Arial" w:eastAsia="Arial" w:hAnsi="Arial" w:cs="Arial"/>
-                <w:noProof/>
+              <w:pStyle w:val="Normal"/>
+              <w:spacing w:lineRule="exact" w:line="240"/>
+              <w:ind w:firstLine="1" w:end="60"/>
+              <w:jc w:val="end"/>
+              <w:rPr>
+                <w:rFonts w:ascii="Arial" w:hAnsi="Arial" w:eastAsia="Arial" w:cs="Arial"/>
                 <w:color w:val="000000"/>
                 <w:spacing w:val="2"/>
                 <w:sz w:val="24"/>
@@ -2384,72 +2221,39 @@
             </w:pPr>
             <w:r>
               <w:rPr>
-                <w:rFonts w:ascii="Arial" w:eastAsia="Arial" w:hAnsi="Arial" w:cs="Arial"/>
-                <w:noProof/>
+                <w:rFonts w:eastAsia="Arial" w:cs="Arial" w:ascii="Arial" w:hAnsi="Arial"/>
                 <w:color w:val="000000"/>
                 <w:spacing w:val="1"/>
                 <w:sz w:val="24"/>
                 <w:szCs w:val="24"/>
               </w:rPr>
-              <w:t>{test</w:t>
-            </w:r>
-            <w:r>
-              <w:rPr>
-                <w:rFonts w:ascii="Arial" w:eastAsia="Arial" w:hAnsi="Arial" w:cs="Arial"/>
-                <w:noProof/>
-                <w:color w:val="000000"/>
-                <w:spacing w:val="1"/>
-                <w:sz w:val="24"/>
-                <w:szCs w:val="24"/>
-              </w:rPr>
-              <w:t>2</w:t>
-            </w:r>
-            <w:r>
-              <w:rPr>
-                <w:rFonts w:ascii="Arial" w:eastAsia="Arial" w:hAnsi="Arial" w:cs="Arial"/>
-                <w:noProof/>
-                <w:color w:val="000000"/>
-                <w:spacing w:val="1"/>
-                <w:sz w:val="24"/>
-                <w:szCs w:val="24"/>
-              </w:rPr>
-              <w:t>_weight}</w:t>
-            </w:r>
-            <w:r>
-              <w:rPr>
-                <w:rFonts w:ascii="Arial" w:eastAsia="Arial" w:hAnsi="Arial" w:cs="Arial"/>
-                <w:noProof/>
-                <w:color w:val="000000"/>
-                <w:spacing w:val="1"/>
-                <w:sz w:val="24"/>
-                <w:szCs w:val="24"/>
-              </w:rPr>
-              <w:t>/15</w:t>
+              <w:t>{t2_weight}/15</w:t>
             </w:r>
           </w:p>
         </w:tc>
       </w:tr>
       <w:tr>
         <w:trPr>
-          <w:trHeight w:val="737"/>
+          <w:trHeight w:val="737" w:hRule="atLeast"/>
         </w:trPr>
         <w:tc>
           <w:tcPr>
-            <w:tcW w:w="1714" w:type="dxa"/>
-            <w:tcBorders>
-              <w:left w:val="single" w:sz="6" w:space="0" w:color="000000"/>
-              <w:bottom w:val="single" w:sz="6" w:space="0" w:color="000000"/>
-              <w:right w:val="single" w:sz="6" w:space="0" w:color="000000"/>
+            <w:tcW w:w="1713" w:type="dxa"/>
+            <w:tcBorders>
+              <w:top w:val="single" w:sz="6" w:space="0" w:color="000000"/>
+              <w:start w:val="single" w:sz="6" w:space="0" w:color="000000"/>
+              <w:bottom w:val="single" w:sz="6" w:space="0" w:color="000000"/>
+              <w:end w:val="single" w:sz="6" w:space="0" w:color="000000"/>
             </w:tcBorders>
             <w:vAlign w:val="center"/>
           </w:tcPr>
           <w:p>
             <w:pPr>
-              <w:spacing w:before="14" w:after="36" w:line="260" w:lineRule="exact"/>
-              <w:ind w:left="95" w:right="59" w:firstLine="1"/>
-              <w:rPr>
-                <w:rFonts w:ascii="Arial" w:eastAsia="Arial" w:hAnsi="Arial" w:cs="Arial"/>
-                <w:noProof/>
+              <w:pStyle w:val="Normal"/>
+              <w:spacing w:lineRule="exact" w:line="260" w:before="14" w:after="36"/>
+              <w:ind w:firstLine="1" w:start="95" w:end="59"/>
+              <w:rPr>
+                <w:rFonts w:ascii="Arial" w:hAnsi="Arial" w:eastAsia="Arial" w:cs="Arial"/>
                 <w:color w:val="000000"/>
                 <w:spacing w:val="4"/>
                 <w:sz w:val="24"/>
@@ -2458,8 +2262,7 @@
             </w:pPr>
             <w:r>
               <w:rPr>
-                <w:rFonts w:ascii="Arial" w:eastAsia="Arial" w:hAnsi="Arial" w:cs="Arial"/>
-                <w:noProof/>
+                <w:rFonts w:eastAsia="Arial" w:cs="Arial" w:ascii="Arial" w:hAnsi="Arial"/>
                 <w:color w:val="000000"/>
                 <w:sz w:val="24"/>
                 <w:szCs w:val="24"/>
@@ -2468,8 +2271,7 @@
             </w:r>
             <w:r>
               <w:rPr>
-                <w:rFonts w:ascii="Arial" w:eastAsia="Arial" w:hAnsi="Arial" w:cs="Arial"/>
-                <w:noProof/>
+                <w:rFonts w:eastAsia="Arial" w:cs="Arial" w:ascii="Arial" w:hAnsi="Arial"/>
                 <w:color w:val="000000"/>
                 <w:spacing w:val="-4"/>
                 <w:sz w:val="24"/>
@@ -2483,50 +2285,59 @@
           <w:tcPr>
             <w:tcW w:w="378" w:type="dxa"/>
             <w:tcBorders>
-              <w:left w:val="single" w:sz="6" w:space="0" w:color="000000"/>
-              <w:bottom w:val="single" w:sz="6" w:space="0" w:color="000000"/>
-              <w:right w:val="single" w:sz="6" w:space="0" w:color="000000"/>
-            </w:tcBorders>
-          </w:tcPr>
-          <w:p>
-            <w:pPr>
-              <w:spacing w:before="14" w:after="36" w:line="260" w:lineRule="exact"/>
-              <w:ind w:left="95" w:right="59" w:firstLine="1"/>
-              <w:rPr>
-                <w:rFonts w:ascii="Arial" w:eastAsia="Arial" w:hAnsi="Arial" w:cs="Arial"/>
-                <w:noProof/>
-                <w:color w:val="000000"/>
-                <w:sz w:val="24"/>
-                <w:szCs w:val="24"/>
-              </w:rPr>
-            </w:pPr>
+              <w:top w:val="single" w:sz="6" w:space="0" w:color="000000"/>
+              <w:start w:val="single" w:sz="6" w:space="0" w:color="000000"/>
+              <w:bottom w:val="single" w:sz="6" w:space="0" w:color="000000"/>
+              <w:end w:val="single" w:sz="6" w:space="0" w:color="000000"/>
+            </w:tcBorders>
+          </w:tcPr>
+          <w:p>
+            <w:pPr>
+              <w:pStyle w:val="Normal"/>
+              <w:spacing w:lineRule="exact" w:line="260" w:before="14" w:after="36"/>
+              <w:ind w:firstLine="1" w:start="95" w:end="59"/>
+              <w:rPr>
+                <w:rFonts w:ascii="Arial" w:hAnsi="Arial" w:eastAsia="Arial" w:cs="Arial"/>
+                <w:color w:val="000000"/>
+                <w:sz w:val="24"/>
+                <w:szCs w:val="24"/>
+              </w:rPr>
+            </w:pPr>
+            <w:r>
+              <w:rPr>
+                <w:rFonts w:eastAsia="Arial" w:cs="Arial" w:ascii="Arial" w:hAnsi="Arial"/>
+                <w:color w:val="000000"/>
+                <w:sz w:val="24"/>
+                <w:szCs w:val="24"/>
+              </w:rPr>
+            </w:r>
           </w:p>
         </w:tc>
         <w:tc>
           <w:tcPr>
             <w:tcW w:w="3702" w:type="dxa"/>
             <w:tcBorders>
-              <w:left w:val="single" w:sz="6" w:space="0" w:color="000000"/>
-              <w:bottom w:val="single" w:sz="6" w:space="0" w:color="000000"/>
-              <w:right w:val="single" w:sz="6" w:space="0" w:color="000000"/>
-            </w:tcBorders>
-          </w:tcPr>
-          <w:p>
-            <w:pPr>
-              <w:spacing w:before="14" w:after="36" w:line="260" w:lineRule="exact"/>
-              <w:ind w:left="95" w:right="59" w:firstLine="1"/>
-              <w:rPr>
-                <w:rFonts w:ascii="Arial" w:eastAsia="Arial" w:hAnsi="Arial" w:cs="Arial"/>
-                <w:noProof/>
-                <w:color w:val="000000"/>
-                <w:sz w:val="24"/>
-                <w:szCs w:val="24"/>
-              </w:rPr>
-            </w:pPr>
-            <w:r>
-              <w:rPr>
-                <w:rFonts w:ascii="Arial" w:eastAsia="Arial" w:hAnsi="Arial" w:cs="Arial"/>
-                <w:noProof/>
+              <w:top w:val="single" w:sz="6" w:space="0" w:color="000000"/>
+              <w:start w:val="single" w:sz="6" w:space="0" w:color="000000"/>
+              <w:bottom w:val="single" w:sz="6" w:space="0" w:color="000000"/>
+              <w:end w:val="single" w:sz="6" w:space="0" w:color="000000"/>
+            </w:tcBorders>
+          </w:tcPr>
+          <w:p>
+            <w:pPr>
+              <w:pStyle w:val="Normal"/>
+              <w:spacing w:lineRule="exact" w:line="260" w:before="14" w:after="36"/>
+              <w:ind w:firstLine="1" w:start="95" w:end="59"/>
+              <w:rPr>
+                <w:rFonts w:ascii="Arial" w:hAnsi="Arial" w:eastAsia="Arial" w:cs="Arial"/>
+                <w:color w:val="000000"/>
+                <w:sz w:val="24"/>
+                <w:szCs w:val="24"/>
+              </w:rPr>
+            </w:pPr>
+            <w:r>
+              <w:rPr>
+                <w:rFonts w:eastAsia="Arial" w:cs="Arial" w:ascii="Arial" w:hAnsi="Arial"/>
                 <w:color w:val="000000"/>
                 <w:sz w:val="24"/>
                 <w:szCs w:val="24"/>
@@ -2539,29 +2350,29 @@
           <w:tcPr>
             <w:tcW w:w="1277" w:type="dxa"/>
             <w:tcBorders>
-              <w:left w:val="single" w:sz="6" w:space="0" w:color="000000"/>
-              <w:bottom w:val="single" w:sz="6" w:space="0" w:color="000000"/>
-              <w:right w:val="single" w:sz="6" w:space="0" w:color="000000"/>
+              <w:top w:val="single" w:sz="6" w:space="0" w:color="000000"/>
+              <w:start w:val="single" w:sz="6" w:space="0" w:color="000000"/>
+              <w:bottom w:val="single" w:sz="6" w:space="0" w:color="000000"/>
+              <w:end w:val="single" w:sz="6" w:space="0" w:color="000000"/>
             </w:tcBorders>
             <w:vAlign w:val="center"/>
           </w:tcPr>
           <w:p>
             <w:pPr>
-              <w:spacing w:before="14" w:after="36" w:line="260" w:lineRule="exact"/>
+              <w:pStyle w:val="Normal"/>
+              <w:spacing w:lineRule="exact" w:line="260" w:before="14" w:after="36"/>
               <w:ind w:firstLine="96"/>
-              <w:jc w:val="right"/>
-              <w:rPr>
-                <w:rFonts w:ascii="Arial" w:eastAsia="Arial" w:hAnsi="Arial" w:cs="Arial"/>
-                <w:noProof/>
-                <w:color w:val="000000"/>
-                <w:sz w:val="24"/>
-                <w:szCs w:val="24"/>
-              </w:rPr>
-            </w:pPr>
-            <w:r>
-              <w:rPr>
-                <w:rFonts w:ascii="Arial" w:eastAsia="Arial" w:hAnsi="Arial" w:cs="Arial"/>
-                <w:noProof/>
+              <w:jc w:val="end"/>
+              <w:rPr>
+                <w:rFonts w:ascii="Arial" w:hAnsi="Arial" w:eastAsia="Arial" w:cs="Arial"/>
+                <w:color w:val="000000"/>
+                <w:sz w:val="24"/>
+                <w:szCs w:val="24"/>
+              </w:rPr>
+            </w:pPr>
+            <w:r>
+              <w:rPr>
+                <w:rFonts w:eastAsia="Arial" w:cs="Arial" w:ascii="Arial" w:hAnsi="Arial"/>
                 <w:color w:val="000000"/>
                 <w:sz w:val="24"/>
                 <w:szCs w:val="24"/>
@@ -2572,35 +2383,54 @@
         </w:tc>
         <w:tc>
           <w:tcPr>
-            <w:tcW w:w="1280" w:type="dxa"/>
-            <w:tcBorders>
-              <w:left w:val="single" w:sz="6" w:space="0" w:color="000000"/>
-              <w:bottom w:val="single" w:sz="6" w:space="0" w:color="000000"/>
+            <w:tcW w:w="1281" w:type="dxa"/>
+            <w:tcBorders>
+              <w:top w:val="single" w:sz="6" w:space="0" w:color="000000"/>
+              <w:start w:val="single" w:sz="6" w:space="0" w:color="000000"/>
+              <w:bottom w:val="single" w:sz="6" w:space="0" w:color="000000"/>
+              <w:end w:val="single" w:sz="6" w:space="0" w:color="000000"/>
             </w:tcBorders>
             <w:vAlign w:val="center"/>
           </w:tcPr>
           <w:p>
             <w:pPr>
-              <w:spacing w:before="14" w:after="36" w:line="260" w:lineRule="exact"/>
+              <w:pStyle w:val="Normal"/>
+              <w:spacing w:lineRule="exact" w:line="260" w:before="14" w:after="36"/>
               <w:ind w:firstLine="1"/>
-              <w:jc w:val="right"/>
-              <w:rPr>
-                <w:rFonts w:ascii="Arial" w:eastAsia="Arial" w:hAnsi="Arial" w:cs="Arial"/>
-                <w:noProof/>
-                <w:color w:val="000000"/>
-                <w:sz w:val="24"/>
-                <w:szCs w:val="24"/>
-              </w:rPr>
-            </w:pPr>
-            <w:r>
-              <w:rPr>
-                <w:rFonts w:ascii="Arial" w:eastAsia="Arial" w:hAnsi="Arial" w:cs="Arial"/>
-                <w:noProof/>
-                <w:color w:val="000000"/>
-                <w:sz w:val="24"/>
-                <w:szCs w:val="24"/>
-              </w:rPr>
-              <w:t>{manage_mark}/{ manage _total}</w:t>
+              <w:jc w:val="end"/>
+              <w:rPr>
+                <w:rFonts w:ascii="Arial" w:hAnsi="Arial" w:eastAsia="Arial" w:cs="Arial"/>
+                <w:color w:val="000000"/>
+                <w:sz w:val="24"/>
+                <w:szCs w:val="24"/>
+              </w:rPr>
+            </w:pPr>
+            <w:r>
+              <w:rPr>
+                <w:rFonts w:eastAsia="Arial" w:cs="Arial" w:ascii="Arial" w:hAnsi="Arial"/>
+                <w:color w:val="000000"/>
+                <w:sz w:val="24"/>
+                <w:szCs w:val="24"/>
+              </w:rPr>
+              <w:t>{manage_mark}/{</w:t>
+            </w:r>
+            <w:r>
+              <w:rPr>
+                <w:rFonts w:eastAsia="Arial" w:cs="Arial" w:ascii="Arial" w:hAnsi="Arial"/>
+                <w:color w:val="000000"/>
+                <w:sz w:val="24"/>
+                <w:szCs w:val="24"/>
+              </w:rPr>
+              <w:t>manage_total</w:t>
+            </w:r>
+            <w:r>
+              <w:rPr>
+                <w:rFonts w:eastAsia="Arial" w:cs="Arial" w:ascii="Arial" w:hAnsi="Arial"/>
+                <w:color w:val="000000"/>
+                <w:sz w:val="24"/>
+                <w:szCs w:val="24"/>
+              </w:rPr>
+              <w:t>}</w:t>
             </w:r>
           </w:p>
         </w:tc>
@@ -2608,18 +2438,21 @@
           <w:tcPr>
             <w:tcW w:w="1289" w:type="dxa"/>
             <w:tcBorders>
-              <w:bottom w:val="single" w:sz="6" w:space="0" w:color="000000"/>
+              <w:top w:val="single" w:sz="6" w:space="0" w:color="000000"/>
+              <w:start w:val="single" w:sz="6" w:space="0" w:color="000000"/>
+              <w:bottom w:val="single" w:sz="6" w:space="0" w:color="000000"/>
+              <w:end w:val="single" w:sz="6" w:space="0" w:color="000000"/>
             </w:tcBorders>
             <w:vAlign w:val="center"/>
           </w:tcPr>
           <w:p>
             <w:pPr>
-              <w:spacing w:line="240" w:lineRule="exact"/>
-              <w:ind w:right="60" w:firstLine="1"/>
-              <w:jc w:val="right"/>
-              <w:rPr>
-                <w:rFonts w:ascii="Arial" w:eastAsia="Arial" w:hAnsi="Arial" w:cs="Arial"/>
-                <w:noProof/>
+              <w:pStyle w:val="Normal"/>
+              <w:spacing w:lineRule="exact" w:line="240"/>
+              <w:ind w:firstLine="1" w:end="60"/>
+              <w:jc w:val="end"/>
+              <w:rPr>
+                <w:rFonts w:ascii="Arial" w:hAnsi="Arial" w:eastAsia="Arial" w:cs="Arial"/>
                 <w:color w:val="000000"/>
                 <w:spacing w:val="2"/>
                 <w:sz w:val="24"/>
@@ -2628,8 +2461,7 @@
             </w:pPr>
             <w:r>
               <w:rPr>
-                <w:rFonts w:ascii="Arial" w:eastAsia="Arial" w:hAnsi="Arial" w:cs="Arial"/>
-                <w:noProof/>
+                <w:rFonts w:eastAsia="Arial" w:cs="Arial" w:ascii="Arial" w:hAnsi="Arial"/>
                 <w:color w:val="000000"/>
                 <w:sz w:val="24"/>
                 <w:szCs w:val="24"/>
@@ -2638,8 +2470,7 @@
             </w:r>
             <w:r>
               <w:rPr>
-                <w:rFonts w:ascii="Arial" w:eastAsia="Arial" w:hAnsi="Arial" w:cs="Arial"/>
-                <w:noProof/>
+                <w:rFonts w:eastAsia="Arial" w:cs="Arial" w:ascii="Arial" w:hAnsi="Arial"/>
                 <w:color w:val="000000"/>
                 <w:spacing w:val="1"/>
                 <w:sz w:val="24"/>
@@ -2652,25 +2483,26 @@
       </w:tr>
       <w:tr>
         <w:trPr>
-          <w:trHeight w:val="736"/>
+          <w:trHeight w:val="736" w:hRule="atLeast"/>
         </w:trPr>
         <w:tc>
           <w:tcPr>
-            <w:tcW w:w="1714" w:type="dxa"/>
-            <w:tcBorders>
-              <w:top w:val="single" w:sz="6" w:space="0" w:color="000000"/>
-              <w:left w:val="single" w:sz="6" w:space="0" w:color="000000"/>
-              <w:right w:val="single" w:sz="6" w:space="0" w:color="000000"/>
+            <w:tcW w:w="1713" w:type="dxa"/>
+            <w:tcBorders>
+              <w:top w:val="single" w:sz="6" w:space="0" w:color="000000"/>
+              <w:start w:val="single" w:sz="6" w:space="0" w:color="000000"/>
+              <w:bottom w:val="single" w:sz="6" w:space="0" w:color="000000"/>
+              <w:end w:val="single" w:sz="6" w:space="0" w:color="000000"/>
             </w:tcBorders>
             <w:vAlign w:val="center"/>
           </w:tcPr>
           <w:p>
             <w:pPr>
-              <w:spacing w:line="240" w:lineRule="exact"/>
-              <w:ind w:left="95" w:firstLine="1"/>
-              <w:rPr>
-                <w:rFonts w:ascii="Arial" w:eastAsia="Arial" w:hAnsi="Arial" w:cs="Arial"/>
-                <w:noProof/>
+              <w:pStyle w:val="Normal"/>
+              <w:spacing w:lineRule="exact" w:line="240"/>
+              <w:ind w:firstLine="1" w:start="95"/>
+              <w:rPr>
+                <w:rFonts w:ascii="Arial" w:hAnsi="Arial" w:eastAsia="Arial" w:cs="Arial"/>
                 <w:color w:val="000000"/>
                 <w:spacing w:val="1"/>
                 <w:sz w:val="24"/>
@@ -2679,8 +2511,7 @@
             </w:pPr>
             <w:r>
               <w:rPr>
-                <w:rFonts w:ascii="Arial" w:eastAsia="Arial" w:hAnsi="Arial" w:cs="Arial"/>
-                <w:noProof/>
+                <w:rFonts w:eastAsia="Arial" w:cs="Arial" w:ascii="Arial" w:hAnsi="Arial"/>
                 <w:color w:val="000000"/>
                 <w:sz w:val="24"/>
                 <w:szCs w:val="24"/>
@@ -2689,8 +2520,7 @@
             </w:r>
             <w:r>
               <w:rPr>
-                <w:rFonts w:ascii="Arial" w:eastAsia="Arial" w:hAnsi="Arial" w:cs="Arial"/>
-                <w:noProof/>
+                <w:rFonts w:eastAsia="Arial" w:cs="Arial" w:ascii="Arial" w:hAnsi="Arial"/>
                 <w:color w:val="000000"/>
                 <w:spacing w:val="-1"/>
                 <w:sz w:val="24"/>
@@ -2700,8 +2530,7 @@
             </w:r>
             <w:r>
               <w:rPr>
-                <w:rFonts w:ascii="Arial" w:eastAsia="Arial" w:hAnsi="Arial" w:cs="Arial"/>
-                <w:noProof/>
+                <w:rFonts w:eastAsia="Arial" w:cs="Arial" w:ascii="Arial" w:hAnsi="Arial"/>
                 <w:color w:val="000000"/>
                 <w:sz w:val="24"/>
                 <w:szCs w:val="24"/>
@@ -2715,22 +2544,31 @@
             <w:tcW w:w="378" w:type="dxa"/>
             <w:tcBorders>
               <w:top w:val="single" w:sz="6" w:space="0" w:color="000000"/>
-              <w:left w:val="single" w:sz="6" w:space="0" w:color="000000"/>
-              <w:right w:val="single" w:sz="6" w:space="0" w:color="000000"/>
-            </w:tcBorders>
-          </w:tcPr>
-          <w:p>
-            <w:pPr>
-              <w:spacing w:line="240" w:lineRule="exact"/>
-              <w:ind w:left="95" w:firstLine="1"/>
-              <w:rPr>
-                <w:rFonts w:ascii="Arial" w:eastAsia="Arial" w:hAnsi="Arial" w:cs="Arial"/>
-                <w:noProof/>
-                <w:color w:val="000000"/>
-                <w:sz w:val="24"/>
-                <w:szCs w:val="24"/>
-              </w:rPr>
-            </w:pPr>
+              <w:start w:val="single" w:sz="6" w:space="0" w:color="000000"/>
+              <w:bottom w:val="single" w:sz="6" w:space="0" w:color="000000"/>
+              <w:end w:val="single" w:sz="6" w:space="0" w:color="000000"/>
+            </w:tcBorders>
+          </w:tcPr>
+          <w:p>
+            <w:pPr>
+              <w:pStyle w:val="Normal"/>
+              <w:spacing w:lineRule="exact" w:line="240"/>
+              <w:ind w:firstLine="1" w:start="95"/>
+              <w:rPr>
+                <w:rFonts w:ascii="Arial" w:hAnsi="Arial" w:eastAsia="Arial" w:cs="Arial"/>
+                <w:color w:val="000000"/>
+                <w:sz w:val="24"/>
+                <w:szCs w:val="24"/>
+              </w:rPr>
+            </w:pPr>
+            <w:r>
+              <w:rPr>
+                <w:rFonts w:eastAsia="Arial" w:cs="Arial" w:ascii="Arial" w:hAnsi="Arial"/>
+                <w:color w:val="000000"/>
+                <w:sz w:val="24"/>
+                <w:szCs w:val="24"/>
+              </w:rPr>
+            </w:r>
           </w:p>
         </w:tc>
         <w:tc>
@@ -2738,26 +2576,26 @@
             <w:tcW w:w="3702" w:type="dxa"/>
             <w:tcBorders>
               <w:top w:val="single" w:sz="6" w:space="0" w:color="000000"/>
-              <w:left w:val="single" w:sz="6" w:space="0" w:color="000000"/>
-              <w:right w:val="single" w:sz="6" w:space="0" w:color="000000"/>
-            </w:tcBorders>
-          </w:tcPr>
-          <w:p>
-            <w:pPr>
-              <w:spacing w:line="240" w:lineRule="exact"/>
-              <w:ind w:left="95" w:firstLine="1"/>
-              <w:rPr>
-                <w:rFonts w:ascii="Arial" w:eastAsia="Arial" w:hAnsi="Arial" w:cs="Arial"/>
-                <w:noProof/>
-                <w:color w:val="000000"/>
-                <w:sz w:val="24"/>
-                <w:szCs w:val="24"/>
-              </w:rPr>
-            </w:pPr>
-            <w:r>
-              <w:rPr>
-                <w:rFonts w:ascii="Arial" w:eastAsia="Arial" w:hAnsi="Arial" w:cs="Arial"/>
-                <w:noProof/>
+              <w:start w:val="single" w:sz="6" w:space="0" w:color="000000"/>
+              <w:bottom w:val="single" w:sz="6" w:space="0" w:color="000000"/>
+              <w:end w:val="single" w:sz="6" w:space="0" w:color="000000"/>
+            </w:tcBorders>
+          </w:tcPr>
+          <w:p>
+            <w:pPr>
+              <w:pStyle w:val="Normal"/>
+              <w:spacing w:lineRule="exact" w:line="240"/>
+              <w:ind w:firstLine="1" w:start="95"/>
+              <w:rPr>
+                <w:rFonts w:ascii="Arial" w:hAnsi="Arial" w:eastAsia="Arial" w:cs="Arial"/>
+                <w:color w:val="000000"/>
+                <w:sz w:val="24"/>
+                <w:szCs w:val="24"/>
+              </w:rPr>
+            </w:pPr>
+            <w:r>
+              <w:rPr>
+                <w:rFonts w:eastAsia="Arial" w:cs="Arial" w:ascii="Arial" w:hAnsi="Arial"/>
                 <w:color w:val="000000"/>
                 <w:sz w:val="24"/>
                 <w:szCs w:val="24"/>
@@ -2771,28 +2609,28 @@
             <w:tcW w:w="1277" w:type="dxa"/>
             <w:tcBorders>
               <w:top w:val="single" w:sz="6" w:space="0" w:color="000000"/>
-              <w:left w:val="single" w:sz="6" w:space="0" w:color="000000"/>
-              <w:right w:val="single" w:sz="6" w:space="0" w:color="000000"/>
+              <w:start w:val="single" w:sz="6" w:space="0" w:color="000000"/>
+              <w:bottom w:val="single" w:sz="6" w:space="0" w:color="000000"/>
+              <w:end w:val="single" w:sz="6" w:space="0" w:color="000000"/>
             </w:tcBorders>
             <w:vAlign w:val="center"/>
           </w:tcPr>
           <w:p>
             <w:pPr>
-              <w:spacing w:line="240" w:lineRule="exact"/>
+              <w:pStyle w:val="Normal"/>
+              <w:spacing w:lineRule="exact" w:line="240"/>
               <w:ind w:firstLine="96"/>
-              <w:jc w:val="right"/>
-              <w:rPr>
-                <w:rFonts w:ascii="Arial" w:eastAsia="Arial" w:hAnsi="Arial" w:cs="Arial"/>
-                <w:noProof/>
-                <w:color w:val="000000"/>
-                <w:sz w:val="24"/>
-                <w:szCs w:val="24"/>
-              </w:rPr>
-            </w:pPr>
-            <w:r>
-              <w:rPr>
-                <w:rFonts w:ascii="Arial" w:eastAsia="Arial" w:hAnsi="Arial" w:cs="Arial"/>
-                <w:noProof/>
+              <w:jc w:val="end"/>
+              <w:rPr>
+                <w:rFonts w:ascii="Arial" w:hAnsi="Arial" w:eastAsia="Arial" w:cs="Arial"/>
+                <w:color w:val="000000"/>
+                <w:sz w:val="24"/>
+                <w:szCs w:val="24"/>
+              </w:rPr>
+            </w:pPr>
+            <w:r>
+              <w:rPr>
+                <w:rFonts w:eastAsia="Arial" w:cs="Arial" w:ascii="Arial" w:hAnsi="Arial"/>
                 <w:color w:val="000000"/>
                 <w:sz w:val="24"/>
                 <w:szCs w:val="24"/>
@@ -2803,30 +2641,31 @@
         </w:tc>
         <w:tc>
           <w:tcPr>
-            <w:tcW w:w="1280" w:type="dxa"/>
-            <w:tcBorders>
-              <w:top w:val="single" w:sz="6" w:space="0" w:color="000000"/>
-              <w:left w:val="single" w:sz="6" w:space="0" w:color="000000"/>
+            <w:tcW w:w="1281" w:type="dxa"/>
+            <w:tcBorders>
+              <w:top w:val="single" w:sz="6" w:space="0" w:color="000000"/>
+              <w:start w:val="single" w:sz="6" w:space="0" w:color="000000"/>
+              <w:bottom w:val="single" w:sz="6" w:space="0" w:color="000000"/>
+              <w:end w:val="single" w:sz="6" w:space="0" w:color="000000"/>
             </w:tcBorders>
             <w:vAlign w:val="center"/>
           </w:tcPr>
           <w:p>
             <w:pPr>
-              <w:spacing w:line="240" w:lineRule="exact"/>
+              <w:pStyle w:val="Normal"/>
+              <w:spacing w:lineRule="exact" w:line="240"/>
               <w:ind w:firstLine="1"/>
-              <w:jc w:val="right"/>
-              <w:rPr>
-                <w:rFonts w:ascii="Arial" w:eastAsia="Arial" w:hAnsi="Arial" w:cs="Arial"/>
-                <w:noProof/>
-                <w:color w:val="000000"/>
-                <w:sz w:val="24"/>
-                <w:szCs w:val="24"/>
-              </w:rPr>
-            </w:pPr>
-            <w:r>
-              <w:rPr>
-                <w:rFonts w:ascii="Arial" w:eastAsia="Arial" w:hAnsi="Arial" w:cs="Arial"/>
-                <w:noProof/>
+              <w:jc w:val="end"/>
+              <w:rPr>
+                <w:rFonts w:ascii="Arial" w:hAnsi="Arial" w:eastAsia="Arial" w:cs="Arial"/>
+                <w:color w:val="000000"/>
+                <w:sz w:val="24"/>
+                <w:szCs w:val="24"/>
+              </w:rPr>
+            </w:pPr>
+            <w:r>
+              <w:rPr>
+                <w:rFonts w:eastAsia="Arial" w:cs="Arial" w:ascii="Arial" w:hAnsi="Arial"/>
                 <w:color w:val="000000"/>
                 <w:sz w:val="24"/>
                 <w:szCs w:val="24"/>
@@ -2840,17 +2679,20 @@
             <w:tcW w:w="1289" w:type="dxa"/>
             <w:tcBorders>
               <w:top w:val="single" w:sz="6" w:space="0" w:color="000000"/>
+              <w:start w:val="single" w:sz="6" w:space="0" w:color="000000"/>
+              <w:bottom w:val="single" w:sz="6" w:space="0" w:color="000000"/>
+              <w:end w:val="single" w:sz="6" w:space="0" w:color="000000"/>
             </w:tcBorders>
             <w:vAlign w:val="center"/>
           </w:tcPr>
           <w:p>
             <w:pPr>
-              <w:spacing w:line="240" w:lineRule="exact"/>
-              <w:ind w:right="60" w:firstLine="1"/>
-              <w:jc w:val="right"/>
-              <w:rPr>
-                <w:rFonts w:ascii="Arial" w:eastAsia="Arial" w:hAnsi="Arial" w:cs="Arial"/>
-                <w:noProof/>
+              <w:pStyle w:val="Normal"/>
+              <w:spacing w:lineRule="exact" w:line="240"/>
+              <w:ind w:firstLine="1" w:end="60"/>
+              <w:jc w:val="end"/>
+              <w:rPr>
+                <w:rFonts w:ascii="Arial" w:hAnsi="Arial" w:eastAsia="Arial" w:cs="Arial"/>
                 <w:color w:val="000000"/>
                 <w:spacing w:val="2"/>
                 <w:sz w:val="24"/>
@@ -2859,8 +2701,7 @@
             </w:pPr>
             <w:r>
               <w:rPr>
-                <w:rFonts w:ascii="Arial" w:eastAsia="Arial" w:hAnsi="Arial" w:cs="Arial"/>
-                <w:noProof/>
+                <w:rFonts w:eastAsia="Arial" w:cs="Arial" w:ascii="Arial" w:hAnsi="Arial"/>
                 <w:color w:val="000000"/>
                 <w:sz w:val="24"/>
                 <w:szCs w:val="24"/>
@@ -2869,8 +2710,7 @@
             </w:r>
             <w:r>
               <w:rPr>
-                <w:rFonts w:ascii="Arial" w:eastAsia="Arial" w:hAnsi="Arial" w:cs="Arial"/>
-                <w:noProof/>
+                <w:rFonts w:eastAsia="Arial" w:cs="Arial" w:ascii="Arial" w:hAnsi="Arial"/>
                 <w:color w:val="000000"/>
                 <w:spacing w:val="1"/>
                 <w:sz w:val="24"/>
@@ -2883,24 +2723,26 @@
       </w:tr>
       <w:tr>
         <w:trPr>
-          <w:trHeight w:val="739"/>
+          <w:trHeight w:val="739" w:hRule="atLeast"/>
         </w:trPr>
         <w:tc>
           <w:tcPr>
-            <w:tcW w:w="1714" w:type="dxa"/>
-            <w:tcBorders>
-              <w:left w:val="single" w:sz="6" w:space="0" w:color="000000"/>
-              <w:right w:val="single" w:sz="6" w:space="0" w:color="000000"/>
+            <w:tcW w:w="1713" w:type="dxa"/>
+            <w:tcBorders>
+              <w:top w:val="single" w:sz="6" w:space="0" w:color="000000"/>
+              <w:start w:val="single" w:sz="6" w:space="0" w:color="000000"/>
+              <w:bottom w:val="single" w:sz="6" w:space="0" w:color="000000"/>
+              <w:end w:val="single" w:sz="6" w:space="0" w:color="000000"/>
             </w:tcBorders>
             <w:vAlign w:val="center"/>
           </w:tcPr>
           <w:p>
             <w:pPr>
-              <w:spacing w:line="240" w:lineRule="exact"/>
-              <w:ind w:left="95" w:firstLine="1"/>
-              <w:rPr>
-                <w:rFonts w:ascii="Arial" w:eastAsia="Arial" w:hAnsi="Arial" w:cs="Arial"/>
-                <w:noProof/>
+              <w:pStyle w:val="Normal"/>
+              <w:spacing w:lineRule="exact" w:line="240"/>
+              <w:ind w:firstLine="1" w:start="95"/>
+              <w:rPr>
+                <w:rFonts w:ascii="Arial" w:hAnsi="Arial" w:eastAsia="Arial" w:cs="Arial"/>
                 <w:color w:val="000000"/>
                 <w:spacing w:val="1"/>
                 <w:sz w:val="24"/>
@@ -2909,8 +2751,7 @@
             </w:pPr>
             <w:r>
               <w:rPr>
-                <w:rFonts w:ascii="Arial" w:eastAsia="Arial" w:hAnsi="Arial" w:cs="Arial"/>
-                <w:noProof/>
+                <w:rFonts w:eastAsia="Arial" w:cs="Arial" w:ascii="Arial" w:hAnsi="Arial"/>
                 <w:color w:val="000000"/>
                 <w:spacing w:val="1"/>
                 <w:sz w:val="24"/>
@@ -2920,8 +2761,7 @@
             </w:r>
             <w:r>
               <w:rPr>
-                <w:rFonts w:ascii="Arial" w:eastAsia="Arial" w:hAnsi="Arial" w:cs="Arial"/>
-                <w:noProof/>
+                <w:rFonts w:eastAsia="Arial" w:cs="Arial" w:ascii="Arial" w:hAnsi="Arial"/>
                 <w:color w:val="000000"/>
                 <w:spacing w:val="-1"/>
                 <w:sz w:val="24"/>
@@ -2931,8 +2771,7 @@
             </w:r>
             <w:r>
               <w:rPr>
-                <w:rFonts w:ascii="Arial" w:eastAsia="Arial" w:hAnsi="Arial" w:cs="Arial"/>
-                <w:noProof/>
+                <w:rFonts w:eastAsia="Arial" w:cs="Arial" w:ascii="Arial" w:hAnsi="Arial"/>
                 <w:color w:val="000000"/>
                 <w:sz w:val="24"/>
                 <w:szCs w:val="24"/>
@@ -2945,48 +2784,59 @@
           <w:tcPr>
             <w:tcW w:w="378" w:type="dxa"/>
             <w:tcBorders>
-              <w:left w:val="single" w:sz="6" w:space="0" w:color="000000"/>
-              <w:right w:val="single" w:sz="6" w:space="0" w:color="000000"/>
-            </w:tcBorders>
-          </w:tcPr>
-          <w:p>
-            <w:pPr>
-              <w:spacing w:line="240" w:lineRule="exact"/>
-              <w:ind w:left="95" w:firstLine="1"/>
-              <w:rPr>
-                <w:rFonts w:ascii="Arial" w:eastAsia="Arial" w:hAnsi="Arial" w:cs="Arial"/>
-                <w:noProof/>
-                <w:color w:val="000000"/>
-                <w:sz w:val="24"/>
-                <w:szCs w:val="24"/>
-              </w:rPr>
-            </w:pPr>
+              <w:top w:val="single" w:sz="6" w:space="0" w:color="000000"/>
+              <w:start w:val="single" w:sz="6" w:space="0" w:color="000000"/>
+              <w:bottom w:val="single" w:sz="6" w:space="0" w:color="000000"/>
+              <w:end w:val="single" w:sz="6" w:space="0" w:color="000000"/>
+            </w:tcBorders>
+          </w:tcPr>
+          <w:p>
+            <w:pPr>
+              <w:pStyle w:val="Normal"/>
+              <w:spacing w:lineRule="exact" w:line="240"/>
+              <w:ind w:firstLine="1" w:start="95"/>
+              <w:rPr>
+                <w:rFonts w:ascii="Arial" w:hAnsi="Arial" w:eastAsia="Arial" w:cs="Arial"/>
+                <w:color w:val="000000"/>
+                <w:sz w:val="24"/>
+                <w:szCs w:val="24"/>
+              </w:rPr>
+            </w:pPr>
+            <w:r>
+              <w:rPr>
+                <w:rFonts w:eastAsia="Arial" w:cs="Arial" w:ascii="Arial" w:hAnsi="Arial"/>
+                <w:color w:val="000000"/>
+                <w:sz w:val="24"/>
+                <w:szCs w:val="24"/>
+              </w:rPr>
+            </w:r>
           </w:p>
         </w:tc>
         <w:tc>
           <w:tcPr>
             <w:tcW w:w="3702" w:type="dxa"/>
             <w:tcBorders>
-              <w:left w:val="single" w:sz="6" w:space="0" w:color="000000"/>
-              <w:right w:val="single" w:sz="6" w:space="0" w:color="000000"/>
-            </w:tcBorders>
-          </w:tcPr>
-          <w:p>
-            <w:pPr>
-              <w:spacing w:line="240" w:lineRule="exact"/>
-              <w:ind w:left="95" w:firstLine="1"/>
-              <w:rPr>
-                <w:rFonts w:ascii="Arial" w:eastAsia="Arial" w:hAnsi="Arial" w:cs="Arial"/>
-                <w:noProof/>
-                <w:color w:val="000000"/>
-                <w:sz w:val="24"/>
-                <w:szCs w:val="24"/>
-              </w:rPr>
-            </w:pPr>
-            <w:r>
-              <w:rPr>
-                <w:rFonts w:ascii="Arial" w:eastAsia="Arial" w:hAnsi="Arial" w:cs="Arial"/>
-                <w:noProof/>
+              <w:top w:val="single" w:sz="6" w:space="0" w:color="000000"/>
+              <w:start w:val="single" w:sz="6" w:space="0" w:color="000000"/>
+              <w:bottom w:val="single" w:sz="6" w:space="0" w:color="000000"/>
+              <w:end w:val="single" w:sz="6" w:space="0" w:color="000000"/>
+            </w:tcBorders>
+          </w:tcPr>
+          <w:p>
+            <w:pPr>
+              <w:pStyle w:val="Normal"/>
+              <w:spacing w:lineRule="exact" w:line="240"/>
+              <w:ind w:firstLine="1" w:start="95"/>
+              <w:rPr>
+                <w:rFonts w:ascii="Arial" w:hAnsi="Arial" w:eastAsia="Arial" w:cs="Arial"/>
+                <w:color w:val="000000"/>
+                <w:sz w:val="24"/>
+                <w:szCs w:val="24"/>
+              </w:rPr>
+            </w:pPr>
+            <w:r>
+              <w:rPr>
+                <w:rFonts w:eastAsia="Arial" w:cs="Arial" w:ascii="Arial" w:hAnsi="Arial"/>
                 <w:color w:val="000000"/>
                 <w:sz w:val="24"/>
                 <w:szCs w:val="24"/>
@@ -2999,28 +2849,29 @@
           <w:tcPr>
             <w:tcW w:w="1277" w:type="dxa"/>
             <w:tcBorders>
-              <w:left w:val="single" w:sz="6" w:space="0" w:color="000000"/>
-              <w:right w:val="single" w:sz="6" w:space="0" w:color="000000"/>
+              <w:top w:val="single" w:sz="6" w:space="0" w:color="000000"/>
+              <w:start w:val="single" w:sz="6" w:space="0" w:color="000000"/>
+              <w:bottom w:val="single" w:sz="6" w:space="0" w:color="000000"/>
+              <w:end w:val="single" w:sz="6" w:space="0" w:color="000000"/>
             </w:tcBorders>
             <w:vAlign w:val="center"/>
           </w:tcPr>
           <w:p>
             <w:pPr>
-              <w:spacing w:line="240" w:lineRule="exact"/>
+              <w:pStyle w:val="Normal"/>
+              <w:spacing w:lineRule="exact" w:line="240"/>
               <w:ind w:firstLine="96"/>
-              <w:jc w:val="right"/>
-              <w:rPr>
-                <w:rFonts w:ascii="Arial" w:eastAsia="Arial" w:hAnsi="Arial" w:cs="Arial"/>
-                <w:noProof/>
-                <w:color w:val="000000"/>
-                <w:sz w:val="24"/>
-                <w:szCs w:val="24"/>
-              </w:rPr>
-            </w:pPr>
-            <w:r>
-              <w:rPr>
-                <w:rFonts w:ascii="Arial" w:eastAsia="Arial" w:hAnsi="Arial" w:cs="Arial"/>
-                <w:noProof/>
+              <w:jc w:val="end"/>
+              <w:rPr>
+                <w:rFonts w:ascii="Arial" w:hAnsi="Arial" w:eastAsia="Arial" w:cs="Arial"/>
+                <w:color w:val="000000"/>
+                <w:sz w:val="24"/>
+                <w:szCs w:val="24"/>
+              </w:rPr>
+            </w:pPr>
+            <w:r>
+              <w:rPr>
+                <w:rFonts w:eastAsia="Arial" w:cs="Arial" w:ascii="Arial" w:hAnsi="Arial"/>
                 <w:color w:val="000000"/>
                 <w:sz w:val="24"/>
                 <w:szCs w:val="24"/>
@@ -3031,29 +2882,31 @@
         </w:tc>
         <w:tc>
           <w:tcPr>
-            <w:tcW w:w="1280" w:type="dxa"/>
-            <w:tcBorders>
-              <w:left w:val="single" w:sz="6" w:space="0" w:color="000000"/>
+            <w:tcW w:w="1281" w:type="dxa"/>
+            <w:tcBorders>
+              <w:top w:val="single" w:sz="6" w:space="0" w:color="000000"/>
+              <w:start w:val="single" w:sz="6" w:space="0" w:color="000000"/>
+              <w:bottom w:val="single" w:sz="6" w:space="0" w:color="000000"/>
+              <w:end w:val="single" w:sz="6" w:space="0" w:color="000000"/>
             </w:tcBorders>
             <w:vAlign w:val="center"/>
           </w:tcPr>
           <w:p>
             <w:pPr>
-              <w:spacing w:line="240" w:lineRule="exact"/>
+              <w:pStyle w:val="Normal"/>
+              <w:spacing w:lineRule="exact" w:line="240"/>
               <w:ind w:firstLine="1"/>
-              <w:jc w:val="right"/>
-              <w:rPr>
-                <w:rFonts w:ascii="Arial" w:eastAsia="Arial" w:hAnsi="Arial" w:cs="Arial"/>
-                <w:noProof/>
-                <w:color w:val="000000"/>
-                <w:sz w:val="24"/>
-                <w:szCs w:val="24"/>
-              </w:rPr>
-            </w:pPr>
-            <w:r>
-              <w:rPr>
-                <w:rFonts w:ascii="Arial" w:eastAsia="Arial" w:hAnsi="Arial" w:cs="Arial"/>
-                <w:noProof/>
+              <w:jc w:val="end"/>
+              <w:rPr>
+                <w:rFonts w:ascii="Arial" w:hAnsi="Arial" w:eastAsia="Arial" w:cs="Arial"/>
+                <w:color w:val="000000"/>
+                <w:sz w:val="24"/>
+                <w:szCs w:val="24"/>
+              </w:rPr>
+            </w:pPr>
+            <w:r>
+              <w:rPr>
+                <w:rFonts w:eastAsia="Arial" w:cs="Arial" w:ascii="Arial" w:hAnsi="Arial"/>
                 <w:color w:val="000000"/>
                 <w:sz w:val="24"/>
                 <w:szCs w:val="24"/>
@@ -3065,16 +2918,22 @@
         <w:tc>
           <w:tcPr>
             <w:tcW w:w="1289" w:type="dxa"/>
+            <w:tcBorders>
+              <w:top w:val="single" w:sz="6" w:space="0" w:color="000000"/>
+              <w:start w:val="single" w:sz="6" w:space="0" w:color="000000"/>
+              <w:bottom w:val="single" w:sz="6" w:space="0" w:color="000000"/>
+              <w:end w:val="single" w:sz="6" w:space="0" w:color="000000"/>
+            </w:tcBorders>
             <w:vAlign w:val="center"/>
           </w:tcPr>
           <w:p>
             <w:pPr>
-              <w:spacing w:line="240" w:lineRule="exact"/>
-              <w:ind w:right="60" w:firstLine="1"/>
-              <w:jc w:val="right"/>
-              <w:rPr>
-                <w:rFonts w:ascii="Arial" w:eastAsia="Arial" w:hAnsi="Arial" w:cs="Arial"/>
-                <w:noProof/>
+              <w:pStyle w:val="Normal"/>
+              <w:spacing w:lineRule="exact" w:line="240"/>
+              <w:ind w:firstLine="1" w:end="60"/>
+              <w:jc w:val="end"/>
+              <w:rPr>
+                <w:rFonts w:ascii="Arial" w:hAnsi="Arial" w:eastAsia="Arial" w:cs="Arial"/>
                 <w:color w:val="000000"/>
                 <w:spacing w:val="2"/>
                 <w:sz w:val="24"/>
@@ -3083,8 +2942,7 @@
             </w:pPr>
             <w:r>
               <w:rPr>
-                <w:rFonts w:ascii="Arial" w:eastAsia="Arial" w:hAnsi="Arial" w:cs="Arial"/>
-                <w:noProof/>
+                <w:rFonts w:eastAsia="Arial" w:cs="Arial" w:ascii="Arial" w:hAnsi="Arial"/>
                 <w:color w:val="000000"/>
                 <w:sz w:val="24"/>
                 <w:szCs w:val="24"/>
@@ -3093,8 +2951,7 @@
             </w:r>
             <w:r>
               <w:rPr>
-                <w:rFonts w:ascii="Arial" w:eastAsia="Arial" w:hAnsi="Arial" w:cs="Arial"/>
-                <w:noProof/>
+                <w:rFonts w:eastAsia="Arial" w:cs="Arial" w:ascii="Arial" w:hAnsi="Arial"/>
                 <w:color w:val="000000"/>
                 <w:spacing w:val="1"/>
                 <w:sz w:val="24"/>
@@ -3107,24 +2964,26 @@
       </w:tr>
       <w:tr>
         <w:trPr>
-          <w:trHeight w:val="736"/>
+          <w:trHeight w:val="736" w:hRule="atLeast"/>
         </w:trPr>
         <w:tc>
           <w:tcPr>
-            <w:tcW w:w="1714" w:type="dxa"/>
-            <w:tcBorders>
-              <w:left w:val="single" w:sz="6" w:space="0" w:color="000000"/>
-              <w:right w:val="single" w:sz="6" w:space="0" w:color="000000"/>
+            <w:tcW w:w="1713" w:type="dxa"/>
+            <w:tcBorders>
+              <w:top w:val="single" w:sz="6" w:space="0" w:color="000000"/>
+              <w:start w:val="single" w:sz="6" w:space="0" w:color="000000"/>
+              <w:bottom w:val="single" w:sz="6" w:space="0" w:color="000000"/>
+              <w:end w:val="single" w:sz="6" w:space="0" w:color="000000"/>
             </w:tcBorders>
             <w:vAlign w:val="center"/>
           </w:tcPr>
           <w:p>
             <w:pPr>
-              <w:spacing w:before="14" w:after="36" w:line="260" w:lineRule="exact"/>
-              <w:ind w:left="95" w:right="540" w:firstLine="1"/>
-              <w:rPr>
-                <w:rFonts w:ascii="Arial" w:eastAsia="Arial" w:hAnsi="Arial" w:cs="Arial"/>
-                <w:noProof/>
+              <w:pStyle w:val="Normal"/>
+              <w:spacing w:lineRule="exact" w:line="260" w:before="14" w:after="36"/>
+              <w:ind w:firstLine="1" w:start="95" w:end="540"/>
+              <w:rPr>
+                <w:rFonts w:ascii="Arial" w:hAnsi="Arial" w:eastAsia="Arial" w:cs="Arial"/>
                 <w:color w:val="000000"/>
                 <w:spacing w:val="2"/>
                 <w:sz w:val="24"/>
@@ -3133,8 +2992,7 @@
             </w:pPr>
             <w:r>
               <w:rPr>
-                <w:rFonts w:ascii="Arial" w:eastAsia="Arial" w:hAnsi="Arial" w:cs="Arial"/>
-                <w:noProof/>
+                <w:rFonts w:eastAsia="Arial" w:cs="Arial" w:ascii="Arial" w:hAnsi="Arial"/>
                 <w:color w:val="000000"/>
                 <w:sz w:val="24"/>
                 <w:szCs w:val="24"/>
@@ -3143,8 +3001,7 @@
             </w:r>
             <w:r>
               <w:rPr>
-                <w:rFonts w:ascii="Arial" w:eastAsia="Arial" w:hAnsi="Arial" w:cs="Arial"/>
-                <w:noProof/>
+                <w:rFonts w:eastAsia="Arial" w:cs="Arial" w:ascii="Arial" w:hAnsi="Arial"/>
                 <w:color w:val="000000"/>
                 <w:spacing w:val="3"/>
                 <w:sz w:val="24"/>
@@ -3158,48 +3015,59 @@
           <w:tcPr>
             <w:tcW w:w="378" w:type="dxa"/>
             <w:tcBorders>
-              <w:left w:val="single" w:sz="6" w:space="0" w:color="000000"/>
-              <w:right w:val="single" w:sz="6" w:space="0" w:color="000000"/>
-            </w:tcBorders>
-          </w:tcPr>
-          <w:p>
-            <w:pPr>
-              <w:spacing w:before="14" w:after="36" w:line="260" w:lineRule="exact"/>
-              <w:ind w:left="95" w:right="540" w:firstLine="1"/>
-              <w:rPr>
-                <w:rFonts w:ascii="Arial" w:eastAsia="Arial" w:hAnsi="Arial" w:cs="Arial"/>
-                <w:noProof/>
-                <w:color w:val="000000"/>
-                <w:sz w:val="24"/>
-                <w:szCs w:val="24"/>
-              </w:rPr>
-            </w:pPr>
+              <w:top w:val="single" w:sz="6" w:space="0" w:color="000000"/>
+              <w:start w:val="single" w:sz="6" w:space="0" w:color="000000"/>
+              <w:bottom w:val="single" w:sz="6" w:space="0" w:color="000000"/>
+              <w:end w:val="single" w:sz="6" w:space="0" w:color="000000"/>
+            </w:tcBorders>
+          </w:tcPr>
+          <w:p>
+            <w:pPr>
+              <w:pStyle w:val="Normal"/>
+              <w:spacing w:lineRule="exact" w:line="260" w:before="14" w:after="36"/>
+              <w:ind w:firstLine="1" w:start="95" w:end="540"/>
+              <w:rPr>
+                <w:rFonts w:ascii="Arial" w:hAnsi="Arial" w:eastAsia="Arial" w:cs="Arial"/>
+                <w:color w:val="000000"/>
+                <w:sz w:val="24"/>
+                <w:szCs w:val="24"/>
+              </w:rPr>
+            </w:pPr>
+            <w:r>
+              <w:rPr>
+                <w:rFonts w:eastAsia="Arial" w:cs="Arial" w:ascii="Arial" w:hAnsi="Arial"/>
+                <w:color w:val="000000"/>
+                <w:sz w:val="24"/>
+                <w:szCs w:val="24"/>
+              </w:rPr>
+            </w:r>
           </w:p>
         </w:tc>
         <w:tc>
           <w:tcPr>
             <w:tcW w:w="3702" w:type="dxa"/>
             <w:tcBorders>
-              <w:left w:val="single" w:sz="6" w:space="0" w:color="000000"/>
-              <w:right w:val="single" w:sz="6" w:space="0" w:color="000000"/>
-            </w:tcBorders>
-          </w:tcPr>
-          <w:p>
-            <w:pPr>
-              <w:spacing w:before="14" w:after="36" w:line="260" w:lineRule="exact"/>
-              <w:ind w:left="95" w:right="540" w:firstLine="1"/>
-              <w:rPr>
-                <w:rFonts w:ascii="Arial" w:eastAsia="Arial" w:hAnsi="Arial" w:cs="Arial"/>
-                <w:noProof/>
-                <w:color w:val="000000"/>
-                <w:sz w:val="24"/>
-                <w:szCs w:val="24"/>
-              </w:rPr>
-            </w:pPr>
-            <w:r>
-              <w:rPr>
-                <w:rFonts w:ascii="Arial" w:eastAsia="Arial" w:hAnsi="Arial" w:cs="Arial"/>
-                <w:noProof/>
+              <w:top w:val="single" w:sz="6" w:space="0" w:color="000000"/>
+              <w:start w:val="single" w:sz="6" w:space="0" w:color="000000"/>
+              <w:bottom w:val="single" w:sz="6" w:space="0" w:color="000000"/>
+              <w:end w:val="single" w:sz="6" w:space="0" w:color="000000"/>
+            </w:tcBorders>
+          </w:tcPr>
+          <w:p>
+            <w:pPr>
+              <w:pStyle w:val="Normal"/>
+              <w:spacing w:lineRule="exact" w:line="260" w:before="14" w:after="36"/>
+              <w:ind w:firstLine="1" w:start="95" w:end="540"/>
+              <w:rPr>
+                <w:rFonts w:ascii="Arial" w:hAnsi="Arial" w:eastAsia="Arial" w:cs="Arial"/>
+                <w:color w:val="000000"/>
+                <w:sz w:val="24"/>
+                <w:szCs w:val="24"/>
+              </w:rPr>
+            </w:pPr>
+            <w:r>
+              <w:rPr>
+                <w:rFonts w:eastAsia="Arial" w:cs="Arial" w:ascii="Arial" w:hAnsi="Arial"/>
                 <w:color w:val="000000"/>
                 <w:sz w:val="24"/>
                 <w:szCs w:val="24"/>
@@ -3212,28 +3080,29 @@
           <w:tcPr>
             <w:tcW w:w="1277" w:type="dxa"/>
             <w:tcBorders>
-              <w:left w:val="single" w:sz="6" w:space="0" w:color="000000"/>
-              <w:right w:val="single" w:sz="6" w:space="0" w:color="000000"/>
+              <w:top w:val="single" w:sz="6" w:space="0" w:color="000000"/>
+              <w:start w:val="single" w:sz="6" w:space="0" w:color="000000"/>
+              <w:bottom w:val="single" w:sz="6" w:space="0" w:color="000000"/>
+              <w:end w:val="single" w:sz="6" w:space="0" w:color="000000"/>
             </w:tcBorders>
             <w:vAlign w:val="center"/>
           </w:tcPr>
           <w:p>
             <w:pPr>
-              <w:spacing w:before="14" w:after="36" w:line="260" w:lineRule="exact"/>
+              <w:pStyle w:val="Normal"/>
+              <w:spacing w:lineRule="exact" w:line="260" w:before="14" w:after="36"/>
               <w:ind w:firstLine="96"/>
-              <w:jc w:val="right"/>
-              <w:rPr>
-                <w:rFonts w:ascii="Arial" w:eastAsia="Arial" w:hAnsi="Arial" w:cs="Arial"/>
-                <w:noProof/>
-                <w:color w:val="000000"/>
-                <w:sz w:val="24"/>
-                <w:szCs w:val="24"/>
-              </w:rPr>
-            </w:pPr>
-            <w:r>
-              <w:rPr>
-                <w:rFonts w:ascii="Arial" w:eastAsia="Arial" w:hAnsi="Arial" w:cs="Arial"/>
-                <w:noProof/>
+              <w:jc w:val="end"/>
+              <w:rPr>
+                <w:rFonts w:ascii="Arial" w:hAnsi="Arial" w:eastAsia="Arial" w:cs="Arial"/>
+                <w:color w:val="000000"/>
+                <w:sz w:val="24"/>
+                <w:szCs w:val="24"/>
+              </w:rPr>
+            </w:pPr>
+            <w:r>
+              <w:rPr>
+                <w:rFonts w:eastAsia="Arial" w:cs="Arial" w:ascii="Arial" w:hAnsi="Arial"/>
                 <w:color w:val="000000"/>
                 <w:sz w:val="24"/>
                 <w:szCs w:val="24"/>
@@ -3244,29 +3113,31 @@
         </w:tc>
         <w:tc>
           <w:tcPr>
-            <w:tcW w:w="1280" w:type="dxa"/>
-            <w:tcBorders>
-              <w:left w:val="single" w:sz="6" w:space="0" w:color="000000"/>
+            <w:tcW w:w="1281" w:type="dxa"/>
+            <w:tcBorders>
+              <w:top w:val="single" w:sz="6" w:space="0" w:color="000000"/>
+              <w:start w:val="single" w:sz="6" w:space="0" w:color="000000"/>
+              <w:bottom w:val="single" w:sz="6" w:space="0" w:color="000000"/>
+              <w:end w:val="single" w:sz="6" w:space="0" w:color="000000"/>
             </w:tcBorders>
             <w:vAlign w:val="center"/>
           </w:tcPr>
           <w:p>
             <w:pPr>
-              <w:spacing w:before="14" w:after="36" w:line="260" w:lineRule="exact"/>
+              <w:pStyle w:val="Normal"/>
+              <w:spacing w:lineRule="exact" w:line="260" w:before="14" w:after="36"/>
               <w:ind w:firstLine="1"/>
-              <w:jc w:val="right"/>
-              <w:rPr>
-                <w:rFonts w:ascii="Arial" w:eastAsia="Arial" w:hAnsi="Arial" w:cs="Arial"/>
-                <w:noProof/>
-                <w:color w:val="000000"/>
-                <w:sz w:val="24"/>
-                <w:szCs w:val="24"/>
-              </w:rPr>
-            </w:pPr>
-            <w:r>
-              <w:rPr>
-                <w:rFonts w:ascii="Arial" w:eastAsia="Arial" w:hAnsi="Arial" w:cs="Arial"/>
-                <w:noProof/>
+              <w:jc w:val="end"/>
+              <w:rPr>
+                <w:rFonts w:ascii="Arial" w:hAnsi="Arial" w:eastAsia="Arial" w:cs="Arial"/>
+                <w:color w:val="000000"/>
+                <w:sz w:val="24"/>
+                <w:szCs w:val="24"/>
+              </w:rPr>
+            </w:pPr>
+            <w:r>
+              <w:rPr>
+                <w:rFonts w:eastAsia="Arial" w:cs="Arial" w:ascii="Arial" w:hAnsi="Arial"/>
                 <w:color w:val="000000"/>
                 <w:sz w:val="24"/>
                 <w:szCs w:val="24"/>
@@ -3278,16 +3149,22 @@
         <w:tc>
           <w:tcPr>
             <w:tcW w:w="1289" w:type="dxa"/>
+            <w:tcBorders>
+              <w:top w:val="single" w:sz="6" w:space="0" w:color="000000"/>
+              <w:start w:val="single" w:sz="6" w:space="0" w:color="000000"/>
+              <w:bottom w:val="single" w:sz="6" w:space="0" w:color="000000"/>
+              <w:end w:val="single" w:sz="6" w:space="0" w:color="000000"/>
+            </w:tcBorders>
             <w:vAlign w:val="center"/>
           </w:tcPr>
           <w:p>
             <w:pPr>
-              <w:spacing w:line="240" w:lineRule="exact"/>
-              <w:ind w:right="60" w:firstLine="1"/>
-              <w:jc w:val="right"/>
-              <w:rPr>
-                <w:rFonts w:ascii="Arial" w:eastAsia="Arial" w:hAnsi="Arial" w:cs="Arial"/>
-                <w:noProof/>
+              <w:pStyle w:val="Normal"/>
+              <w:spacing w:lineRule="exact" w:line="240"/>
+              <w:ind w:firstLine="1" w:end="60"/>
+              <w:jc w:val="end"/>
+              <w:rPr>
+                <w:rFonts w:ascii="Arial" w:hAnsi="Arial" w:eastAsia="Arial" w:cs="Arial"/>
                 <w:color w:val="000000"/>
                 <w:spacing w:val="2"/>
                 <w:sz w:val="24"/>
@@ -3296,8 +3173,7 @@
             </w:pPr>
             <w:r>
               <w:rPr>
-                <w:rFonts w:ascii="Arial" w:eastAsia="Arial" w:hAnsi="Arial" w:cs="Arial"/>
-                <w:noProof/>
+                <w:rFonts w:eastAsia="Arial" w:cs="Arial" w:ascii="Arial" w:hAnsi="Arial"/>
                 <w:color w:val="000000"/>
                 <w:sz w:val="24"/>
                 <w:szCs w:val="24"/>
@@ -3306,8 +3182,7 @@
             </w:r>
             <w:r>
               <w:rPr>
-                <w:rFonts w:ascii="Arial" w:eastAsia="Arial" w:hAnsi="Arial" w:cs="Arial"/>
-                <w:noProof/>
+                <w:rFonts w:eastAsia="Arial" w:cs="Arial" w:ascii="Arial" w:hAnsi="Arial"/>
                 <w:color w:val="000000"/>
                 <w:spacing w:val="1"/>
                 <w:sz w:val="24"/>
@@ -3320,52 +3195,65 @@
       </w:tr>
       <w:tr>
         <w:trPr>
-          <w:trHeight w:hRule="exact" w:val="829"/>
+          <w:trHeight w:val="829" w:hRule="exact"/>
         </w:trPr>
         <w:tc>
           <w:tcPr>
-            <w:tcW w:w="7071" w:type="dxa"/>
+            <w:tcW w:w="7070" w:type="dxa"/>
             <w:gridSpan w:val="4"/>
             <w:tcBorders>
-              <w:bottom w:val="nil"/>
-              <w:right w:val="single" w:sz="6" w:space="0" w:color="000000"/>
-            </w:tcBorders>
-          </w:tcPr>
-          <w:p>
-            <w:pPr>
-              <w:spacing w:before="23" w:line="240" w:lineRule="exact"/>
+              <w:top w:val="single" w:sz="6" w:space="0" w:color="000000"/>
+              <w:end w:val="single" w:sz="6" w:space="0" w:color="000000"/>
+            </w:tcBorders>
+          </w:tcPr>
+          <w:p>
+            <w:pPr>
+              <w:pStyle w:val="Normal"/>
+              <w:spacing w:lineRule="exact" w:line="240" w:before="23" w:after="0"/>
               <w:ind w:firstLine="1"/>
               <w:jc w:val="center"/>
               <w:rPr>
-                <w:rFonts w:ascii="Arial" w:eastAsia="Arial" w:hAnsi="Arial" w:cs="Arial"/>
+                <w:rFonts w:ascii="Arial" w:hAnsi="Arial" w:eastAsia="Arial" w:cs="Arial"/>
                 <w:b/>
                 <w:bCs/>
-                <w:noProof/>
-                <w:color w:val="000000"/>
-                <w:sz w:val="24"/>
-                <w:szCs w:val="24"/>
-              </w:rPr>
-            </w:pPr>
-          </w:p>
-        </w:tc>
-        <w:tc>
-          <w:tcPr>
-            <w:tcW w:w="1280" w:type="dxa"/>
-            <w:tcBorders>
-              <w:left w:val="single" w:sz="6" w:space="0" w:color="000000"/>
+                <w:color w:val="000000"/>
+                <w:sz w:val="24"/>
+                <w:szCs w:val="24"/>
+              </w:rPr>
+            </w:pPr>
+            <w:r>
+              <w:rPr>
+                <w:rFonts w:eastAsia="Arial" w:cs="Arial" w:ascii="Arial" w:hAnsi="Arial"/>
+                <w:b/>
+                <w:bCs/>
+                <w:color w:val="000000"/>
+                <w:sz w:val="24"/>
+                <w:szCs w:val="24"/>
+              </w:rPr>
+            </w:r>
+          </w:p>
+        </w:tc>
+        <w:tc>
+          <w:tcPr>
+            <w:tcW w:w="1281" w:type="dxa"/>
+            <w:tcBorders>
+              <w:top w:val="single" w:sz="6" w:space="0" w:color="000000"/>
+              <w:start w:val="single" w:sz="6" w:space="0" w:color="000000"/>
+              <w:bottom w:val="single" w:sz="6" w:space="0" w:color="000000"/>
+              <w:end w:val="single" w:sz="6" w:space="0" w:color="000000"/>
             </w:tcBorders>
             <w:vAlign w:val="center"/>
           </w:tcPr>
           <w:p>
             <w:pPr>
-              <w:spacing w:before="23" w:line="240" w:lineRule="exact"/>
+              <w:pStyle w:val="Normal"/>
+              <w:spacing w:lineRule="exact" w:line="240" w:before="23" w:after="0"/>
               <w:ind w:firstLine="1"/>
               <w:jc w:val="center"/>
               <w:rPr>
-                <w:rFonts w:ascii="Arial" w:eastAsia="Arial" w:hAnsi="Arial" w:cs="Arial"/>
+                <w:rFonts w:ascii="Arial" w:hAnsi="Arial" w:eastAsia="Arial" w:cs="Arial"/>
                 <w:b/>
                 <w:bCs/>
-                <w:noProof/>
                 <w:color w:val="000000"/>
                 <w:spacing w:val="1"/>
                 <w:sz w:val="24"/>
@@ -3374,10 +3262,9 @@
             </w:pPr>
             <w:r>
               <w:rPr>
-                <w:rFonts w:ascii="Arial" w:eastAsia="Arial" w:hAnsi="Arial" w:cs="Arial"/>
+                <w:rFonts w:eastAsia="Arial" w:cs="Arial" w:ascii="Arial" w:hAnsi="Arial"/>
                 <w:b/>
                 <w:bCs/>
-                <w:noProof/>
                 <w:color w:val="000000"/>
                 <w:sz w:val="24"/>
                 <w:szCs w:val="24"/>
@@ -3387,14 +3274,14 @@
           </w:p>
           <w:p>
             <w:pPr>
-              <w:spacing w:line="280" w:lineRule="exact"/>
-              <w:ind w:left="295" w:right="163" w:firstLine="1"/>
+              <w:pStyle w:val="Normal"/>
+              <w:spacing w:lineRule="exact" w:line="280"/>
+              <w:ind w:firstLine="1" w:start="295" w:end="163"/>
               <w:jc w:val="center"/>
               <w:rPr>
-                <w:rFonts w:ascii="Arial" w:eastAsia="Arial" w:hAnsi="Arial" w:cs="Arial"/>
+                <w:rFonts w:ascii="Arial" w:hAnsi="Arial" w:eastAsia="Arial" w:cs="Arial"/>
                 <w:b/>
                 <w:bCs/>
-                <w:noProof/>
                 <w:color w:val="000000"/>
                 <w:spacing w:val="-1"/>
                 <w:sz w:val="24"/>
@@ -3403,10 +3290,9 @@
             </w:pPr>
             <w:r>
               <w:rPr>
-                <w:rFonts w:ascii="Arial" w:eastAsia="Arial" w:hAnsi="Arial" w:cs="Arial"/>
+                <w:rFonts w:eastAsia="Arial" w:cs="Arial" w:ascii="Arial" w:hAnsi="Arial"/>
                 <w:b/>
                 <w:bCs/>
-                <w:noProof/>
                 <w:color w:val="000000"/>
                 <w:spacing w:val="-1"/>
                 <w:sz w:val="24"/>
@@ -3416,10 +3302,9 @@
             </w:r>
             <w:r>
               <w:rPr>
-                <w:rFonts w:ascii="Arial" w:eastAsia="Arial" w:hAnsi="Arial" w:cs="Arial"/>
+                <w:rFonts w:eastAsia="Arial" w:cs="Arial" w:ascii="Arial" w:hAnsi="Arial"/>
                 <w:b/>
                 <w:bCs/>
-                <w:noProof/>
                 <w:color w:val="000000"/>
                 <w:spacing w:val="5"/>
                 <w:sz w:val="24"/>
@@ -3432,29 +3317,34 @@
         <w:tc>
           <w:tcPr>
             <w:tcW w:w="1289" w:type="dxa"/>
+            <w:tcBorders>
+              <w:top w:val="single" w:sz="6" w:space="0" w:color="000000"/>
+              <w:start w:val="single" w:sz="6" w:space="0" w:color="000000"/>
+              <w:bottom w:val="single" w:sz="6" w:space="0" w:color="000000"/>
+              <w:end w:val="single" w:sz="6" w:space="0" w:color="000000"/>
+            </w:tcBorders>
             <w:vAlign w:val="center"/>
           </w:tcPr>
           <w:p>
             <w:pPr>
-              <w:spacing w:before="23" w:line="240" w:lineRule="exact"/>
+              <w:pStyle w:val="Normal"/>
+              <w:spacing w:lineRule="exact" w:line="240" w:before="23" w:after="0"/>
               <w:ind w:firstLine="1"/>
-              <w:jc w:val="right"/>
-              <w:rPr>
-                <w:rFonts w:ascii="Arial" w:eastAsia="Arial" w:hAnsi="Arial" w:cs="Arial"/>
+              <w:jc w:val="end"/>
+              <w:rPr>
+                <w:rFonts w:ascii="Arial" w:hAnsi="Arial" w:eastAsia="Arial" w:cs="Arial"/>
                 <w:b/>
                 <w:bCs/>
-                <w:noProof/>
-                <w:color w:val="000000"/>
-                <w:sz w:val="24"/>
-                <w:szCs w:val="24"/>
-              </w:rPr>
-            </w:pPr>
-            <w:r>
-              <w:rPr>
-                <w:rFonts w:ascii="Arial" w:eastAsia="Arial" w:hAnsi="Arial" w:cs="Arial"/>
+                <w:color w:val="000000"/>
+                <w:sz w:val="24"/>
+                <w:szCs w:val="24"/>
+              </w:rPr>
+            </w:pPr>
+            <w:r>
+              <w:rPr>
+                <w:rFonts w:eastAsia="Arial" w:cs="Arial" w:ascii="Arial" w:hAnsi="Arial"/>
                 <w:b/>
                 <w:bCs/>
-                <w:noProof/>
                 <w:color w:val="000000"/>
                 <w:sz w:val="24"/>
                 <w:szCs w:val="24"/>
@@ -3467,330 +3357,520 @@
     </w:tbl>
     <w:p>
       <w:pPr>
-        <w:spacing w:line="140" w:lineRule="exact"/>
+        <w:pStyle w:val="Normal"/>
+        <w:spacing w:lineRule="exact" w:line="140"/>
         <w:ind w:firstLine="1"/>
         <w:jc w:val="center"/>
         <w:rPr>
-          <w:rFonts w:ascii="Arial" w:eastAsia="Arial" w:hAnsi="Arial" w:cs="Arial"/>
-          <w:i/>
-          <w:noProof/>
+          <w:rFonts w:ascii="Arial" w:hAnsi="Arial" w:eastAsia="Arial" w:cs="Arial"/>
+          <w:i/>
           <w:color w:val="000000"/>
           <w:sz w:val="12"/>
           <w:szCs w:val="12"/>
         </w:rPr>
       </w:pPr>
+      <w:r>
+        <w:rPr>
+          <w:rFonts w:eastAsia="Arial" w:cs="Arial" w:ascii="Arial" w:hAnsi="Arial"/>
+          <w:i/>
+          <w:color w:val="000000"/>
+          <w:sz w:val="12"/>
+          <w:szCs w:val="12"/>
+        </w:rPr>
+      </w:r>
     </w:p>
     <w:p>
       <w:pPr>
-        <w:spacing w:line="140" w:lineRule="exact"/>
+        <w:pStyle w:val="Normal"/>
+        <w:spacing w:lineRule="exact" w:line="140"/>
         <w:ind w:firstLine="1"/>
         <w:jc w:val="center"/>
         <w:rPr>
-          <w:rFonts w:ascii="Arial" w:eastAsia="Arial" w:hAnsi="Arial" w:cs="Arial"/>
-          <w:i/>
-          <w:noProof/>
+          <w:rFonts w:ascii="Arial" w:hAnsi="Arial" w:eastAsia="Arial" w:cs="Arial"/>
+          <w:i/>
           <w:color w:val="000000"/>
           <w:sz w:val="12"/>
           <w:szCs w:val="12"/>
         </w:rPr>
       </w:pPr>
+      <w:r>
+        <w:rPr>
+          <w:rFonts w:eastAsia="Arial" w:cs="Arial" w:ascii="Arial" w:hAnsi="Arial"/>
+          <w:i/>
+          <w:color w:val="000000"/>
+          <w:sz w:val="12"/>
+          <w:szCs w:val="12"/>
+        </w:rPr>
+      </w:r>
     </w:p>
     <w:p>
       <w:pPr>
-        <w:spacing w:line="140" w:lineRule="exact"/>
+        <w:pStyle w:val="Normal"/>
+        <w:spacing w:lineRule="exact" w:line="140"/>
         <w:ind w:firstLine="1"/>
         <w:jc w:val="center"/>
         <w:rPr>
-          <w:rFonts w:ascii="Arial" w:eastAsia="Arial" w:hAnsi="Arial" w:cs="Arial"/>
-          <w:i/>
-          <w:noProof/>
+          <w:rFonts w:ascii="Arial" w:hAnsi="Arial" w:eastAsia="Arial" w:cs="Arial"/>
+          <w:i/>
           <w:color w:val="000000"/>
           <w:sz w:val="12"/>
           <w:szCs w:val="12"/>
         </w:rPr>
       </w:pPr>
+      <w:r>
+        <w:rPr>
+          <w:rFonts w:eastAsia="Arial" w:cs="Arial" w:ascii="Arial" w:hAnsi="Arial"/>
+          <w:i/>
+          <w:color w:val="000000"/>
+          <w:sz w:val="12"/>
+          <w:szCs w:val="12"/>
+        </w:rPr>
+      </w:r>
     </w:p>
     <w:p>
       <w:pPr>
-        <w:spacing w:line="140" w:lineRule="exact"/>
+        <w:pStyle w:val="Normal"/>
+        <w:spacing w:lineRule="exact" w:line="140"/>
         <w:ind w:firstLine="1"/>
         <w:jc w:val="center"/>
         <w:rPr>
-          <w:rFonts w:ascii="Arial" w:eastAsia="Arial" w:hAnsi="Arial" w:cs="Arial"/>
-          <w:i/>
-          <w:noProof/>
+          <w:rFonts w:ascii="Arial" w:hAnsi="Arial" w:eastAsia="Arial" w:cs="Arial"/>
+          <w:i/>
           <w:color w:val="000000"/>
           <w:sz w:val="12"/>
           <w:szCs w:val="12"/>
         </w:rPr>
       </w:pPr>
+      <w:r>
+        <w:rPr>
+          <w:rFonts w:eastAsia="Arial" w:cs="Arial" w:ascii="Arial" w:hAnsi="Arial"/>
+          <w:i/>
+          <w:color w:val="000000"/>
+          <w:sz w:val="12"/>
+          <w:szCs w:val="12"/>
+        </w:rPr>
+      </w:r>
     </w:p>
     <w:p>
       <w:pPr>
-        <w:spacing w:line="140" w:lineRule="exact"/>
+        <w:pStyle w:val="Normal"/>
+        <w:spacing w:lineRule="exact" w:line="140"/>
         <w:ind w:firstLine="1"/>
         <w:jc w:val="center"/>
         <w:rPr>
-          <w:rFonts w:ascii="Arial" w:eastAsia="Arial" w:hAnsi="Arial" w:cs="Arial"/>
-          <w:i/>
-          <w:noProof/>
+          <w:rFonts w:ascii="Arial" w:hAnsi="Arial" w:eastAsia="Arial" w:cs="Arial"/>
+          <w:i/>
           <w:color w:val="000000"/>
           <w:sz w:val="12"/>
           <w:szCs w:val="12"/>
         </w:rPr>
       </w:pPr>
+      <w:r>
+        <w:rPr>
+          <w:rFonts w:eastAsia="Arial" w:cs="Arial" w:ascii="Arial" w:hAnsi="Arial"/>
+          <w:i/>
+          <w:color w:val="000000"/>
+          <w:sz w:val="12"/>
+          <w:szCs w:val="12"/>
+        </w:rPr>
+      </w:r>
     </w:p>
     <w:p>
       <w:pPr>
-        <w:spacing w:line="140" w:lineRule="exact"/>
+        <w:pStyle w:val="Normal"/>
+        <w:spacing w:lineRule="exact" w:line="140"/>
         <w:ind w:firstLine="1"/>
         <w:jc w:val="center"/>
         <w:rPr>
-          <w:rFonts w:ascii="Arial" w:eastAsia="Arial" w:hAnsi="Arial" w:cs="Arial"/>
-          <w:i/>
-          <w:noProof/>
+          <w:rFonts w:ascii="Arial" w:hAnsi="Arial" w:eastAsia="Arial" w:cs="Arial"/>
+          <w:i/>
           <w:color w:val="000000"/>
           <w:sz w:val="12"/>
           <w:szCs w:val="12"/>
         </w:rPr>
       </w:pPr>
+      <w:r>
+        <w:rPr>
+          <w:rFonts w:eastAsia="Arial" w:cs="Arial" w:ascii="Arial" w:hAnsi="Arial"/>
+          <w:i/>
+          <w:color w:val="000000"/>
+          <w:sz w:val="12"/>
+          <w:szCs w:val="12"/>
+        </w:rPr>
+      </w:r>
     </w:p>
     <w:p>
       <w:pPr>
-        <w:spacing w:line="140" w:lineRule="exact"/>
+        <w:pStyle w:val="Normal"/>
+        <w:spacing w:lineRule="exact" w:line="140"/>
         <w:ind w:firstLine="1"/>
         <w:jc w:val="center"/>
         <w:rPr>
-          <w:rFonts w:ascii="Arial" w:eastAsia="Arial" w:hAnsi="Arial" w:cs="Arial"/>
-          <w:i/>
-          <w:noProof/>
+          <w:rFonts w:ascii="Arial" w:hAnsi="Arial" w:eastAsia="Arial" w:cs="Arial"/>
+          <w:i/>
           <w:color w:val="000000"/>
           <w:sz w:val="12"/>
           <w:szCs w:val="12"/>
         </w:rPr>
       </w:pPr>
+      <w:r>
+        <w:rPr>
+          <w:rFonts w:eastAsia="Arial" w:cs="Arial" w:ascii="Arial" w:hAnsi="Arial"/>
+          <w:i/>
+          <w:color w:val="000000"/>
+          <w:sz w:val="12"/>
+          <w:szCs w:val="12"/>
+        </w:rPr>
+      </w:r>
     </w:p>
     <w:p>
       <w:pPr>
-        <w:spacing w:line="140" w:lineRule="exact"/>
+        <w:pStyle w:val="Normal"/>
+        <w:spacing w:lineRule="exact" w:line="140"/>
         <w:ind w:firstLine="1"/>
         <w:jc w:val="center"/>
         <w:rPr>
-          <w:rFonts w:ascii="Arial" w:eastAsia="Arial" w:hAnsi="Arial" w:cs="Arial"/>
-          <w:i/>
-          <w:noProof/>
+          <w:rFonts w:ascii="Arial" w:hAnsi="Arial" w:eastAsia="Arial" w:cs="Arial"/>
+          <w:i/>
           <w:color w:val="000000"/>
           <w:sz w:val="12"/>
           <w:szCs w:val="12"/>
         </w:rPr>
       </w:pPr>
+      <w:r>
+        <w:rPr>
+          <w:rFonts w:eastAsia="Arial" w:cs="Arial" w:ascii="Arial" w:hAnsi="Arial"/>
+          <w:i/>
+          <w:color w:val="000000"/>
+          <w:sz w:val="12"/>
+          <w:szCs w:val="12"/>
+        </w:rPr>
+      </w:r>
     </w:p>
     <w:p>
       <w:pPr>
-        <w:spacing w:line="140" w:lineRule="exact"/>
+        <w:pStyle w:val="Normal"/>
+        <w:spacing w:lineRule="exact" w:line="140"/>
         <w:ind w:firstLine="1"/>
         <w:jc w:val="center"/>
         <w:rPr>
-          <w:rFonts w:ascii="Arial" w:eastAsia="Arial" w:hAnsi="Arial" w:cs="Arial"/>
-          <w:i/>
-          <w:noProof/>
+          <w:rFonts w:ascii="Arial" w:hAnsi="Arial" w:eastAsia="Arial" w:cs="Arial"/>
+          <w:i/>
           <w:color w:val="000000"/>
           <w:sz w:val="12"/>
           <w:szCs w:val="12"/>
         </w:rPr>
       </w:pPr>
+      <w:r>
+        <w:rPr>
+          <w:rFonts w:eastAsia="Arial" w:cs="Arial" w:ascii="Arial" w:hAnsi="Arial"/>
+          <w:i/>
+          <w:color w:val="000000"/>
+          <w:sz w:val="12"/>
+          <w:szCs w:val="12"/>
+        </w:rPr>
+      </w:r>
     </w:p>
     <w:p>
       <w:pPr>
-        <w:spacing w:line="140" w:lineRule="exact"/>
+        <w:pStyle w:val="Normal"/>
+        <w:spacing w:lineRule="exact" w:line="140"/>
         <w:ind w:firstLine="1"/>
         <w:jc w:val="center"/>
         <w:rPr>
-          <w:rFonts w:ascii="Arial" w:eastAsia="Arial" w:hAnsi="Arial" w:cs="Arial"/>
-          <w:i/>
-          <w:noProof/>
+          <w:rFonts w:ascii="Arial" w:hAnsi="Arial" w:eastAsia="Arial" w:cs="Arial"/>
+          <w:i/>
           <w:color w:val="000000"/>
           <w:sz w:val="12"/>
           <w:szCs w:val="12"/>
         </w:rPr>
       </w:pPr>
+      <w:r>
+        <w:rPr>
+          <w:rFonts w:eastAsia="Arial" w:cs="Arial" w:ascii="Arial" w:hAnsi="Arial"/>
+          <w:i/>
+          <w:color w:val="000000"/>
+          <w:sz w:val="12"/>
+          <w:szCs w:val="12"/>
+        </w:rPr>
+      </w:r>
     </w:p>
     <w:p>
       <w:pPr>
-        <w:spacing w:line="140" w:lineRule="exact"/>
+        <w:pStyle w:val="Normal"/>
+        <w:spacing w:lineRule="exact" w:line="140"/>
         <w:ind w:firstLine="1"/>
         <w:jc w:val="center"/>
         <w:rPr>
-          <w:rFonts w:ascii="Arial" w:eastAsia="Arial" w:hAnsi="Arial" w:cs="Arial"/>
-          <w:i/>
-          <w:noProof/>
+          <w:rFonts w:ascii="Arial" w:hAnsi="Arial" w:eastAsia="Arial" w:cs="Arial"/>
+          <w:i/>
           <w:color w:val="000000"/>
           <w:sz w:val="12"/>
           <w:szCs w:val="12"/>
         </w:rPr>
       </w:pPr>
+      <w:r>
+        <w:rPr>
+          <w:rFonts w:eastAsia="Arial" w:cs="Arial" w:ascii="Arial" w:hAnsi="Arial"/>
+          <w:i/>
+          <w:color w:val="000000"/>
+          <w:sz w:val="12"/>
+          <w:szCs w:val="12"/>
+        </w:rPr>
+      </w:r>
     </w:p>
     <w:p>
       <w:pPr>
-        <w:spacing w:line="140" w:lineRule="exact"/>
+        <w:pStyle w:val="Normal"/>
+        <w:spacing w:lineRule="exact" w:line="140"/>
         <w:ind w:firstLine="1"/>
         <w:jc w:val="center"/>
         <w:rPr>
-          <w:rFonts w:ascii="Arial" w:eastAsia="Arial" w:hAnsi="Arial" w:cs="Arial"/>
-          <w:i/>
-          <w:noProof/>
+          <w:rFonts w:ascii="Arial" w:hAnsi="Arial" w:eastAsia="Arial" w:cs="Arial"/>
+          <w:i/>
           <w:color w:val="000000"/>
           <w:sz w:val="12"/>
           <w:szCs w:val="12"/>
         </w:rPr>
       </w:pPr>
+      <w:r>
+        <w:rPr>
+          <w:rFonts w:eastAsia="Arial" w:cs="Arial" w:ascii="Arial" w:hAnsi="Arial"/>
+          <w:i/>
+          <w:color w:val="000000"/>
+          <w:sz w:val="12"/>
+          <w:szCs w:val="12"/>
+        </w:rPr>
+      </w:r>
     </w:p>
     <w:p>
       <w:pPr>
-        <w:spacing w:line="140" w:lineRule="exact"/>
+        <w:pStyle w:val="Normal"/>
+        <w:spacing w:lineRule="exact" w:line="140"/>
         <w:ind w:firstLine="1"/>
         <w:jc w:val="center"/>
         <w:rPr>
-          <w:rFonts w:ascii="Arial" w:eastAsia="Arial" w:hAnsi="Arial" w:cs="Arial"/>
-          <w:i/>
-          <w:noProof/>
+          <w:rFonts w:ascii="Arial" w:hAnsi="Arial" w:eastAsia="Arial" w:cs="Arial"/>
+          <w:i/>
           <w:color w:val="000000"/>
           <w:sz w:val="12"/>
           <w:szCs w:val="12"/>
         </w:rPr>
       </w:pPr>
+      <w:r>
+        <w:rPr>
+          <w:rFonts w:eastAsia="Arial" w:cs="Arial" w:ascii="Arial" w:hAnsi="Arial"/>
+          <w:i/>
+          <w:color w:val="000000"/>
+          <w:sz w:val="12"/>
+          <w:szCs w:val="12"/>
+        </w:rPr>
+      </w:r>
     </w:p>
     <w:p>
       <w:pPr>
-        <w:spacing w:line="140" w:lineRule="exact"/>
+        <w:pStyle w:val="Normal"/>
+        <w:spacing w:lineRule="exact" w:line="140"/>
         <w:ind w:firstLine="1"/>
         <w:jc w:val="center"/>
         <w:rPr>
-          <w:rFonts w:ascii="Arial" w:eastAsia="Arial" w:hAnsi="Arial" w:cs="Arial"/>
-          <w:i/>
-          <w:noProof/>
+          <w:rFonts w:ascii="Arial" w:hAnsi="Arial" w:eastAsia="Arial" w:cs="Arial"/>
+          <w:i/>
           <w:color w:val="000000"/>
           <w:sz w:val="12"/>
           <w:szCs w:val="12"/>
         </w:rPr>
       </w:pPr>
+      <w:r>
+        <w:rPr>
+          <w:rFonts w:eastAsia="Arial" w:cs="Arial" w:ascii="Arial" w:hAnsi="Arial"/>
+          <w:i/>
+          <w:color w:val="000000"/>
+          <w:sz w:val="12"/>
+          <w:szCs w:val="12"/>
+        </w:rPr>
+      </w:r>
     </w:p>
     <w:p>
       <w:pPr>
-        <w:spacing w:line="140" w:lineRule="exact"/>
+        <w:pStyle w:val="Normal"/>
+        <w:spacing w:lineRule="exact" w:line="140"/>
         <w:ind w:firstLine="1"/>
         <w:jc w:val="center"/>
         <w:rPr>
-          <w:rFonts w:ascii="Arial" w:eastAsia="Arial" w:hAnsi="Arial" w:cs="Arial"/>
-          <w:i/>
-          <w:noProof/>
+          <w:rFonts w:ascii="Arial" w:hAnsi="Arial" w:eastAsia="Arial" w:cs="Arial"/>
+          <w:i/>
           <w:color w:val="000000"/>
           <w:sz w:val="12"/>
           <w:szCs w:val="12"/>
         </w:rPr>
       </w:pPr>
+      <w:r>
+        <w:rPr>
+          <w:rFonts w:eastAsia="Arial" w:cs="Arial" w:ascii="Arial" w:hAnsi="Arial"/>
+          <w:i/>
+          <w:color w:val="000000"/>
+          <w:sz w:val="12"/>
+          <w:szCs w:val="12"/>
+        </w:rPr>
+      </w:r>
     </w:p>
     <w:p>
       <w:pPr>
-        <w:spacing w:line="140" w:lineRule="exact"/>
+        <w:pStyle w:val="Normal"/>
+        <w:spacing w:lineRule="exact" w:line="140"/>
         <w:ind w:firstLine="1"/>
         <w:jc w:val="center"/>
         <w:rPr>
-          <w:rFonts w:ascii="Arial" w:eastAsia="Arial" w:hAnsi="Arial" w:cs="Arial"/>
-          <w:i/>
-          <w:noProof/>
+          <w:rFonts w:ascii="Arial" w:hAnsi="Arial" w:eastAsia="Arial" w:cs="Arial"/>
+          <w:i/>
           <w:color w:val="000000"/>
           <w:sz w:val="12"/>
           <w:szCs w:val="12"/>
         </w:rPr>
       </w:pPr>
+      <w:r>
+        <w:rPr>
+          <w:rFonts w:eastAsia="Arial" w:cs="Arial" w:ascii="Arial" w:hAnsi="Arial"/>
+          <w:i/>
+          <w:color w:val="000000"/>
+          <w:sz w:val="12"/>
+          <w:szCs w:val="12"/>
+        </w:rPr>
+      </w:r>
     </w:p>
     <w:p>
       <w:pPr>
-        <w:spacing w:line="140" w:lineRule="exact"/>
+        <w:pStyle w:val="Normal"/>
+        <w:spacing w:lineRule="exact" w:line="140"/>
         <w:ind w:firstLine="1"/>
         <w:jc w:val="center"/>
         <w:rPr>
-          <w:rFonts w:ascii="Arial" w:eastAsia="Arial" w:hAnsi="Arial" w:cs="Arial"/>
-          <w:i/>
-          <w:noProof/>
+          <w:rFonts w:ascii="Arial" w:hAnsi="Arial" w:eastAsia="Arial" w:cs="Arial"/>
+          <w:i/>
           <w:color w:val="000000"/>
           <w:sz w:val="12"/>
           <w:szCs w:val="12"/>
         </w:rPr>
       </w:pPr>
+      <w:r>
+        <w:rPr>
+          <w:rFonts w:eastAsia="Arial" w:cs="Arial" w:ascii="Arial" w:hAnsi="Arial"/>
+          <w:i/>
+          <w:color w:val="000000"/>
+          <w:sz w:val="12"/>
+          <w:szCs w:val="12"/>
+        </w:rPr>
+      </w:r>
     </w:p>
     <w:p>
       <w:pPr>
-        <w:spacing w:line="140" w:lineRule="exact"/>
+        <w:pStyle w:val="Normal"/>
+        <w:spacing w:lineRule="exact" w:line="140"/>
         <w:ind w:firstLine="1"/>
         <w:jc w:val="center"/>
         <w:rPr>
-          <w:rFonts w:ascii="Arial" w:eastAsia="Arial" w:hAnsi="Arial" w:cs="Arial"/>
-          <w:i/>
-          <w:noProof/>
+          <w:rFonts w:ascii="Arial" w:hAnsi="Arial" w:eastAsia="Arial" w:cs="Arial"/>
+          <w:i/>
           <w:color w:val="000000"/>
           <w:sz w:val="12"/>
           <w:szCs w:val="12"/>
         </w:rPr>
       </w:pPr>
+      <w:r>
+        <w:rPr>
+          <w:rFonts w:eastAsia="Arial" w:cs="Arial" w:ascii="Arial" w:hAnsi="Arial"/>
+          <w:i/>
+          <w:color w:val="000000"/>
+          <w:sz w:val="12"/>
+          <w:szCs w:val="12"/>
+        </w:rPr>
+      </w:r>
     </w:p>
     <w:p>
       <w:pPr>
-        <w:spacing w:line="140" w:lineRule="exact"/>
+        <w:pStyle w:val="Normal"/>
+        <w:spacing w:lineRule="exact" w:line="140"/>
         <w:ind w:firstLine="1"/>
         <w:jc w:val="center"/>
         <w:rPr>
-          <w:rFonts w:ascii="Arial" w:eastAsia="Arial" w:hAnsi="Arial" w:cs="Arial"/>
-          <w:i/>
-          <w:noProof/>
+          <w:rFonts w:ascii="Arial" w:hAnsi="Arial" w:eastAsia="Arial" w:cs="Arial"/>
+          <w:i/>
           <w:color w:val="000000"/>
           <w:sz w:val="12"/>
           <w:szCs w:val="12"/>
         </w:rPr>
       </w:pPr>
+      <w:r>
+        <w:rPr>
+          <w:rFonts w:eastAsia="Arial" w:cs="Arial" w:ascii="Arial" w:hAnsi="Arial"/>
+          <w:i/>
+          <w:color w:val="000000"/>
+          <w:sz w:val="12"/>
+          <w:szCs w:val="12"/>
+        </w:rPr>
+      </w:r>
     </w:p>
     <w:p>
       <w:pPr>
-        <w:spacing w:line="140" w:lineRule="exact"/>
+        <w:pStyle w:val="Normal"/>
+        <w:spacing w:lineRule="exact" w:line="140"/>
         <w:ind w:firstLine="1"/>
         <w:jc w:val="center"/>
         <w:rPr>
-          <w:rFonts w:ascii="Arial" w:eastAsia="Arial" w:hAnsi="Arial" w:cs="Arial"/>
-          <w:i/>
-          <w:noProof/>
+          <w:rFonts w:ascii="Arial" w:hAnsi="Arial" w:eastAsia="Arial" w:cs="Arial"/>
+          <w:i/>
           <w:color w:val="000000"/>
           <w:sz w:val="12"/>
           <w:szCs w:val="12"/>
         </w:rPr>
       </w:pPr>
+      <w:r>
+        <w:rPr>
+          <w:rFonts w:eastAsia="Arial" w:cs="Arial" w:ascii="Arial" w:hAnsi="Arial"/>
+          <w:i/>
+          <w:color w:val="000000"/>
+          <w:sz w:val="12"/>
+          <w:szCs w:val="12"/>
+        </w:rPr>
+      </w:r>
     </w:p>
     <w:p>
       <w:pPr>
-        <w:spacing w:line="156" w:lineRule="exact"/>
+        <w:pStyle w:val="Normal"/>
+        <w:spacing w:lineRule="exact" w:line="156"/>
         <w:ind w:firstLine="1"/>
         <w:jc w:val="center"/>
         <w:rPr>
-          <w:rFonts w:ascii="Arial" w:eastAsia="Arial" w:hAnsi="Arial" w:cs="Arial"/>
-          <w:i/>
-          <w:noProof/>
+          <w:rFonts w:ascii="Arial" w:hAnsi="Arial" w:eastAsia="Arial" w:cs="Arial"/>
+          <w:i/>
           <w:color w:val="000000"/>
           <w:sz w:val="12"/>
           <w:szCs w:val="12"/>
         </w:rPr>
       </w:pPr>
+      <w:r>
+        <w:rPr>
+          <w:rFonts w:eastAsia="Arial" w:cs="Arial" w:ascii="Arial" w:hAnsi="Arial"/>
+          <w:i/>
+          <w:color w:val="000000"/>
+          <w:sz w:val="12"/>
+          <w:szCs w:val="12"/>
+        </w:rPr>
+      </w:r>
     </w:p>
     <w:p>
       <w:pPr>
+        <w:pStyle w:val="Normal"/>
         <w:tabs>
-          <w:tab w:val="left" w:pos="7365"/>
+          <w:tab w:val="clear" w:pos="720"/>
+          <w:tab w:val="left" w:pos="7365" w:leader="none"/>
         </w:tabs>
-        <w:spacing w:before="141" w:line="124" w:lineRule="exact"/>
-        <w:ind w:left="413" w:firstLine="1"/>
-        <w:rPr>
-          <w:rFonts w:ascii="Arial" w:eastAsia="Arial" w:hAnsi="Arial" w:cs="Arial"/>
-          <w:i/>
-          <w:noProof/>
+        <w:spacing w:lineRule="exact" w:line="124" w:before="141" w:after="0"/>
+        <w:ind w:firstLine="1" w:start="413"/>
+        <w:rPr>
+          <w:rFonts w:ascii="Arial" w:hAnsi="Arial" w:eastAsia="Arial" w:cs="Arial"/>
+          <w:i/>
           <w:color w:val="000000"/>
           <w:sz w:val="12"/>
           <w:szCs w:val="12"/>
@@ -3798,8 +3878,7 @@
       </w:pPr>
       <w:r>
         <w:rPr>
-          <w:rFonts w:ascii="Arial" w:eastAsia="Arial" w:hAnsi="Arial" w:cs="Arial"/>
-          <w:noProof/>
+          <w:rFonts w:eastAsia="Arial" w:cs="Arial" w:ascii="Arial" w:hAnsi="Arial"/>
           <w:color w:val="000000"/>
           <w:spacing w:val="-1"/>
           <w:sz w:val="12"/>
@@ -3809,8 +3888,7 @@
       </w:r>
       <w:r>
         <w:rPr>
-          <w:rFonts w:ascii="Arial" w:eastAsia="Arial" w:hAnsi="Arial" w:cs="Arial"/>
-          <w:noProof/>
+          <w:rFonts w:eastAsia="Arial" w:cs="Arial" w:ascii="Arial" w:hAnsi="Arial"/>
           <w:color w:val="000000"/>
           <w:spacing w:val="4"/>
           <w:sz w:val="12"/>
@@ -3820,8 +3898,7 @@
       </w:r>
       <w:r>
         <w:rPr>
-          <w:rFonts w:ascii="Arial" w:eastAsia="Arial" w:hAnsi="Arial" w:cs="Arial"/>
-          <w:noProof/>
+          <w:rFonts w:eastAsia="Arial" w:cs="Arial" w:ascii="Arial" w:hAnsi="Arial"/>
           <w:color w:val="000000"/>
           <w:spacing w:val="34"/>
           <w:sz w:val="12"/>
@@ -3831,8 +3908,7 @@
       </w:r>
       <w:r>
         <w:rPr>
-          <w:rFonts w:ascii="Arial" w:eastAsia="Arial" w:hAnsi="Arial" w:cs="Arial"/>
-          <w:noProof/>
+          <w:rFonts w:eastAsia="Arial" w:cs="Arial" w:ascii="Arial" w:hAnsi="Arial"/>
           <w:color w:val="000000"/>
           <w:spacing w:val="-1"/>
           <w:sz w:val="12"/>
@@ -3842,8 +3918,7 @@
       </w:r>
       <w:r>
         <w:rPr>
-          <w:rFonts w:ascii="Arial" w:eastAsia="Arial" w:hAnsi="Arial" w:cs="Arial"/>
-          <w:noProof/>
+          <w:rFonts w:eastAsia="Arial" w:cs="Arial" w:ascii="Arial" w:hAnsi="Arial"/>
           <w:color w:val="000000"/>
           <w:spacing w:val="1"/>
           <w:sz w:val="12"/>
@@ -3853,8 +3928,7 @@
       </w:r>
       <w:r>
         <w:rPr>
-          <w:rFonts w:ascii="Arial" w:eastAsia="Arial" w:hAnsi="Arial" w:cs="Arial"/>
-          <w:noProof/>
+          <w:rFonts w:eastAsia="Arial" w:cs="Arial" w:ascii="Arial" w:hAnsi="Arial"/>
           <w:color w:val="000000"/>
           <w:spacing w:val="-1"/>
           <w:sz w:val="12"/>
@@ -3864,8 +3938,7 @@
       </w:r>
       <w:r>
         <w:rPr>
-          <w:rFonts w:ascii="Arial" w:eastAsia="Arial" w:hAnsi="Arial" w:cs="Arial"/>
-          <w:noProof/>
+          <w:rFonts w:eastAsia="Arial" w:cs="Arial" w:ascii="Arial" w:hAnsi="Arial"/>
           <w:color w:val="000000"/>
           <w:spacing w:val="-3"/>
           <w:sz w:val="12"/>
@@ -3875,9 +3948,8 @@
       </w:r>
       <w:r>
         <w:rPr>
-          <w:rFonts w:ascii="Arial" w:eastAsia="Arial" w:hAnsi="Arial" w:cs="Arial"/>
-          <w:i/>
-          <w:noProof/>
+          <w:rFonts w:eastAsia="Arial" w:cs="Arial" w:ascii="Arial" w:hAnsi="Arial"/>
+          <w:i/>
           <w:color w:val="000000"/>
           <w:spacing w:val="-1"/>
           <w:sz w:val="12"/>
@@ -3887,9 +3959,8 @@
       </w:r>
       <w:r>
         <w:rPr>
-          <w:rFonts w:ascii="Arial" w:eastAsia="Arial" w:hAnsi="Arial" w:cs="Arial"/>
-          <w:i/>
-          <w:noProof/>
+          <w:rFonts w:eastAsia="Arial" w:cs="Arial" w:ascii="Arial" w:hAnsi="Arial"/>
+          <w:i/>
           <w:color w:val="000000"/>
           <w:spacing w:val="1"/>
           <w:sz w:val="12"/>
@@ -3899,9 +3970,8 @@
       </w:r>
       <w:r>
         <w:rPr>
-          <w:rFonts w:ascii="Arial" w:eastAsia="Arial" w:hAnsi="Arial" w:cs="Arial"/>
-          <w:i/>
-          <w:noProof/>
+          <w:rFonts w:eastAsia="Arial" w:cs="Arial" w:ascii="Arial" w:hAnsi="Arial"/>
+          <w:i/>
           <w:color w:val="000000"/>
           <w:spacing w:val="-1"/>
           <w:sz w:val="12"/>
@@ -3911,9 +3981,8 @@
       </w:r>
       <w:r>
         <w:rPr>
-          <w:rFonts w:ascii="Arial" w:eastAsia="Arial" w:hAnsi="Arial" w:cs="Arial"/>
-          <w:i/>
-          <w:noProof/>
+          <w:rFonts w:eastAsia="Arial" w:cs="Arial" w:ascii="Arial" w:hAnsi="Arial"/>
+          <w:i/>
           <w:color w:val="000000"/>
           <w:sz w:val="12"/>
           <w:szCs w:val="12"/>
@@ -3922,9 +3991,8 @@
       </w:r>
       <w:r>
         <w:rPr>
-          <w:rFonts w:ascii="Arial" w:eastAsia="Arial" w:hAnsi="Arial" w:cs="Arial"/>
-          <w:i/>
-          <w:noProof/>
+          <w:rFonts w:eastAsia="Arial" w:cs="Arial" w:ascii="Arial" w:hAnsi="Arial"/>
+          <w:i/>
           <w:color w:val="000000"/>
           <w:spacing w:val="-1"/>
           <w:sz w:val="12"/>
@@ -3934,9 +4002,8 @@
       </w:r>
       <w:r>
         <w:rPr>
-          <w:rFonts w:ascii="Arial" w:eastAsia="Arial" w:hAnsi="Arial" w:cs="Arial"/>
-          <w:i/>
-          <w:noProof/>
+          <w:rFonts w:eastAsia="Arial" w:cs="Arial" w:ascii="Arial" w:hAnsi="Arial"/>
+          <w:i/>
           <w:color w:val="000000"/>
           <w:sz w:val="12"/>
           <w:szCs w:val="12"/>
@@ -3946,13 +4013,13 @@
     </w:p>
     <w:p>
       <w:pPr>
-        <w:spacing w:before="17" w:after="17" w:line="120" w:lineRule="exact"/>
-        <w:ind w:right="440" w:firstLine="1"/>
-        <w:jc w:val="right"/>
-        <w:rPr>
-          <w:rFonts w:ascii="Arial" w:eastAsia="Arial" w:hAnsi="Arial" w:cs="Arial"/>
-          <w:i/>
-          <w:noProof/>
+        <w:pStyle w:val="Normal"/>
+        <w:spacing w:lineRule="exact" w:line="120" w:before="17" w:after="17"/>
+        <w:ind w:firstLine="1" w:end="440"/>
+        <w:jc w:val="end"/>
+        <w:rPr>
+          <w:rFonts w:ascii="Arial" w:hAnsi="Arial" w:eastAsia="Arial" w:cs="Arial"/>
+          <w:i/>
           <w:color w:val="000000"/>
           <w:sz w:val="12"/>
           <w:szCs w:val="12"/>
@@ -3960,9 +4027,8 @@
       </w:pPr>
       <w:r>
         <w:rPr>
-          <w:rFonts w:ascii="Arial" w:eastAsia="Arial" w:hAnsi="Arial" w:cs="Arial"/>
-          <w:i/>
-          <w:noProof/>
+          <w:rFonts w:eastAsia="Arial" w:cs="Arial" w:ascii="Arial" w:hAnsi="Arial"/>
+          <w:i/>
           <w:color w:val="000000"/>
           <w:sz w:val="12"/>
           <w:szCs w:val="12"/>
@@ -3971,9 +4037,8 @@
       </w:r>
       <w:r>
         <w:rPr>
-          <w:rFonts w:ascii="Arial" w:eastAsia="Arial" w:hAnsi="Arial" w:cs="Arial"/>
-          <w:i/>
-          <w:noProof/>
+          <w:rFonts w:eastAsia="Arial" w:cs="Arial" w:ascii="Arial" w:hAnsi="Arial"/>
+          <w:i/>
           <w:color w:val="000000"/>
           <w:spacing w:val="-1"/>
           <w:sz w:val="12"/>
@@ -3983,9 +4048,8 @@
       </w:r>
       <w:r>
         <w:rPr>
-          <w:rFonts w:ascii="Arial" w:eastAsia="Arial" w:hAnsi="Arial" w:cs="Arial"/>
-          <w:i/>
-          <w:noProof/>
+          <w:rFonts w:eastAsia="Arial" w:cs="Arial" w:ascii="Arial" w:hAnsi="Arial"/>
+          <w:i/>
           <w:color w:val="000000"/>
           <w:spacing w:val="1"/>
           <w:sz w:val="12"/>
@@ -3995,9 +4059,8 @@
       </w:r>
       <w:r>
         <w:rPr>
-          <w:rFonts w:ascii="Arial" w:eastAsia="Arial" w:hAnsi="Arial" w:cs="Arial"/>
-          <w:i/>
-          <w:noProof/>
+          <w:rFonts w:eastAsia="Arial" w:cs="Arial" w:ascii="Arial" w:hAnsi="Arial"/>
+          <w:i/>
           <w:color w:val="000000"/>
           <w:spacing w:val="-1"/>
           <w:sz w:val="12"/>
@@ -4007,9 +4070,8 @@
       </w:r>
       <w:r>
         <w:rPr>
-          <w:rFonts w:ascii="Arial" w:eastAsia="Arial" w:hAnsi="Arial" w:cs="Arial"/>
-          <w:i/>
-          <w:noProof/>
+          <w:rFonts w:eastAsia="Arial" w:cs="Arial" w:ascii="Arial" w:hAnsi="Arial"/>
+          <w:i/>
           <w:color w:val="000000"/>
           <w:sz w:val="12"/>
           <w:szCs w:val="12"/>
@@ -4018,9 +4080,8 @@
       </w:r>
       <w:r>
         <w:rPr>
-          <w:rFonts w:ascii="Arial" w:eastAsia="Arial" w:hAnsi="Arial" w:cs="Arial"/>
-          <w:i/>
-          <w:noProof/>
+          <w:rFonts w:eastAsia="Arial" w:cs="Arial" w:ascii="Arial" w:hAnsi="Arial"/>
+          <w:i/>
           <w:color w:val="000000"/>
           <w:spacing w:val="1"/>
           <w:sz w:val="12"/>
@@ -4030,9 +4091,8 @@
       </w:r>
       <w:r>
         <w:rPr>
-          <w:rFonts w:ascii="Arial" w:eastAsia="Arial" w:hAnsi="Arial" w:cs="Arial"/>
-          <w:i/>
-          <w:noProof/>
+          <w:rFonts w:eastAsia="Arial" w:cs="Arial" w:ascii="Arial" w:hAnsi="Arial"/>
+          <w:i/>
           <w:color w:val="000000"/>
           <w:spacing w:val="-1"/>
           <w:sz w:val="12"/>
@@ -4042,9 +4102,8 @@
       </w:r>
       <w:r>
         <w:rPr>
-          <w:rFonts w:ascii="Arial" w:eastAsia="Arial" w:hAnsi="Arial" w:cs="Arial"/>
-          <w:i/>
-          <w:noProof/>
+          <w:rFonts w:eastAsia="Arial" w:cs="Arial" w:ascii="Arial" w:hAnsi="Arial"/>
+          <w:i/>
           <w:color w:val="000000"/>
           <w:sz w:val="12"/>
           <w:szCs w:val="12"/>
@@ -4053,21 +4112,24 @@
       </w:r>
     </w:p>
     <w:sectPr>
-      <w:type w:val="continuous"/>
+      <w:type w:val="nextPage"/>
       <w:pgSz w:w="11906" w:h="16838"/>
-      <w:pgMar w:top="720" w:right="720" w:bottom="404" w:left="720" w:header="708" w:footer="0" w:gutter="0"/>
-      <w:cols w:space="720"/>
+      <w:pgMar w:left="720" w:right="720" w:gutter="0" w:header="0" w:top="720" w:footer="0" w:bottom="404"/>
+      <w:pgNumType w:fmt="decimal"/>
+      <w:formProt w:val="false"/>
+      <w:textDirection w:val="lrTb"/>
+      <w:docGrid w:type="default" w:linePitch="100" w:charSpace="0"/>
     </w:sectPr>
   </w:body>
 </w:document>
 </file>
 
 <file path=word/styles.xml><?xml version="1.0" encoding="utf-8"?>
-<w:styles xmlns:mc="http://schemas.openxmlformats.org/markup-compatibility/2006" xmlns:r="http://schemas.openxmlformats.org/officeDocument/2006/relationships" xmlns:w="http://schemas.openxmlformats.org/wordprocessingml/2006/main" xmlns:w14="http://schemas.microsoft.com/office/word/2010/wordml" xmlns:w15="http://schemas.microsoft.com/office/word/2012/wordml" xmlns:w16cex="http://schemas.microsoft.com/office/word/2018/wordml/cex" xmlns:w16cid="http://schemas.microsoft.com/office/word/2016/wordml/cid" xmlns:w16="http://schemas.microsoft.com/office/word/2018/wordml" xmlns:w16du="http://schemas.microsoft.com/office/word/2023/wordml/word16du" xmlns:w16sdtdh="http://schemas.microsoft.com/office/word/2020/wordml/sdtdatahash" xmlns:w16sdtfl="http://schemas.microsoft.com/office/word/2024/wordml/sdtformatlock" xmlns:w16se="http://schemas.microsoft.com/office/word/2015/wordml/symex" mc:Ignorable="w14 w15 w16se w16cid w16 w16cex w16sdtdh w16sdtfl w16du">
+<w:styles xmlns:w="http://schemas.openxmlformats.org/wordprocessingml/2006/main" xmlns:w14="http://schemas.microsoft.com/office/word/2010/wordml" xmlns:mc="http://schemas.openxmlformats.org/markup-compatibility/2006" mc:Ignorable="w14">
   <w:docDefaults>
     <w:rPrDefault>
       <w:rPr>
-        <w:rFonts w:asciiTheme="minorHAnsi" w:eastAsiaTheme="minorHAnsi" w:hAnsiTheme="minorHAnsi" w:cstheme="minorBidi"/>
+        <w:rFonts w:ascii="Calibri" w:hAnsi="Calibri" w:eastAsia="Calibri" w:cs="" w:asciiTheme="minorHAnsi" w:cstheme="minorBidi" w:eastAsiaTheme="minorHAnsi" w:hAnsiTheme="minorHAnsi"/>
         <w:sz w:val="22"/>
         <w:szCs w:val="22"/>
         <w:lang w:val="en-US" w:eastAsia="en-US" w:bidi="ar-SA"/>
@@ -4075,23 +4137,21 @@
     </w:rPrDefault>
     <w:pPrDefault>
       <w:pPr>
-        <w:widowControl w:val="0"/>
-        <w:autoSpaceDE w:val="0"/>
-        <w:autoSpaceDN w:val="0"/>
+        <w:suppressAutoHyphens w:val="true"/>
       </w:pPr>
     </w:pPrDefault>
   </w:docDefaults>
   <w:latentStyles w:defLockedState="0" w:defUIPriority="99" w:defSemiHidden="0" w:defUnhideWhenUsed="0" w:defQFormat="0" w:count="376">
     <w:lsdException w:name="Normal" w:uiPriority="0" w:qFormat="1"/>
     <w:lsdException w:name="heading 1" w:uiPriority="9" w:qFormat="1"/>
-    <w:lsdException w:name="heading 2" w:semiHidden="1" w:uiPriority="9" w:unhideWhenUsed="1" w:qFormat="1"/>
-    <w:lsdException w:name="heading 3" w:semiHidden="1" w:uiPriority="9" w:unhideWhenUsed="1" w:qFormat="1"/>
-    <w:lsdException w:name="heading 4" w:semiHidden="1" w:uiPriority="9" w:unhideWhenUsed="1" w:qFormat="1"/>
-    <w:lsdException w:name="heading 5" w:semiHidden="1" w:uiPriority="9" w:unhideWhenUsed="1" w:qFormat="1"/>
-    <w:lsdException w:name="heading 6" w:semiHidden="1" w:uiPriority="9" w:unhideWhenUsed="1" w:qFormat="1"/>
-    <w:lsdException w:name="heading 7" w:semiHidden="1" w:uiPriority="9" w:unhideWhenUsed="1" w:qFormat="1"/>
-    <w:lsdException w:name="heading 8" w:semiHidden="1" w:uiPriority="9" w:unhideWhenUsed="1" w:qFormat="1"/>
-    <w:lsdException w:name="heading 9" w:semiHidden="1" w:uiPriority="9" w:unhideWhenUsed="1" w:qFormat="1"/>
+    <w:lsdException w:name="heading 2" w:uiPriority="9" w:semiHidden="1" w:unhideWhenUsed="1" w:qFormat="1"/>
+    <w:lsdException w:name="heading 3" w:uiPriority="9" w:semiHidden="1" w:unhideWhenUsed="1" w:qFormat="1"/>
+    <w:lsdException w:name="heading 4" w:uiPriority="9" w:semiHidden="1" w:unhideWhenUsed="1" w:qFormat="1"/>
+    <w:lsdException w:name="heading 5" w:uiPriority="9" w:semiHidden="1" w:unhideWhenUsed="1" w:qFormat="1"/>
+    <w:lsdException w:name="heading 6" w:uiPriority="9" w:semiHidden="1" w:unhideWhenUsed="1" w:qFormat="1"/>
+    <w:lsdException w:name="heading 7" w:uiPriority="9" w:semiHidden="1" w:unhideWhenUsed="1" w:qFormat="1"/>
+    <w:lsdException w:name="heading 8" w:uiPriority="9" w:semiHidden="1" w:unhideWhenUsed="1" w:qFormat="1"/>
+    <w:lsdException w:name="heading 9" w:uiPriority="9" w:semiHidden="1" w:unhideWhenUsed="1" w:qFormat="1"/>
     <w:lsdException w:name="index 1" w:semiHidden="1" w:unhideWhenUsed="1"/>
     <w:lsdException w:name="index 2" w:semiHidden="1" w:unhideWhenUsed="1"/>
     <w:lsdException w:name="index 3" w:semiHidden="1" w:unhideWhenUsed="1"/>
@@ -4101,22 +4161,22 @@
     <w:lsdException w:name="index 7" w:semiHidden="1" w:unhideWhenUsed="1"/>
     <w:lsdException w:name="index 8" w:semiHidden="1" w:unhideWhenUsed="1"/>
     <w:lsdException w:name="index 9" w:semiHidden="1" w:unhideWhenUsed="1"/>
-    <w:lsdException w:name="toc 1" w:semiHidden="1" w:uiPriority="39" w:unhideWhenUsed="1"/>
-    <w:lsdException w:name="toc 2" w:semiHidden="1" w:uiPriority="39" w:unhideWhenUsed="1"/>
-    <w:lsdException w:name="toc 3" w:semiHidden="1" w:uiPriority="39" w:unhideWhenUsed="1"/>
-    <w:lsdException w:name="toc 4" w:semiHidden="1" w:uiPriority="39" w:unhideWhenUsed="1"/>
-    <w:lsdException w:name="toc 5" w:semiHidden="1" w:uiPriority="39" w:unhideWhenUsed="1"/>
-    <w:lsdException w:name="toc 6" w:semiHidden="1" w:uiPriority="39" w:unhideWhenUsed="1"/>
-    <w:lsdException w:name="toc 7" w:semiHidden="1" w:uiPriority="39" w:unhideWhenUsed="1"/>
-    <w:lsdException w:name="toc 8" w:semiHidden="1" w:uiPriority="39" w:unhideWhenUsed="1"/>
-    <w:lsdException w:name="toc 9" w:semiHidden="1" w:uiPriority="39" w:unhideWhenUsed="1"/>
+    <w:lsdException w:name="toc 1" w:uiPriority="39" w:semiHidden="1" w:unhideWhenUsed="1"/>
+    <w:lsdException w:name="toc 2" w:uiPriority="39" w:semiHidden="1" w:unhideWhenUsed="1"/>
+    <w:lsdException w:name="toc 3" w:uiPriority="39" w:semiHidden="1" w:unhideWhenUsed="1"/>
+    <w:lsdException w:name="toc 4" w:uiPriority="39" w:semiHidden="1" w:unhideWhenUsed="1"/>
+    <w:lsdException w:name="toc 5" w:uiPriority="39" w:semiHidden="1" w:unhideWhenUsed="1"/>
+    <w:lsdException w:name="toc 6" w:uiPriority="39" w:semiHidden="1" w:unhideWhenUsed="1"/>
+    <w:lsdException w:name="toc 7" w:uiPriority="39" w:semiHidden="1" w:unhideWhenUsed="1"/>
+    <w:lsdException w:name="toc 8" w:uiPriority="39" w:semiHidden="1" w:unhideWhenUsed="1"/>
+    <w:lsdException w:name="toc 9" w:uiPriority="39" w:semiHidden="1" w:unhideWhenUsed="1"/>
     <w:lsdException w:name="Normal Indent" w:semiHidden="1" w:unhideWhenUsed="1"/>
     <w:lsdException w:name="footnote text" w:semiHidden="1" w:unhideWhenUsed="1"/>
     <w:lsdException w:name="annotation text" w:semiHidden="1" w:unhideWhenUsed="1"/>
     <w:lsdException w:name="header" w:semiHidden="1" w:unhideWhenUsed="1"/>
     <w:lsdException w:name="footer" w:semiHidden="1" w:unhideWhenUsed="1"/>
     <w:lsdException w:name="index heading" w:semiHidden="1" w:unhideWhenUsed="1"/>
-    <w:lsdException w:name="caption" w:semiHidden="1" w:uiPriority="35" w:unhideWhenUsed="1" w:qFormat="1"/>
+    <w:lsdException w:name="caption" w:uiPriority="35" w:semiHidden="1" w:unhideWhenUsed="1" w:qFormat="1"/>
     <w:lsdException w:name="table of figures" w:semiHidden="1" w:unhideWhenUsed="1"/>
     <w:lsdException w:name="envelope address" w:semiHidden="1" w:unhideWhenUsed="1"/>
     <w:lsdException w:name="envelope return" w:semiHidden="1" w:unhideWhenUsed="1"/>
@@ -4147,7 +4207,7 @@
     <w:lsdException w:name="Title" w:uiPriority="10" w:qFormat="1"/>
     <w:lsdException w:name="Closing" w:semiHidden="1" w:unhideWhenUsed="1"/>
     <w:lsdException w:name="Signature" w:semiHidden="1" w:unhideWhenUsed="1"/>
-    <w:lsdException w:name="Default Paragraph Font" w:semiHidden="1" w:uiPriority="1" w:unhideWhenUsed="1"/>
+    <w:lsdException w:name="Default Paragraph Font" w:uiPriority="1" w:semiHidden="1" w:unhideWhenUsed="1"/>
     <w:lsdException w:name="Body Text" w:semiHidden="1" w:unhideWhenUsed="1"/>
     <w:lsdException w:name="Body Text Indent" w:semiHidden="1" w:unhideWhenUsed="1"/>
     <w:lsdException w:name="List Continue" w:semiHidden="1" w:unhideWhenUsed="1"/>
@@ -4347,8 +4407,8 @@
     <w:lsdException w:name="Subtle Reference" w:uiPriority="31" w:qFormat="1"/>
     <w:lsdException w:name="Intense Reference" w:uiPriority="32" w:qFormat="1"/>
     <w:lsdException w:name="Book Title" w:uiPriority="33" w:qFormat="1"/>
-    <w:lsdException w:name="Bibliography" w:semiHidden="1" w:uiPriority="37" w:unhideWhenUsed="1"/>
-    <w:lsdException w:name="TOC Heading" w:semiHidden="1" w:uiPriority="39" w:unhideWhenUsed="1" w:qFormat="1"/>
+    <w:lsdException w:name="Bibliography" w:uiPriority="37" w:semiHidden="1" w:unhideWhenUsed="1"/>
+    <w:lsdException w:name="TOC Heading" w:uiPriority="39" w:semiHidden="1" w:unhideWhenUsed="1" w:qFormat="1"/>
     <w:lsdException w:name="Plain Table 1" w:uiPriority="41"/>
     <w:lsdException w:name="Plain Table 2" w:uiPriority="42"/>
     <w:lsdException w:name="Plain Table 3" w:uiPriority="43"/>
@@ -4459,16 +4519,97 @@
     <w:lsdException w:name="Unresolved Mention" w:semiHidden="1" w:unhideWhenUsed="1"/>
     <w:lsdException w:name="Smart Link" w:semiHidden="1" w:unhideWhenUsed="1"/>
   </w:latentStyles>
-  <w:style w:type="paragraph" w:default="1" w:styleId="Normal">
+  <w:style w:type="paragraph" w:styleId="Normal" w:default="1">
     <w:name w:val="Normal"/>
     <w:qFormat/>
-    <w:rsid w:val="0023102B"/>
+    <w:rsid w:val="0023102b"/>
+    <w:pPr>
+      <w:widowControl w:val="false"/>
+      <w:bidi w:val="0"/>
+      <w:spacing w:before="0" w:after="0"/>
+      <w:jc w:val="start"/>
+    </w:pPr>
+    <w:rPr>
+      <w:rFonts w:ascii="Calibri" w:hAnsi="Calibri" w:eastAsia="Calibri" w:cs="" w:asciiTheme="minorHAnsi" w:cstheme="minorBidi" w:eastAsiaTheme="minorHAnsi" w:hAnsiTheme="minorHAnsi"/>
+      <w:color w:val="auto"/>
+      <w:kern w:val="0"/>
+      <w:sz w:val="22"/>
+      <w:szCs w:val="22"/>
+      <w:lang w:val="en-US" w:eastAsia="en-US" w:bidi="ar-SA"/>
+    </w:rPr>
   </w:style>
-  <w:style w:type="character" w:default="1" w:styleId="DefaultParagraphFont">
+  <w:style w:type="character" w:styleId="DefaultParagraphFont" w:default="1">
     <w:name w:val="Default Paragraph Font"/>
     <w:uiPriority w:val="1"/>
     <w:semiHidden/>
     <w:unhideWhenUsed/>
+    <w:qFormat/>
+    <w:rPr/>
+  </w:style>
+  <w:style w:type="paragraph" w:styleId="Heading">
+    <w:name w:val="Heading"/>
+    <w:basedOn w:val="Normal"/>
+    <w:next w:val="BodyText"/>
+    <w:qFormat/>
+    <w:pPr>
+      <w:keepNext w:val="true"/>
+      <w:spacing w:before="240" w:after="120"/>
+    </w:pPr>
+    <w:rPr>
+      <w:rFonts w:ascii="Liberation Sans" w:hAnsi="Liberation Sans" w:eastAsia="Microsoft YaHei" w:cs="Lucida Sans"/>
+      <w:sz w:val="28"/>
+      <w:szCs w:val="28"/>
+    </w:rPr>
+  </w:style>
+  <w:style w:type="paragraph" w:styleId="BodyText">
+    <w:name w:val="Body Text"/>
+    <w:basedOn w:val="Normal"/>
+    <w:pPr>
+      <w:spacing w:lineRule="auto" w:line="276" w:before="0" w:after="140"/>
+    </w:pPr>
+    <w:rPr/>
+  </w:style>
+  <w:style w:type="paragraph" w:styleId="List">
+    <w:name w:val="List"/>
+    <w:basedOn w:val="BodyText"/>
+    <w:pPr/>
+    <w:rPr>
+      <w:rFonts w:cs="Lucida Sans"/>
+    </w:rPr>
+  </w:style>
+  <w:style w:type="paragraph" w:styleId="Caption">
+    <w:name w:val="caption"/>
+    <w:basedOn w:val="Normal"/>
+    <w:qFormat/>
+    <w:pPr>
+      <w:suppressLineNumbers/>
+      <w:spacing w:before="120" w:after="120"/>
+    </w:pPr>
+    <w:rPr>
+      <w:rFonts w:cs="Lucida Sans"/>
+      <w:i/>
+      <w:iCs/>
+      <w:sz w:val="24"/>
+      <w:szCs w:val="24"/>
+    </w:rPr>
+  </w:style>
+  <w:style w:type="paragraph" w:styleId="Index">
+    <w:name w:val="Index"/>
+    <w:basedOn w:val="Normal"/>
+    <w:qFormat/>
+    <w:pPr>
+      <w:suppressLineNumbers/>
+    </w:pPr>
+    <w:rPr>
+      <w:rFonts w:cs="Lucida Sans"/>
+    </w:rPr>
+  </w:style>
+  <w:style w:type="numbering" w:styleId="NoList" w:default="1">
+    <w:name w:val="No List"/>
+    <w:uiPriority w:val="99"/>
+    <w:semiHidden/>
+    <w:unhideWhenUsed/>
+    <w:qFormat/>
   </w:style>
   <w:style w:type="table" w:default="1" w:styleId="TableNormal">
     <w:name w:val="Normal Table"/>
@@ -4476,7 +4617,6 @@
     <w:semiHidden/>
     <w:unhideWhenUsed/>
     <w:tblPr>
-      <w:tblInd w:w="0" w:type="dxa"/>
       <w:tblCellMar>
         <w:top w:w="0" w:type="dxa"/>
         <w:left w:w="108" w:type="dxa"/>
@@ -4485,25 +4625,19 @@
       </w:tblCellMar>
     </w:tblPr>
   </w:style>
-  <w:style w:type="numbering" w:default="1" w:styleId="NoList">
-    <w:name w:val="No List"/>
-    <w:uiPriority w:val="99"/>
-    <w:semiHidden/>
-    <w:unhideWhenUsed/>
-  </w:style>
   <w:style w:type="table" w:styleId="TableGrid">
     <w:name w:val="Table Grid"/>
     <w:basedOn w:val="TableNormal"/>
     <w:uiPriority w:val="39"/>
-    <w:rsid w:val="008E42AD"/>
+    <w:rsid w:val="008e42ad"/>
     <w:tblPr>
       <w:tblBorders>
-        <w:top w:val="single" w:sz="4" w:space="0" w:color="auto"/>
-        <w:left w:val="single" w:sz="4" w:space="0" w:color="auto"/>
-        <w:bottom w:val="single" w:sz="4" w:space="0" w:color="auto"/>
-        <w:right w:val="single" w:sz="4" w:space="0" w:color="auto"/>
-        <w:insideH w:val="single" w:sz="4" w:space="0" w:color="auto"/>
-        <w:insideV w:val="single" w:sz="4" w:space="0" w:color="auto"/>
+        <w:top w:val="single" w:color="auto" w:sz="4" w:space="0"/>
+        <w:left w:val="single" w:color="auto" w:sz="4" w:space="0"/>
+        <w:bottom w:val="single" w:color="auto" w:sz="4" w:space="0"/>
+        <w:right w:val="single" w:color="auto" w:sz="4" w:space="0"/>
+        <w:insideH w:val="single" w:color="auto" w:sz="4" w:space="0"/>
+        <w:insideV w:val="single" w:color="auto" w:sz="4" w:space="0"/>
       </w:tblBorders>
     </w:tblPr>
   </w:style>
@@ -4511,14 +4645,14 @@
 </file>
 
 <file path=word/theme/theme1.xml><?xml version="1.0" encoding="utf-8"?>
-<a:theme xmlns:a="http://schemas.openxmlformats.org/drawingml/2006/main" name="Office Theme">
+<a:theme xmlns:a="http://schemas.openxmlformats.org/drawingml/2006/main" xmlns:r="http://schemas.openxmlformats.org/officeDocument/2006/relationships" name="Office Theme">
   <a:themeElements>
     <a:clrScheme name="Office">
       <a:dk1>
-        <a:sysClr val="windowText" lastClr="000000"/>
+        <a:srgbClr val="000000"/>
       </a:dk1>
       <a:lt1>
-        <a:sysClr val="window" lastClr="FFFFFF"/>
+        <a:srgbClr val="FFFFFF"/>
       </a:lt1>
       <a:dk2>
         <a:srgbClr val="1F497D"/>
@@ -4553,242 +4687,134 @@
     </a:clrScheme>
     <a:fontScheme name="Office">
       <a:majorFont>
-        <a:latin typeface="Cambria"/>
+        <a:latin typeface="Cambria" pitchFamily="0" charset="1"/>
         <a:ea typeface=""/>
         <a:cs typeface=""/>
-        <a:font script="Jpan" typeface="ＭＳ ゴシック"/>
-        <a:font script="Hang" typeface="맑은 고딕"/>
-        <a:font script="Hans" typeface="宋体"/>
-        <a:font script="Hant" typeface="新細明體"/>
-        <a:font script="Arab" typeface="Times New Roman"/>
-        <a:font script="Hebr" typeface="Times New Roman"/>
-        <a:font script="Thai" typeface="Angsana New"/>
-        <a:font script="Ethi" typeface="Nyala"/>
-        <a:font script="Beng" typeface="Vrinda"/>
-        <a:font script="Gujr" typeface="Shruti"/>
-        <a:font script="Khmr" typeface="MoolBoran"/>
-        <a:font script="Knda" typeface="Tunga"/>
-        <a:font script="Guru" typeface="Raavi"/>
-        <a:font script="Cans" typeface="Euphemia"/>
-        <a:font script="Cher" typeface="Plantagenet Cherokee"/>
-        <a:font script="Yiii" typeface="Microsoft Yi Baiti"/>
-        <a:font script="Tibt" typeface="Microsoft Himalaya"/>
-        <a:font script="Thaa" typeface="MV Boli"/>
-        <a:font script="Deva" typeface="Mangal"/>
-        <a:font script="Telu" typeface="Gautami"/>
-        <a:font script="Taml" typeface="Latha"/>
-        <a:font script="Syrc" typeface="Estrangelo Edessa"/>
-        <a:font script="Orya" typeface="Kalinga"/>
-        <a:font script="Mlym" typeface="Kartika"/>
-        <a:font script="Laoo" typeface="DokChampa"/>
-        <a:font script="Sinh" typeface="Iskoola Pota"/>
-        <a:font script="Mong" typeface="Mongolian Baiti"/>
-        <a:font script="Viet" typeface="Times New Roman"/>
-        <a:font script="Uigh" typeface="Microsoft Uighur"/>
       </a:majorFont>
       <a:minorFont>
-        <a:latin typeface="Calibri"/>
+        <a:latin typeface="Calibri" pitchFamily="0" charset="1"/>
         <a:ea typeface=""/>
         <a:cs typeface=""/>
-        <a:font script="Jpan" typeface="ＭＳ 明朝"/>
-        <a:font script="Hang" typeface="맑은 고딕"/>
-        <a:font script="Hans" typeface="宋体"/>
-        <a:font script="Hant" typeface="新細明體"/>
-        <a:font script="Arab" typeface="Arial"/>
-        <a:font script="Hebr" typeface="Arial"/>
-        <a:font script="Thai" typeface="Cordia New"/>
-        <a:font script="Ethi" typeface="Nyala"/>
-        <a:font script="Beng" typeface="Vrinda"/>
-        <a:font script="Gujr" typeface="Shruti"/>
-        <a:font script="Khmr" typeface="DaunPenh"/>
-        <a:font script="Knda" typeface="Tunga"/>
-        <a:font script="Guru" typeface="Raavi"/>
-        <a:font script="Cans" typeface="Euphemia"/>
-        <a:font script="Cher" typeface="Plantagenet Cherokee"/>
-        <a:font script="Yiii" typeface="Microsoft Yi Baiti"/>
-        <a:font script="Tibt" typeface="Microsoft Himalaya"/>
-        <a:font script="Thaa" typeface="MV Boli"/>
-        <a:font script="Deva" typeface="Mangal"/>
-        <a:font script="Telu" typeface="Gautami"/>
-        <a:font script="Taml" typeface="Latha"/>
-        <a:font script="Syrc" typeface="Estrangelo Edessa"/>
-        <a:font script="Orya" typeface="Kalinga"/>
-        <a:font script="Mlym" typeface="Kartika"/>
-        <a:font script="Laoo" typeface="DokChampa"/>
-        <a:font script="Sinh" typeface="Iskoola Pota"/>
-        <a:font script="Mong" typeface="Mongolian Baiti"/>
-        <a:font script="Viet" typeface="Arial"/>
-        <a:font script="Uigh" typeface="Microsoft Uighur"/>
       </a:minorFont>
     </a:fontScheme>
-    <a:fmtScheme name="Office">
+    <a:fmtScheme>
       <a:fillStyleLst>
         <a:solidFill>
           <a:schemeClr val="phClr"/>
         </a:solidFill>
-        <a:gradFill rotWithShape="1">
+        <a:gradFill>
           <a:gsLst>
             <a:gs pos="0">
               <a:schemeClr val="phClr">
                 <a:tint val="50000"/>
-                <a:satMod val="300000"/>
               </a:schemeClr>
             </a:gs>
             <a:gs pos="35000">
               <a:schemeClr val="phClr">
                 <a:tint val="37000"/>
-                <a:satMod val="300000"/>
               </a:schemeClr>
             </a:gs>
             <a:gs pos="100000">
               <a:schemeClr val="phClr">
                 <a:tint val="15000"/>
-                <a:satMod val="350000"/>
               </a:schemeClr>
             </a:gs>
           </a:gsLst>
           <a:lin ang="16200000" scaled="1"/>
+          <a:tileRect l="0" t="0" r="0" b="0"/>
         </a:gradFill>
-        <a:gradFill rotWithShape="1">
+        <a:gradFill>
           <a:gsLst>
             <a:gs pos="0">
               <a:schemeClr val="phClr">
                 <a:shade val="51000"/>
-                <a:satMod val="130000"/>
               </a:schemeClr>
             </a:gs>
             <a:gs pos="80000">
               <a:schemeClr val="phClr">
                 <a:shade val="93000"/>
-                <a:satMod val="130000"/>
               </a:schemeClr>
             </a:gs>
             <a:gs pos="100000">
               <a:schemeClr val="phClr">
                 <a:shade val="94000"/>
-                <a:satMod val="135000"/>
               </a:schemeClr>
             </a:gs>
           </a:gsLst>
           <a:lin ang="16200000" scaled="0"/>
+          <a:tileRect l="0" t="0" r="0" b="0"/>
         </a:gradFill>
       </a:fillStyleLst>
       <a:lnStyleLst>
         <a:ln w="9525" cap="flat" cmpd="sng" algn="ctr">
-          <a:solidFill>
-            <a:schemeClr val="phClr">
-              <a:shade val="95000"/>
-              <a:satMod val="105000"/>
-            </a:schemeClr>
-          </a:solidFill>
           <a:prstDash val="solid"/>
         </a:ln>
         <a:ln w="25400" cap="flat" cmpd="sng" algn="ctr">
-          <a:solidFill>
-            <a:schemeClr val="phClr"/>
-          </a:solidFill>
           <a:prstDash val="solid"/>
         </a:ln>
         <a:ln w="38100" cap="flat" cmpd="sng" algn="ctr">
-          <a:solidFill>
-            <a:schemeClr val="phClr"/>
-          </a:solidFill>
           <a:prstDash val="solid"/>
         </a:ln>
       </a:lnStyleLst>
       <a:effectStyleLst>
         <a:effectStyle>
-          <a:effectLst>
-            <a:outerShdw blurRad="40000" dist="20000" dir="5400000" rotWithShape="0">
-              <a:srgbClr val="000000">
-                <a:alpha val="38000"/>
-              </a:srgbClr>
-            </a:outerShdw>
-          </a:effectLst>
+          <a:effectLst/>
         </a:effectStyle>
         <a:effectStyle>
-          <a:effectLst>
-            <a:outerShdw blurRad="40000" dist="23000" dir="5400000" rotWithShape="0">
-              <a:srgbClr val="000000">
-                <a:alpha val="35000"/>
-              </a:srgbClr>
-            </a:outerShdw>
-          </a:effectLst>
+          <a:effectLst/>
         </a:effectStyle>
         <a:effectStyle>
-          <a:effectLst>
-            <a:outerShdw blurRad="40000" dist="23000" dir="5400000" rotWithShape="0">
-              <a:srgbClr val="000000">
-                <a:alpha val="35000"/>
-              </a:srgbClr>
-            </a:outerShdw>
-          </a:effectLst>
-          <a:scene3d>
-            <a:camera prst="orthographicFront">
-              <a:rot lat="0" lon="0" rev="0"/>
-            </a:camera>
-            <a:lightRig rig="threePt" dir="t">
-              <a:rot lat="0" lon="0" rev="1200000"/>
-            </a:lightRig>
-          </a:scene3d>
-          <a:sp3d>
-            <a:bevelT w="63500" h="25400"/>
-          </a:sp3d>
+          <a:effectLst/>
         </a:effectStyle>
       </a:effectStyleLst>
       <a:bgFillStyleLst>
         <a:solidFill>
           <a:schemeClr val="phClr"/>
         </a:solidFill>
-        <a:gradFill rotWithShape="1">
+        <a:gradFill>
           <a:gsLst>
             <a:gs pos="0">
               <a:schemeClr val="phClr">
                 <a:tint val="40000"/>
-                <a:satMod val="350000"/>
               </a:schemeClr>
             </a:gs>
             <a:gs pos="40000">
               <a:schemeClr val="phClr">
                 <a:tint val="45000"/>
                 <a:shade val="99000"/>
-                <a:satMod val="350000"/>
               </a:schemeClr>
             </a:gs>
             <a:gs pos="100000">
               <a:schemeClr val="phClr">
                 <a:shade val="20000"/>
-                <a:satMod val="255000"/>
               </a:schemeClr>
             </a:gs>
           </a:gsLst>
           <a:path path="circle">
             <a:fillToRect l="50000" t="-80000" r="50000" b="180000"/>
           </a:path>
+          <a:tileRect l="0" t="0" r="0" b="0"/>
         </a:gradFill>
-        <a:gradFill rotWithShape="1">
+        <a:gradFill>
           <a:gsLst>
             <a:gs pos="0">
               <a:schemeClr val="phClr">
                 <a:tint val="80000"/>
-                <a:satMod val="300000"/>
               </a:schemeClr>
             </a:gs>
             <a:gs pos="100000">
               <a:schemeClr val="phClr">
                 <a:shade val="30000"/>
-                <a:satMod val="200000"/>
               </a:schemeClr>
             </a:gs>
           </a:gsLst>
           <a:path path="circle">
             <a:fillToRect l="50000" t="50000" r="50000" b="50000"/>
           </a:path>
+          <a:tileRect l="0" t="0" r="0" b="0"/>
         </a:gradFill>
       </a:bgFillStyleLst>
     </a:fmtScheme>
   </a:themeElements>
-  <a:objectDefaults/>
-  <a:extraClrSchemeLst/>
 </a:theme>
 </file>